--- a/一种支持北斗三号特种终端设备的导航数据编译方法.docx
+++ b/一种支持北斗三号特种终端设备的导航数据编译方法.docx
@@ -15,6 +15,8 @@
           <w:szCs w:val="28"/>
         </w:rPr>
       </w:pPr>
+      <w:bookmarkStart w:id="0" w:name="_GoBack"/>
+      <w:bookmarkEnd w:id="0"/>
       <w:r>
         <w:rPr>
           <w:rFonts w:ascii="仿宋" w:hAnsi="仿宋" w:cs="仿宋" w:eastAsia="仿宋"/>
@@ -278,47 +280,7 @@
                 <w:szCs w:val="28"/>
                 <w:lang w:val="en-US"/>
               </w:rPr>
-              <w:t>一种支持北</w:t>
-            </w:r>
-            <w:r>
-              <w:rPr>
-                <w:rFonts w:ascii="Times New Roman" w:hAnsi="Times New Roman" w:cs="Times New Roman" w:eastAsia="仿宋"/>
-                <w:color w:val="auto"/>
-                <w:kern w:val="0"/>
-                <w:sz w:val="28"/>
-                <w:szCs w:val="28"/>
-                <w:lang w:val="en-US" w:eastAsia="zh-CN" w:bidi="ar-SA"/>
-              </w:rPr>
-              <w:t>斗</w:t>
-            </w:r>
-            <w:r>
-              <w:rPr>
-                <w:rFonts w:eastAsia="仿宋"/>
-                <w:sz w:val="28"/>
-                <w:szCs w:val="28"/>
-                <w:lang w:val="en-US"/>
-              </w:rPr>
-              <w:t>三</w:t>
-            </w:r>
-            <w:r>
-              <w:rPr>
-                <w:rFonts w:ascii="Times New Roman" w:hAnsi="Times New Roman" w:cs="Times New Roman" w:eastAsia="仿宋"/>
-                <w:color w:val="auto"/>
-                <w:kern w:val="0"/>
-                <w:sz w:val="28"/>
-                <w:szCs w:val="28"/>
-                <w:lang w:val="en-US" w:eastAsia="zh-CN" w:bidi="ar-SA"/>
-              </w:rPr>
-              <w:t>号</w:t>
-            </w:r>
-            <w:r>
-              <w:rPr>
-                <w:rFonts w:eastAsia="仿宋"/>
-                <w:sz w:val="28"/>
-                <w:szCs w:val="28"/>
-                <w:lang w:val="en-US"/>
-              </w:rPr>
-              <w:t>特种终端设备的导航数据编译方法</w:t>
+              <w:t>一种支持北斗三号特种终端设备的导航数据编译方法</w:t>
             </w:r>
           </w:p>
         </w:tc>
@@ -589,7 +551,6 @@
                 <w:kern w:val="2"/>
                 <w:sz w:val="28"/>
                 <w:szCs w:val="28"/>
-                <w:lang w:val="en-AU"/>
               </w:rPr>
               <w:t>周建国</w:t>
             </w:r>
@@ -710,19 +671,7 @@
                 <w:sz w:val="28"/>
                 <w:szCs w:val="28"/>
               </w:rPr>
-              <w:t>1</w:t>
-            </w:r>
-            <w:r>
-              <w:rPr>
-                <w:rFonts w:eastAsia="仿宋" w:cs="仿宋" w:ascii="仿宋" w:hAnsi="仿宋"/>
-                <w:b/>
-                <w:color w:val="auto"/>
-                <w:kern w:val="2"/>
-                <w:sz w:val="28"/>
-                <w:szCs w:val="28"/>
-                <w:lang w:val="en-AU" w:eastAsia="zh-CN" w:bidi="ar-SA"/>
-              </w:rPr>
-              <w:t>3126608783</w:t>
+              <w:t>13126608783</w:t>
             </w:r>
           </w:p>
         </w:tc>
@@ -840,19 +789,8 @@
                 <w:kern w:val="2"/>
                 <w:sz w:val="28"/>
                 <w:szCs w:val="28"/>
-                <w:lang w:val="en-AU"/>
               </w:rPr>
-              <w:t>jgaa</w:t>
-            </w:r>
-            <w:r>
-              <w:rPr>
-                <w:rFonts w:eastAsia="仿宋" w:cs="仿宋" w:ascii="仿宋" w:hAnsi="仿宋"/>
-                <w:b/>
-                <w:kern w:val="2"/>
-                <w:sz w:val="28"/>
-                <w:szCs w:val="28"/>
-              </w:rPr>
-              <w:t>@qq.cn</w:t>
+              <w:t>jgaa@qq.cn</w:t>
             </w:r>
           </w:p>
         </w:tc>
@@ -932,47 +870,7 @@
           <w:szCs w:val="28"/>
           <w:lang w:val="en-US"/>
         </w:rPr>
-        <w:t>一种支持北</w:t>
-      </w:r>
-      <w:r>
-        <w:rPr>
-          <w:rFonts w:ascii="Times New Roman" w:hAnsi="Times New Roman" w:cs="Times New Roman" w:eastAsia="仿宋"/>
-          <w:color w:val="auto"/>
-          <w:kern w:val="0"/>
-          <w:sz w:val="28"/>
-          <w:szCs w:val="28"/>
-          <w:lang w:val="en-US" w:eastAsia="zh-CN" w:bidi="ar-SA"/>
-        </w:rPr>
-        <w:t>斗</w:t>
-      </w:r>
-      <w:r>
-        <w:rPr>
-          <w:rFonts w:eastAsia="仿宋"/>
-          <w:sz w:val="28"/>
-          <w:szCs w:val="28"/>
-          <w:lang w:val="en-US"/>
-        </w:rPr>
-        <w:t>三</w:t>
-      </w:r>
-      <w:r>
-        <w:rPr>
-          <w:rFonts w:ascii="Times New Roman" w:hAnsi="Times New Roman" w:cs="Times New Roman" w:eastAsia="仿宋"/>
-          <w:color w:val="auto"/>
-          <w:kern w:val="0"/>
-          <w:sz w:val="28"/>
-          <w:szCs w:val="28"/>
-          <w:lang w:val="en-US" w:eastAsia="zh-CN" w:bidi="ar-SA"/>
-        </w:rPr>
-        <w:t>号</w:t>
-      </w:r>
-      <w:r>
-        <w:rPr>
-          <w:rFonts w:eastAsia="仿宋"/>
-          <w:sz w:val="28"/>
-          <w:szCs w:val="28"/>
-          <w:lang w:val="en-US"/>
-        </w:rPr>
-        <w:t>特种终端设备的导航数据编译方法</w:t>
+        <w:t>一种支持北斗三号特种终端设备的导航数据编译方法</w:t>
       </w:r>
     </w:p>
     <w:p>
@@ -1025,57 +923,8 @@
           <w:rFonts w:ascii="仿宋" w:hAnsi="仿宋" w:cs="仿宋" w:eastAsia="仿宋"/>
           <w:sz w:val="28"/>
           <w:szCs w:val="28"/>
-          <w:lang w:val="en-AU"/>
-        </w:rPr>
-        <w:t>北斗三号</w:t>
-      </w:r>
-      <w:r>
-        <w:rPr>
-          <w:rFonts w:ascii="仿宋" w:hAnsi="仿宋" w:cs="仿宋" w:eastAsia="仿宋"/>
-          <w:sz w:val="28"/>
-          <w:szCs w:val="28"/>
-        </w:rPr>
-        <w:t>导航技术领域</w:t>
-      </w:r>
-      <w:r>
-        <w:rPr>
-          <w:rFonts w:ascii="仿宋" w:hAnsi="仿宋" w:cs="仿宋" w:eastAsia="仿宋"/>
-          <w:sz w:val="28"/>
-          <w:szCs w:val="28"/>
-          <w:lang w:val="en-AU"/>
-        </w:rPr>
-        <w:t>、</w:t>
-      </w:r>
-      <w:r>
-        <w:rPr>
-          <w:rFonts w:ascii="仿宋" w:hAnsi="仿宋" w:cs="仿宋" w:eastAsia="仿宋"/>
-          <w:color w:val="auto"/>
-          <w:kern w:val="0"/>
-          <w:sz w:val="28"/>
-          <w:szCs w:val="28"/>
-          <w:lang w:val="en-AU" w:eastAsia="zh-CN" w:bidi="ar-SA"/>
-        </w:rPr>
-        <w:t>特种</w:t>
-      </w:r>
-      <w:r>
-        <w:rPr>
-          <w:rFonts w:ascii="仿宋" w:hAnsi="仿宋" w:cs="仿宋" w:eastAsia="仿宋"/>
-          <w:sz w:val="28"/>
-          <w:szCs w:val="28"/>
-          <w:lang w:val="en-AU"/>
-        </w:rPr>
-        <w:t>移动终端</w:t>
-      </w:r>
-      <w:r>
-        <w:rPr>
-          <w:rFonts w:ascii="仿宋" w:hAnsi="仿宋" w:cs="仿宋" w:eastAsia="仿宋"/>
-          <w:color w:val="auto"/>
-          <w:kern w:val="0"/>
-          <w:sz w:val="28"/>
-          <w:szCs w:val="28"/>
-          <w:lang w:val="en-AU" w:eastAsia="zh-CN" w:bidi="ar-SA"/>
-        </w:rPr>
-        <w:t>导航数据处理技术领域</w:t>
+        </w:rPr>
+        <w:t>北斗三号导航技术领域、特种移动终端导航数据处理技术领域</w:t>
       </w:r>
     </w:p>
     <w:p>
@@ -1127,154 +976,108 @@
       <w:r>
         <w:rPr>
           <w:rFonts w:ascii="仿宋" w:hAnsi="仿宋" w:cs="仿宋" w:eastAsia="仿宋"/>
-          <w:color w:val="auto"/>
-          <w:kern w:val="0"/>
-          <w:sz w:val="28"/>
-          <w:szCs w:val="28"/>
-          <w:lang w:val="en-US" w:eastAsia="zh-CN" w:bidi="ar-SA"/>
-        </w:rPr>
-        <w:t>北斗三号导航系统是我国自主研发的卫星导航系统第三代，具备高精度、高可靠性等特点，广泛应用于位置服务、导航应用、军事用途、交通运输、灾难应急响应等领域。然而，北斗三号特种终端</w:t>
-      </w:r>
-      <w:r>
-        <w:rPr>
-          <w:rFonts w:ascii="仿宋" w:hAnsi="仿宋" w:cs="仿宋" w:eastAsia="仿宋"/>
-          <w:color w:val="auto"/>
-          <w:kern w:val="0"/>
-          <w:sz w:val="28"/>
-          <w:szCs w:val="28"/>
-          <w:lang w:val="en-US" w:eastAsia="zh-CN" w:bidi="ar-SA"/>
-        </w:rPr>
-        <w:t>设备</w:t>
-      </w:r>
-      <w:r>
-        <w:rPr>
-          <w:rFonts w:ascii="仿宋" w:hAnsi="仿宋" w:cs="仿宋" w:eastAsia="仿宋"/>
-          <w:color w:val="auto"/>
-          <w:kern w:val="0"/>
-          <w:sz w:val="28"/>
-          <w:szCs w:val="28"/>
-          <w:lang w:val="en-US" w:eastAsia="zh-CN" w:bidi="ar-SA"/>
-        </w:rPr>
-        <w:t>的通信环境与传统的</w:t>
-      </w:r>
-      <w:r>
-        <w:rPr>
-          <w:rFonts w:eastAsia="仿宋" w:cs="仿宋" w:ascii="仿宋" w:hAnsi="仿宋"/>
-          <w:color w:val="auto"/>
-          <w:kern w:val="0"/>
-          <w:sz w:val="28"/>
-          <w:szCs w:val="28"/>
-          <w:lang w:val="en-US" w:eastAsia="zh-CN" w:bidi="ar-SA"/>
+          <w:sz w:val="28"/>
+          <w:szCs w:val="28"/>
+          <w:lang w:val="en-US"/>
+        </w:rPr>
+        <w:t>北斗三号导航系统是我国自主研发的卫星导航系统第三代，具备高精度、高可靠性等特点，广泛应用于位置服务、导航应用、军事用途、交通运输、灾难应急响应等领域。然而，北斗三号特种终端设备的通信环境与传统的</w:t>
+      </w:r>
+      <w:r>
+        <w:rPr>
+          <w:rFonts w:eastAsia="仿宋" w:cs="仿宋" w:ascii="仿宋" w:hAnsi="仿宋"/>
+          <w:sz w:val="28"/>
+          <w:szCs w:val="28"/>
+          <w:lang w:val="en-US"/>
         </w:rPr>
         <w:t>3G/4G/5G</w:t>
       </w:r>
       <w:r>
         <w:rPr>
           <w:rFonts w:ascii="仿宋" w:hAnsi="仿宋" w:cs="仿宋" w:eastAsia="仿宋"/>
-          <w:color w:val="auto"/>
-          <w:kern w:val="0"/>
-          <w:sz w:val="28"/>
-          <w:szCs w:val="28"/>
-          <w:lang w:val="en-US" w:eastAsia="zh-CN" w:bidi="ar-SA"/>
-        </w:rPr>
-        <w:t>无线网络存在显著差异：短报文单次传输容量仅为</w:t>
-      </w:r>
-      <w:r>
-        <w:rPr>
-          <w:rFonts w:eastAsia="仿宋" w:cs="仿宋" w:ascii="仿宋" w:hAnsi="仿宋"/>
-          <w:color w:val="auto"/>
-          <w:kern w:val="0"/>
-          <w:sz w:val="28"/>
-          <w:szCs w:val="28"/>
-          <w:lang w:val="en-US" w:eastAsia="zh-CN" w:bidi="ar-SA"/>
-        </w:rPr>
-        <w:t>560</w:t>
-      </w:r>
-      <w:r>
-        <w:rPr>
-          <w:rFonts w:ascii="仿宋" w:hAnsi="仿宋" w:cs="仿宋" w:eastAsia="仿宋"/>
-          <w:color w:val="auto"/>
-          <w:kern w:val="0"/>
-          <w:sz w:val="28"/>
-          <w:szCs w:val="28"/>
-          <w:lang w:val="en-US" w:eastAsia="zh-CN" w:bidi="ar-SA"/>
+          <w:sz w:val="28"/>
+          <w:szCs w:val="28"/>
+          <w:lang w:val="en-US"/>
+        </w:rPr>
+        <w:t>无线网络存在显著差异：短报文单次传输容量最大为</w:t>
+      </w:r>
+      <w:r>
+        <w:rPr>
+          <w:rFonts w:eastAsia="仿宋" w:cs="仿宋" w:ascii="仿宋" w:hAnsi="仿宋"/>
+          <w:sz w:val="28"/>
+          <w:szCs w:val="28"/>
+          <w:lang w:val="en-US"/>
+        </w:rPr>
+        <w:t>14000</w:t>
+      </w:r>
+      <w:r>
+        <w:rPr>
+          <w:rFonts w:ascii="仿宋" w:hAnsi="仿宋" w:cs="仿宋" w:eastAsia="仿宋"/>
+          <w:sz w:val="28"/>
+          <w:szCs w:val="28"/>
+          <w:lang w:val="en-US"/>
         </w:rPr>
         <w:t>比特（约</w:t>
       </w:r>
       <w:r>
         <w:rPr>
           <w:rFonts w:eastAsia="仿宋" w:cs="仿宋" w:ascii="仿宋" w:hAnsi="仿宋"/>
-          <w:color w:val="auto"/>
-          <w:kern w:val="0"/>
-          <w:sz w:val="28"/>
-          <w:szCs w:val="28"/>
-          <w:lang w:val="en-US" w:eastAsia="zh-CN" w:bidi="ar-SA"/>
-        </w:rPr>
-        <w:t>4</w:t>
-      </w:r>
-      <w:r>
-        <w:rPr>
-          <w:rFonts w:eastAsia="仿宋" w:cs="仿宋" w:ascii="仿宋" w:hAnsi="仿宋"/>
-          <w:color w:val="auto"/>
-          <w:kern w:val="0"/>
-          <w:sz w:val="28"/>
-          <w:szCs w:val="28"/>
-          <w:lang w:val="en-US" w:eastAsia="zh-CN" w:bidi="ar-SA"/>
+          <w:sz w:val="28"/>
+          <w:szCs w:val="28"/>
+          <w:lang w:val="en-US"/>
+        </w:rPr>
+        <w:t>100</w:t>
+      </w:r>
+      <w:r>
+        <w:rPr>
+          <w:rFonts w:eastAsia="仿宋" w:cs="仿宋" w:ascii="仿宋" w:hAnsi="仿宋"/>
+          <w:sz w:val="28"/>
+          <w:szCs w:val="28"/>
+          <w:lang w:val="en-US"/>
         </w:rPr>
         <w:t>0</w:t>
       </w:r>
       <w:r>
         <w:rPr>
           <w:rFonts w:ascii="仿宋" w:hAnsi="仿宋" w:cs="仿宋" w:eastAsia="仿宋"/>
-          <w:color w:val="auto"/>
-          <w:kern w:val="0"/>
-          <w:sz w:val="28"/>
-          <w:szCs w:val="28"/>
-          <w:lang w:val="en-US" w:eastAsia="zh-CN" w:bidi="ar-SA"/>
+          <w:sz w:val="28"/>
+          <w:szCs w:val="28"/>
+          <w:lang w:val="en-US"/>
         </w:rPr>
         <w:t>个汉字），通信时效成本较高，卫星信道资源紧张导致实时性受限，同时特种终端设备采用嵌入式处理器，存储空间和内存容量有限。传统的高德导航、百度导航等主流导航软件均基于地面移动通信网络设计，依赖云端实时数据下载，存在数据格式不兼容、依赖网络实时更新机制、无法支持离线导航场景、存储结构不适应北斗三号嵌入式移动终端环境等问题，不能很好地适配北斗三号通信导航系统的离线、高效率、低带宽需求。此外，现有主流导航数据编译方法还存在以下技术问题：数据体积庞大（通常达到数</w:t>
       </w:r>
       <w:r>
         <w:rPr>
           <w:rFonts w:eastAsia="仿宋" w:cs="仿宋" w:ascii="仿宋" w:hAnsi="仿宋"/>
-          <w:color w:val="auto"/>
-          <w:kern w:val="0"/>
-          <w:sz w:val="28"/>
-          <w:szCs w:val="28"/>
-          <w:lang w:val="en-US" w:eastAsia="zh-CN" w:bidi="ar-SA"/>
+          <w:sz w:val="28"/>
+          <w:szCs w:val="28"/>
+          <w:lang w:val="en-US"/>
         </w:rPr>
         <w:t>GB</w:t>
       </w:r>
       <w:r>
         <w:rPr>
           <w:rFonts w:ascii="仿宋" w:hAnsi="仿宋" w:cs="仿宋" w:eastAsia="仿宋"/>
-          <w:color w:val="auto"/>
-          <w:kern w:val="0"/>
-          <w:sz w:val="28"/>
-          <w:szCs w:val="28"/>
-          <w:lang w:val="en-US" w:eastAsia="zh-CN" w:bidi="ar-SA"/>
+          <w:sz w:val="28"/>
+          <w:szCs w:val="28"/>
+          <w:lang w:val="en-US"/>
         </w:rPr>
         <w:t>级别）、查询效率低下（时间复杂度为</w:t>
       </w:r>
       <w:r>
         <w:rPr>
           <w:rFonts w:eastAsia="仿宋" w:cs="仿宋" w:ascii="仿宋" w:hAnsi="仿宋"/>
-          <w:color w:val="auto"/>
-          <w:kern w:val="0"/>
-          <w:sz w:val="28"/>
-          <w:szCs w:val="28"/>
-          <w:lang w:val="en-US" w:eastAsia="zh-CN" w:bidi="ar-SA"/>
+          <w:sz w:val="28"/>
+          <w:szCs w:val="28"/>
+          <w:lang w:val="en-US"/>
         </w:rPr>
         <w:t>O(n)</w:t>
       </w:r>
       <w:r>
         <w:rPr>
           <w:rFonts w:ascii="仿宋" w:hAnsi="仿宋" w:cs="仿宋" w:eastAsia="仿宋"/>
-          <w:color w:val="auto"/>
-          <w:kern w:val="0"/>
-          <w:sz w:val="28"/>
-          <w:szCs w:val="28"/>
-          <w:lang w:val="en-US" w:eastAsia="zh-CN" w:bidi="ar-SA"/>
+          <w:sz w:val="28"/>
+          <w:szCs w:val="28"/>
+          <w:lang w:val="en-US"/>
         </w:rPr>
         <w:t>）、更新困难（需整体替换）、跨区域路径规划复杂（缺乏网格边界拓扑关系管理）。同时，传统导航数据编译多采用二进制数据块加文件索引的方式，编译过程涉及数据结构设计、文件偏移量计算、索引块维护、二进制序列化等复杂技术，对开发人员的专业能力要求较高，技术门槛居高不下，导致中小型团队难以独立完成导航数据的编译工作。因此，亟需一种针对北斗三号特种终端设备设计的导航数据编译方法，以解决上述技术问题，满足北斗三号通信导航系统的特殊需求。</w:t>
       </w:r>
@@ -1329,35 +1132,11 @@
       <w:r>
         <w:rPr>
           <w:rFonts w:ascii="仿宋" w:hAnsi="仿宋" w:cs="仿宋" w:eastAsia="仿宋"/>
-          <w:color w:val="auto"/>
-          <w:kern w:val="0"/>
-          <w:sz w:val="28"/>
-          <w:szCs w:val="28"/>
-          <w:lang w:val="en-US" w:eastAsia="zh-CN" w:bidi="ar-SA"/>
-        </w:rPr>
-        <w:t>本发明的目的有</w:t>
-      </w:r>
-      <w:r>
-        <w:rPr>
-          <w:rFonts w:ascii="仿宋" w:hAnsi="仿宋" w:cs="仿宋" w:eastAsia="仿宋"/>
-          <w:color w:val="auto"/>
-          <w:kern w:val="0"/>
-          <w:sz w:val="28"/>
-          <w:szCs w:val="28"/>
-          <w:lang w:val="en-US" w:eastAsia="zh-CN" w:bidi="ar-SA"/>
-        </w:rPr>
-        <w:t>三</w:t>
-      </w:r>
-      <w:r>
-        <w:rPr>
-          <w:rFonts w:ascii="仿宋" w:hAnsi="仿宋" w:cs="仿宋" w:eastAsia="仿宋"/>
-          <w:color w:val="auto"/>
-          <w:kern w:val="0"/>
-          <w:sz w:val="28"/>
-          <w:szCs w:val="28"/>
-          <w:lang w:val="en-US" w:eastAsia="zh-CN" w:bidi="ar-SA"/>
-        </w:rPr>
-        <w:t>个：</w:t>
+          <w:sz w:val="28"/>
+          <w:szCs w:val="28"/>
+          <w:lang w:val="en-US"/>
+        </w:rPr>
+        <w:t>本发明的目的有三个：</w:t>
       </w:r>
     </w:p>
     <w:p>
@@ -1377,33 +1156,36 @@
       <w:r>
         <w:rPr>
           <w:rFonts w:ascii="仿宋" w:hAnsi="仿宋" w:cs="仿宋" w:eastAsia="仿宋"/>
-          <w:color w:val="auto"/>
-          <w:kern w:val="0"/>
-          <w:sz w:val="28"/>
-          <w:szCs w:val="28"/>
-          <w:lang w:val="en-US" w:eastAsia="zh-CN" w:bidi="ar-SA"/>
-        </w:rPr>
-        <w:t>第一，针对北斗三号特种终端设备面临的通信带宽有限（短报文仅</w:t>
-      </w:r>
-      <w:r>
-        <w:rPr>
-          <w:rFonts w:eastAsia="仿宋" w:cs="仿宋" w:ascii="仿宋" w:hAnsi="仿宋"/>
-          <w:color w:val="auto"/>
-          <w:kern w:val="0"/>
-          <w:sz w:val="28"/>
-          <w:szCs w:val="28"/>
-          <w:lang w:val="en-US" w:eastAsia="zh-CN" w:bidi="ar-SA"/>
-        </w:rPr>
-        <w:t>560</w:t>
-      </w:r>
-      <w:r>
-        <w:rPr>
-          <w:rFonts w:ascii="仿宋" w:hAnsi="仿宋" w:cs="仿宋" w:eastAsia="仿宋"/>
-          <w:color w:val="auto"/>
-          <w:kern w:val="0"/>
-          <w:sz w:val="28"/>
-          <w:szCs w:val="28"/>
-          <w:lang w:val="en-US" w:eastAsia="zh-CN" w:bidi="ar-SA"/>
+          <w:sz w:val="28"/>
+          <w:szCs w:val="28"/>
+          <w:lang w:val="en-US"/>
+        </w:rPr>
+        <w:t>第一，针对北斗三号特种终端设备面临的通信带宽有限（短报文</w:t>
+      </w:r>
+      <w:r>
+        <w:rPr>
+          <w:rFonts w:ascii="仿宋" w:hAnsi="仿宋" w:cs="仿宋" w:eastAsia="仿宋"/>
+          <w:sz w:val="28"/>
+          <w:szCs w:val="28"/>
+          <w:lang w:val="en-US"/>
+        </w:rPr>
+        <w:t>单次最大值为</w:t>
+      </w:r>
+      <w:r>
+        <w:rPr>
+          <w:rFonts w:eastAsia="仿宋" w:cs="仿宋" w:ascii="仿宋" w:hAnsi="仿宋"/>
+          <w:sz w:val="28"/>
+          <w:szCs w:val="28"/>
+          <w:lang w:val="en-US"/>
+        </w:rPr>
+        <w:t>14000</w:t>
+      </w:r>
+      <w:r>
+        <w:rPr>
+          <w:rFonts w:ascii="仿宋" w:hAnsi="仿宋" w:cs="仿宋" w:eastAsia="仿宋"/>
+          <w:sz w:val="28"/>
+          <w:szCs w:val="28"/>
+          <w:lang w:val="en-US"/>
         </w:rPr>
         <w:t>比特）、通信时效成本较高、终端资源受限（存储空间、内存有限）等问题，以及现有导航数据编译方法无法适配北斗三号通信导航系统离线、高效率、低带宽需求的问题，提供一种支持北斗三号特种终端设备的导航数据编译方法。</w:t>
       </w:r>
@@ -1425,33 +1207,27 @@
       <w:r>
         <w:rPr>
           <w:rFonts w:ascii="仿宋" w:hAnsi="仿宋" w:cs="仿宋" w:eastAsia="仿宋"/>
-          <w:color w:val="auto"/>
-          <w:kern w:val="0"/>
-          <w:sz w:val="28"/>
-          <w:szCs w:val="28"/>
-          <w:lang w:val="en-US" w:eastAsia="zh-CN" w:bidi="ar-SA"/>
+          <w:sz w:val="28"/>
+          <w:szCs w:val="28"/>
+          <w:lang w:val="en-US"/>
         </w:rPr>
         <w:t>第二，通过网格化数据组织与</w:t>
       </w:r>
       <w:r>
         <w:rPr>
           <w:rFonts w:eastAsia="仿宋" w:cs="仿宋" w:ascii="仿宋" w:hAnsi="仿宋"/>
-          <w:color w:val="auto"/>
-          <w:kern w:val="0"/>
-          <w:sz w:val="28"/>
-          <w:szCs w:val="28"/>
-          <w:lang w:val="en-US" w:eastAsia="zh-CN" w:bidi="ar-SA"/>
+          <w:sz w:val="28"/>
+          <w:szCs w:val="28"/>
+          <w:lang w:val="en-US"/>
         </w:rPr>
         <w:t>SQLite</w:t>
       </w:r>
       <w:r>
         <w:rPr>
           <w:rFonts w:ascii="仿宋" w:hAnsi="仿宋" w:cs="仿宋" w:eastAsia="仿宋"/>
-          <w:color w:val="auto"/>
-          <w:kern w:val="0"/>
-          <w:sz w:val="28"/>
-          <w:szCs w:val="28"/>
-          <w:lang w:val="en-US" w:eastAsia="zh-CN" w:bidi="ar-SA"/>
+          <w:sz w:val="28"/>
+          <w:szCs w:val="28"/>
+          <w:lang w:val="en-US"/>
         </w:rPr>
         <w:t>轻量级存储，实现导航数据的高效存储、快速检索与增量更新。</w:t>
       </w:r>
@@ -1473,33 +1249,27 @@
       <w:r>
         <w:rPr>
           <w:rFonts w:ascii="仿宋" w:hAnsi="仿宋" w:cs="仿宋" w:eastAsia="仿宋"/>
-          <w:color w:val="auto"/>
-          <w:kern w:val="0"/>
-          <w:sz w:val="28"/>
-          <w:szCs w:val="28"/>
-          <w:lang w:val="en-US" w:eastAsia="zh-CN" w:bidi="ar-SA"/>
+          <w:sz w:val="28"/>
+          <w:szCs w:val="28"/>
+          <w:lang w:val="en-US"/>
         </w:rPr>
         <w:t>第三，通过采用</w:t>
       </w:r>
       <w:r>
         <w:rPr>
           <w:rFonts w:eastAsia="仿宋" w:cs="仿宋" w:ascii="仿宋" w:hAnsi="仿宋"/>
-          <w:color w:val="auto"/>
-          <w:kern w:val="0"/>
-          <w:sz w:val="28"/>
-          <w:szCs w:val="28"/>
-          <w:lang w:val="en-US" w:eastAsia="zh-CN" w:bidi="ar-SA"/>
+          <w:sz w:val="28"/>
+          <w:szCs w:val="28"/>
+          <w:lang w:val="en-US"/>
         </w:rPr>
         <w:t>SQLite</w:t>
       </w:r>
       <w:r>
         <w:rPr>
           <w:rFonts w:ascii="仿宋" w:hAnsi="仿宋" w:cs="仿宋" w:eastAsia="仿宋"/>
-          <w:color w:val="auto"/>
-          <w:kern w:val="0"/>
-          <w:sz w:val="28"/>
-          <w:szCs w:val="28"/>
-          <w:lang w:val="en-US" w:eastAsia="zh-CN" w:bidi="ar-SA"/>
+          <w:sz w:val="28"/>
+          <w:szCs w:val="28"/>
+          <w:lang w:val="en-US"/>
         </w:rPr>
         <w:t>数据库替代传统二进制数据块加文件索引的编译方式，大幅降低导航数据编译工作的技术门槛，使中小型团队也能够独立完成导航数据的编译与维护。</w:t>
       </w:r>
@@ -1590,9 +1360,80 @@
           <w:sz w:val="28"/>
           <w:szCs w:val="28"/>
         </w:rPr>
-        <w:t>入库、索引创建与性能优化、增量更新</w:t>
-      </w:r>
-      <w:r>
+        <w:t>入库、索引创建与性能优化、增量更新与维护。图</w:t>
+      </w:r>
+      <w:r>
+        <w:rPr>
+          <w:rFonts w:eastAsia="仿宋" w:cs="仿宋" w:ascii="仿宋" w:hAnsi="仿宋"/>
+          <w:sz w:val="28"/>
+          <w:szCs w:val="28"/>
+        </w:rPr>
+        <w:t>1</w:t>
+      </w:r>
+      <w:r>
+        <w:rPr>
+          <w:rFonts w:ascii="仿宋" w:hAnsi="仿宋" w:cs="仿宋" w:eastAsia="仿宋"/>
+          <w:sz w:val="28"/>
+          <w:szCs w:val="28"/>
+        </w:rPr>
+        <w:t>为技术流程图，下面将详细列出关键步骤：</w:t>
+      </w:r>
+    </w:p>
+    <w:p>
+      <w:pPr>
+        <w:pStyle w:val="11"/>
+        <w:spacing w:lineRule="auto" w:line="360"/>
+        <w:ind w:firstLine="560"/>
+        <w:rPr>
+          <w:rFonts w:ascii="仿宋" w:hAnsi="仿宋" w:eastAsia="仿宋" w:cs="仿宋"/>
+          <w:sz w:val="28"/>
+          <w:szCs w:val="28"/>
+        </w:rPr>
+      </w:pPr>
+      <w:r>
+        <w:rPr>
+          <w:rFonts w:eastAsia="仿宋" w:cs="仿宋" w:ascii="仿宋" w:hAnsi="仿宋"/>
+          <w:sz w:val="28"/>
+          <w:szCs w:val="28"/>
+        </w:rPr>
+      </w:r>
+    </w:p>
+    <w:p>
+      <w:pPr>
+        <w:pStyle w:val="11"/>
+        <w:spacing w:lineRule="auto" w:line="360"/>
+        <w:ind w:firstLine="560"/>
+        <w:rPr>
+          <w:rFonts w:ascii="仿宋" w:hAnsi="仿宋" w:eastAsia="仿宋" w:cs="仿宋"/>
+          <w:sz w:val="28"/>
+          <w:szCs w:val="28"/>
+        </w:rPr>
+      </w:pPr>
+      <w:r>
+        <w:rPr>
+          <w:rFonts w:eastAsia="仿宋" w:cs="仿宋" w:ascii="仿宋" w:hAnsi="仿宋"/>
+          <w:sz w:val="28"/>
+          <w:szCs w:val="28"/>
+        </w:rPr>
+      </w:r>
+    </w:p>
+    <w:p>
+      <w:pPr>
+        <w:pStyle w:val="11"/>
+        <w:spacing w:lineRule="auto" w:line="360"/>
+        <w:ind w:firstLine="560"/>
+        <w:rPr>
+          <w:rFonts w:ascii="仿宋" w:hAnsi="仿宋" w:eastAsia="仿宋" w:cs="仿宋"/>
+          <w:sz w:val="28"/>
+          <w:szCs w:val="28"/>
+        </w:rPr>
+      </w:pPr>
+      <w:r>
+        <w:rPr>
+          <w:rFonts w:eastAsia="仿宋" w:cs="仿宋" w:ascii="仿宋" w:hAnsi="仿宋"/>
+          <w:sz w:val="28"/>
+          <w:szCs w:val="28"/>
+        </w:rPr>
         <w:drawing>
           <wp:anchor behindDoc="0" distT="0" distB="0" distL="0" distR="0" simplePos="0" locked="0" layoutInCell="0" allowOverlap="1" relativeHeight="2">
             <wp:simplePos x="0" y="0"/>
@@ -1600,9 +1441,9 @@
               <wp:align>center</wp:align>
             </wp:positionH>
             <wp:positionV relativeFrom="paragraph">
-              <wp:posOffset>2137410</wp:posOffset>
+              <wp:posOffset>17145</wp:posOffset>
             </wp:positionV>
-            <wp:extent cx="3368040" cy="7567295"/>
+            <wp:extent cx="3169920" cy="7121525"/>
             <wp:effectExtent l="0" t="0" r="0" b="0"/>
             <wp:wrapSquare wrapText="largest"/>
             <wp:docPr id="1" name="图像1" descr=""/>
@@ -1627,7 +1468,7 @@
                   <pic:spPr bwMode="auto">
                     <a:xfrm>
                       <a:off x="0" y="0"/>
-                      <a:ext cx="3368040" cy="7567295"/>
+                      <a:ext cx="3169920" cy="7121525"/>
                     </a:xfrm>
                     <a:prstGeom prst="rect">
                       <a:avLst/>
@@ -1639,30 +1480,6 @@
           </wp:anchor>
         </w:drawing>
       </w:r>
-      <w:r>
-        <w:rPr>
-          <w:rFonts w:ascii="仿宋" w:hAnsi="仿宋" w:cs="仿宋" w:eastAsia="仿宋"/>
-          <w:sz w:val="28"/>
-          <w:szCs w:val="28"/>
-        </w:rPr>
-        <w:t>与维护。图</w:t>
-      </w:r>
-      <w:r>
-        <w:rPr>
-          <w:rFonts w:eastAsia="仿宋" w:cs="仿宋" w:ascii="仿宋" w:hAnsi="仿宋"/>
-          <w:sz w:val="28"/>
-          <w:szCs w:val="28"/>
-        </w:rPr>
-        <w:t>1</w:t>
-      </w:r>
-      <w:r>
-        <w:rPr>
-          <w:rFonts w:ascii="仿宋" w:hAnsi="仿宋" w:cs="仿宋" w:eastAsia="仿宋"/>
-          <w:sz w:val="28"/>
-          <w:szCs w:val="28"/>
-        </w:rPr>
-        <w:t>为技术流程图，下面将详细列出关键步骤：</w:t>
-      </w:r>
     </w:p>
     <w:p>
       <w:pPr>
@@ -1676,7 +1493,11 @@
         </w:rPr>
       </w:pPr>
       <w:r>
-        <w:rPr/>
+        <w:rPr>
+          <w:rFonts w:eastAsia="仿宋" w:cs="仿宋" w:ascii="仿宋" w:hAnsi="仿宋"/>
+          <w:sz w:val="28"/>
+          <w:szCs w:val="28"/>
+        </w:rPr>
       </w:r>
     </w:p>
     <w:p>
@@ -1691,7 +1512,11 @@
         </w:rPr>
       </w:pPr>
       <w:r>
-        <w:rPr/>
+        <w:rPr>
+          <w:rFonts w:eastAsia="仿宋" w:cs="仿宋" w:ascii="仿宋" w:hAnsi="仿宋"/>
+          <w:sz w:val="28"/>
+          <w:szCs w:val="28"/>
+        </w:rPr>
       </w:r>
     </w:p>
     <w:p>
@@ -1706,7 +1531,11 @@
         </w:rPr>
       </w:pPr>
       <w:r>
-        <w:rPr/>
+        <w:rPr>
+          <w:rFonts w:eastAsia="仿宋" w:cs="仿宋" w:ascii="仿宋" w:hAnsi="仿宋"/>
+          <w:sz w:val="28"/>
+          <w:szCs w:val="28"/>
+        </w:rPr>
       </w:r>
     </w:p>
     <w:p>
@@ -1721,52 +1550,11 @@
         </w:rPr>
       </w:pPr>
       <w:r>
-        <w:rPr/>
-      </w:r>
-    </w:p>
-    <w:p>
-      <w:pPr>
-        <w:pStyle w:val="11"/>
-        <w:spacing w:lineRule="auto" w:line="360"/>
-        <w:ind w:firstLine="560"/>
-        <w:rPr>
-          <w:rFonts w:ascii="仿宋" w:hAnsi="仿宋" w:eastAsia="仿宋" w:cs="仿宋"/>
-          <w:sz w:val="28"/>
-          <w:szCs w:val="28"/>
-        </w:rPr>
-      </w:pPr>
-      <w:r>
-        <w:rPr/>
-      </w:r>
-    </w:p>
-    <w:p>
-      <w:pPr>
-        <w:pStyle w:val="11"/>
-        <w:spacing w:lineRule="auto" w:line="360"/>
-        <w:ind w:firstLine="560"/>
-        <w:rPr>
-          <w:rFonts w:ascii="仿宋" w:hAnsi="仿宋" w:eastAsia="仿宋" w:cs="仿宋"/>
-          <w:sz w:val="28"/>
-          <w:szCs w:val="28"/>
-        </w:rPr>
-      </w:pPr>
-      <w:r>
-        <w:rPr/>
-      </w:r>
-    </w:p>
-    <w:p>
-      <w:pPr>
-        <w:pStyle w:val="11"/>
-        <w:spacing w:lineRule="auto" w:line="360"/>
-        <w:ind w:firstLine="560"/>
-        <w:rPr>
-          <w:rFonts w:ascii="仿宋" w:hAnsi="仿宋" w:eastAsia="仿宋" w:cs="仿宋"/>
-          <w:sz w:val="28"/>
-          <w:szCs w:val="28"/>
-        </w:rPr>
-      </w:pPr>
-      <w:r>
-        <w:rPr/>
+        <w:rPr>
+          <w:rFonts w:eastAsia="仿宋" w:cs="仿宋" w:ascii="仿宋" w:hAnsi="仿宋"/>
+          <w:sz w:val="28"/>
+          <w:szCs w:val="28"/>
+        </w:rPr>
       </w:r>
     </w:p>
     <w:p>
@@ -1911,6 +1699,26 @@
     </w:p>
     <w:p>
       <w:pPr>
+        <w:pStyle w:val="11"/>
+        <w:spacing w:lineRule="auto" w:line="360"/>
+        <w:ind w:hanging="0"/>
+        <w:jc w:val="center"/>
+        <w:rPr>
+          <w:rFonts w:ascii="仿宋" w:hAnsi="仿宋" w:eastAsia="仿宋" w:cs="仿宋"/>
+          <w:sz w:val="28"/>
+          <w:szCs w:val="28"/>
+        </w:rPr>
+      </w:pPr>
+      <w:r>
+        <w:rPr>
+          <w:rFonts w:eastAsia="仿宋" w:cs="仿宋" w:ascii="仿宋" w:hAnsi="仿宋"/>
+          <w:sz w:val="28"/>
+          <w:szCs w:val="28"/>
+        </w:rPr>
+      </w:r>
+    </w:p>
+    <w:p>
+      <w:pPr>
         <w:pStyle w:val="Style51"/>
         <w:spacing w:lineRule="auto" w:line="360"/>
         <w:ind w:hanging="0"/>
@@ -1922,9 +1730,135 @@
       </w:pPr>
       <w:r>
         <w:rPr>
-          <w:rFonts w:ascii="仿宋" w:hAnsi="仿宋" w:cs="仿宋" w:eastAsia="仿宋"/>
+          <w:rFonts w:eastAsia="仿宋" w:cs="仿宋" w:ascii="仿宋" w:hAnsi="仿宋"/>
           <w:szCs w:val="21"/>
         </w:rPr>
+      </w:r>
+    </w:p>
+    <w:p>
+      <w:pPr>
+        <w:pStyle w:val="Style51"/>
+        <w:spacing w:lineRule="auto" w:line="360"/>
+        <w:ind w:hanging="0"/>
+        <w:jc w:val="center"/>
+        <w:rPr>
+          <w:rFonts w:ascii="仿宋" w:hAnsi="仿宋" w:eastAsia="仿宋" w:cs="仿宋"/>
+          <w:szCs w:val="21"/>
+        </w:rPr>
+      </w:pPr>
+      <w:r>
+        <w:rPr>
+          <w:rFonts w:eastAsia="仿宋" w:cs="仿宋" w:ascii="仿宋" w:hAnsi="仿宋"/>
+          <w:szCs w:val="21"/>
+        </w:rPr>
+      </w:r>
+    </w:p>
+    <w:p>
+      <w:pPr>
+        <w:pStyle w:val="Style51"/>
+        <w:spacing w:lineRule="auto" w:line="360"/>
+        <w:ind w:hanging="0"/>
+        <w:jc w:val="center"/>
+        <w:rPr>
+          <w:rFonts w:ascii="仿宋" w:hAnsi="仿宋" w:eastAsia="仿宋" w:cs="仿宋"/>
+          <w:szCs w:val="21"/>
+        </w:rPr>
+      </w:pPr>
+      <w:r>
+        <w:rPr>
+          <w:rFonts w:eastAsia="仿宋" w:cs="仿宋" w:ascii="仿宋" w:hAnsi="仿宋"/>
+          <w:szCs w:val="21"/>
+        </w:rPr>
+      </w:r>
+    </w:p>
+    <w:p>
+      <w:pPr>
+        <w:pStyle w:val="11"/>
+        <w:spacing w:lineRule="auto" w:line="360"/>
+        <w:ind w:hanging="0"/>
+        <w:jc w:val="center"/>
+        <w:rPr>
+          <w:rFonts w:ascii="仿宋" w:hAnsi="仿宋" w:eastAsia="仿宋" w:cs="仿宋"/>
+          <w:szCs w:val="21"/>
+        </w:rPr>
+      </w:pPr>
+      <w:r>
+        <w:rPr>
+          <w:rFonts w:eastAsia="仿宋" w:cs="仿宋" w:ascii="仿宋" w:hAnsi="仿宋"/>
+          <w:szCs w:val="21"/>
+        </w:rPr>
+      </w:r>
+    </w:p>
+    <w:p>
+      <w:pPr>
+        <w:pStyle w:val="11"/>
+        <w:spacing w:lineRule="auto" w:line="360"/>
+        <w:ind w:hanging="0"/>
+        <w:jc w:val="center"/>
+        <w:rPr>
+          <w:rFonts w:ascii="仿宋" w:hAnsi="仿宋" w:eastAsia="仿宋" w:cs="仿宋"/>
+          <w:szCs w:val="21"/>
+        </w:rPr>
+      </w:pPr>
+      <w:r>
+        <w:rPr>
+          <w:rFonts w:eastAsia="仿宋" w:cs="仿宋" w:ascii="仿宋" w:hAnsi="仿宋"/>
+          <w:szCs w:val="21"/>
+        </w:rPr>
+      </w:r>
+    </w:p>
+    <w:p>
+      <w:pPr>
+        <w:pStyle w:val="11"/>
+        <w:spacing w:lineRule="auto" w:line="360"/>
+        <w:ind w:hanging="0"/>
+        <w:jc w:val="center"/>
+        <w:rPr>
+          <w:rFonts w:ascii="仿宋" w:hAnsi="仿宋" w:eastAsia="仿宋" w:cs="仿宋"/>
+          <w:szCs w:val="21"/>
+        </w:rPr>
+      </w:pPr>
+      <w:r>
+        <w:rPr>
+          <w:rFonts w:eastAsia="仿宋" w:cs="仿宋" w:ascii="仿宋" w:hAnsi="仿宋"/>
+          <w:szCs w:val="21"/>
+        </w:rPr>
+      </w:r>
+    </w:p>
+    <w:p>
+      <w:pPr>
+        <w:pStyle w:val="11"/>
+        <w:spacing w:lineRule="auto" w:line="360"/>
+        <w:ind w:hanging="0"/>
+        <w:jc w:val="center"/>
+        <w:rPr>
+          <w:rFonts w:ascii="仿宋" w:hAnsi="仿宋" w:eastAsia="仿宋" w:cs="仿宋"/>
+          <w:szCs w:val="21"/>
+        </w:rPr>
+      </w:pPr>
+      <w:r>
+        <w:rPr>
+          <w:rFonts w:eastAsia="仿宋" w:cs="仿宋" w:ascii="仿宋" w:hAnsi="仿宋"/>
+          <w:szCs w:val="21"/>
+        </w:rPr>
+      </w:r>
+    </w:p>
+    <w:p>
+      <w:pPr>
+        <w:pStyle w:val="Style51"/>
+        <w:spacing w:lineRule="auto" w:line="360"/>
+        <w:ind w:hanging="0"/>
+        <w:jc w:val="center"/>
+        <w:rPr>
+          <w:rFonts w:ascii="仿宋" w:hAnsi="仿宋" w:eastAsia="仿宋" w:cs="仿宋"/>
+          <w:szCs w:val="21"/>
+        </w:rPr>
+      </w:pPr>
+      <w:r>
+        <w:rPr>
+          <w:rFonts w:ascii="仿宋" w:hAnsi="仿宋" w:cs="仿宋" w:eastAsia="仿宋"/>
+          <w:szCs w:val="21"/>
+        </w:rPr>
         <w:t>图</w:t>
       </w:r>
       <w:r>
@@ -1939,43 +1873,25 @@
           <w:rFonts w:ascii="仿宋" w:hAnsi="仿宋" w:cs="仿宋" w:eastAsia="仿宋"/>
           <w:szCs w:val="21"/>
         </w:rPr>
-        <w:t>一种支持北</w:t>
-      </w:r>
-      <w:r>
-        <w:rPr>
-          <w:rFonts w:ascii="仿宋" w:hAnsi="仿宋" w:cs="仿宋" w:eastAsia="仿宋"/>
-          <w:color w:val="auto"/>
-          <w:kern w:val="2"/>
-          <w:sz w:val="21"/>
+        <w:t>一种支持北斗三号特种终端设备的导航数据编译方法</w:t>
+      </w:r>
+    </w:p>
+    <w:p>
+      <w:pPr>
+        <w:pStyle w:val="11"/>
+        <w:spacing w:lineRule="auto" w:line="360"/>
+        <w:ind w:hanging="0"/>
+        <w:jc w:val="center"/>
+        <w:rPr>
+          <w:rFonts w:ascii="仿宋" w:hAnsi="仿宋" w:eastAsia="仿宋" w:cs="仿宋"/>
           <w:szCs w:val="21"/>
-          <w:lang w:val="en-US" w:eastAsia="zh-CN" w:bidi="ar-SA"/>
-        </w:rPr>
-        <w:t>斗</w:t>
-      </w:r>
-      <w:r>
-        <w:rPr>
-          <w:rFonts w:ascii="仿宋" w:hAnsi="仿宋" w:cs="仿宋" w:eastAsia="仿宋"/>
+        </w:rPr>
+      </w:pPr>
+      <w:r>
+        <w:rPr>
+          <w:rFonts w:eastAsia="仿宋" w:cs="仿宋" w:ascii="仿宋" w:hAnsi="仿宋"/>
           <w:szCs w:val="21"/>
         </w:rPr>
-        <w:t>三</w:t>
-      </w:r>
-      <w:r>
-        <w:rPr>
-          <w:rFonts w:ascii="仿宋" w:hAnsi="仿宋" w:cs="仿宋" w:eastAsia="仿宋"/>
-          <w:color w:val="auto"/>
-          <w:kern w:val="2"/>
-          <w:sz w:val="21"/>
-          <w:szCs w:val="21"/>
-          <w:lang w:val="en-US" w:eastAsia="zh-CN" w:bidi="ar-SA"/>
-        </w:rPr>
-        <w:t>号</w:t>
-      </w:r>
-      <w:r>
-        <w:rPr>
-          <w:rFonts w:ascii="仿宋" w:hAnsi="仿宋" w:cs="仿宋" w:eastAsia="仿宋"/>
-          <w:szCs w:val="21"/>
-        </w:rPr>
-        <w:t>特种终端设备的导航数据编译方法</w:t>
       </w:r>
     </w:p>
     <w:p>
@@ -2056,121 +1972,99 @@
       <w:r>
         <w:rPr>
           <w:rFonts w:ascii="仿宋" w:hAnsi="仿宋" w:cs="仿宋" w:eastAsia="仿宋"/>
-          <w:color w:val="auto"/>
-          <w:kern w:val="0"/>
-          <w:sz w:val="28"/>
-          <w:szCs w:val="28"/>
-          <w:lang w:val="en-US" w:eastAsia="zh-CN" w:bidi="ar-SA"/>
+          <w:sz w:val="28"/>
+          <w:szCs w:val="28"/>
+          <w:lang w:val="en-US"/>
         </w:rPr>
         <w:t>本发明采用多源数据整合方法，数据采集来源包括北斗三号原始定位数据、基础测绘成果（</w:t>
       </w:r>
       <w:r>
         <w:rPr>
           <w:rFonts w:eastAsia="仿宋" w:cs="仿宋" w:ascii="仿宋" w:hAnsi="仿宋"/>
-          <w:color w:val="auto"/>
-          <w:kern w:val="0"/>
-          <w:sz w:val="28"/>
-          <w:szCs w:val="28"/>
-          <w:lang w:val="en-US" w:eastAsia="zh-CN" w:bidi="ar-SA"/>
+          <w:sz w:val="28"/>
+          <w:szCs w:val="28"/>
+          <w:lang w:val="en-US"/>
         </w:rPr>
         <w:t>1:5</w:t>
       </w:r>
       <w:r>
         <w:rPr>
           <w:rFonts w:ascii="仿宋" w:hAnsi="仿宋" w:cs="仿宋" w:eastAsia="仿宋"/>
-          <w:color w:val="auto"/>
-          <w:kern w:val="0"/>
-          <w:sz w:val="28"/>
-          <w:szCs w:val="28"/>
-          <w:lang w:val="en-US" w:eastAsia="zh-CN" w:bidi="ar-SA"/>
+          <w:sz w:val="28"/>
+          <w:szCs w:val="28"/>
+          <w:lang w:val="en-US"/>
         </w:rPr>
         <w:t>万、</w:t>
       </w:r>
       <w:r>
         <w:rPr>
           <w:rFonts w:eastAsia="仿宋" w:cs="仿宋" w:ascii="仿宋" w:hAnsi="仿宋"/>
-          <w:color w:val="auto"/>
-          <w:kern w:val="0"/>
-          <w:sz w:val="28"/>
-          <w:szCs w:val="28"/>
-          <w:lang w:val="en-US" w:eastAsia="zh-CN" w:bidi="ar-SA"/>
+          <w:sz w:val="28"/>
+          <w:szCs w:val="28"/>
+          <w:lang w:val="en-US"/>
         </w:rPr>
         <w:t>1:25</w:t>
       </w:r>
       <w:r>
         <w:rPr>
           <w:rFonts w:ascii="仿宋" w:hAnsi="仿宋" w:cs="仿宋" w:eastAsia="仿宋"/>
-          <w:color w:val="auto"/>
-          <w:kern w:val="0"/>
-          <w:sz w:val="28"/>
-          <w:szCs w:val="28"/>
-          <w:lang w:val="en-US" w:eastAsia="zh-CN" w:bidi="ar-SA"/>
+          <w:sz w:val="28"/>
+          <w:szCs w:val="28"/>
+          <w:lang w:val="en-US"/>
         </w:rPr>
         <w:t>万矢量地形图数据）、</w:t>
       </w:r>
       <w:r>
         <w:rPr>
           <w:rFonts w:eastAsia="仿宋" w:cs="仿宋" w:ascii="仿宋" w:hAnsi="仿宋"/>
-          <w:color w:val="auto"/>
-          <w:kern w:val="0"/>
-          <w:sz w:val="28"/>
-          <w:szCs w:val="28"/>
-          <w:lang w:val="en-US" w:eastAsia="zh-CN" w:bidi="ar-SA"/>
+          <w:sz w:val="28"/>
+          <w:szCs w:val="28"/>
+          <w:lang w:val="en-US"/>
         </w:rPr>
         <w:t>GIS</w:t>
       </w:r>
       <w:r>
         <w:rPr>
           <w:rFonts w:ascii="仿宋" w:hAnsi="仿宋" w:cs="仿宋" w:eastAsia="仿宋"/>
-          <w:color w:val="auto"/>
-          <w:kern w:val="0"/>
-          <w:sz w:val="28"/>
-          <w:szCs w:val="28"/>
-          <w:lang w:val="en-US" w:eastAsia="zh-CN" w:bidi="ar-SA"/>
+          <w:sz w:val="28"/>
+          <w:szCs w:val="28"/>
+          <w:lang w:val="en-US"/>
         </w:rPr>
         <w:t>矢量数据（</w:t>
       </w:r>
       <w:r>
         <w:rPr>
           <w:rFonts w:eastAsia="仿宋" w:cs="仿宋" w:ascii="仿宋" w:hAnsi="仿宋"/>
-          <w:color w:val="auto"/>
-          <w:kern w:val="0"/>
-          <w:sz w:val="28"/>
-          <w:szCs w:val="28"/>
-          <w:lang w:val="en-US" w:eastAsia="zh-CN" w:bidi="ar-SA"/>
+          <w:sz w:val="28"/>
+          <w:szCs w:val="28"/>
+          <w:lang w:val="en-US"/>
         </w:rPr>
         <w:t>Shapefile</w:t>
       </w:r>
       <w:r>
         <w:rPr>
           <w:rFonts w:ascii="仿宋" w:hAnsi="仿宋" w:cs="仿宋" w:eastAsia="仿宋"/>
-          <w:color w:val="auto"/>
-          <w:kern w:val="0"/>
-          <w:sz w:val="28"/>
-          <w:szCs w:val="28"/>
-          <w:lang w:val="en-US" w:eastAsia="zh-CN" w:bidi="ar-SA"/>
+          <w:sz w:val="28"/>
+          <w:szCs w:val="28"/>
+          <w:lang w:val="en-US"/>
         </w:rPr>
         <w:t>格式）、</w:t>
       </w:r>
       <w:r>
         <w:rPr>
           <w:rFonts w:eastAsia="仿宋" w:cs="仿宋" w:ascii="仿宋" w:hAnsi="仿宋"/>
-          <w:color w:val="auto"/>
-          <w:kern w:val="0"/>
-          <w:sz w:val="28"/>
-          <w:szCs w:val="28"/>
-          <w:lang w:val="en-US" w:eastAsia="zh-CN" w:bidi="ar-SA"/>
+          <w:sz w:val="28"/>
+          <w:szCs w:val="28"/>
+          <w:lang w:val="en-US"/>
         </w:rPr>
         <w:t>POI</w:t>
       </w:r>
       <w:r>
         <w:rPr>
           <w:rFonts w:ascii="仿宋" w:hAnsi="仿宋" w:cs="仿宋" w:eastAsia="仿宋"/>
-          <w:color w:val="auto"/>
-          <w:kern w:val="0"/>
-          <w:sz w:val="28"/>
-          <w:szCs w:val="28"/>
-          <w:lang w:val="en-US" w:eastAsia="zh-CN" w:bidi="ar-SA"/>
+          <w:sz w:val="28"/>
+          <w:szCs w:val="28"/>
+          <w:lang w:val="en-US"/>
         </w:rPr>
         <w:t>兴趣点文本数据、权威部门发布的道路网数据等。</w:t>
       </w:r>
@@ -2187,121 +2081,99 @@
       <w:r>
         <w:rPr>
           <w:rFonts w:ascii="仿宋" w:hAnsi="仿宋" w:cs="仿宋" w:eastAsia="仿宋"/>
-          <w:color w:val="auto"/>
-          <w:kern w:val="0"/>
-          <w:sz w:val="28"/>
-          <w:szCs w:val="28"/>
-          <w:lang w:val="en-US" w:eastAsia="zh-CN" w:bidi="ar-SA"/>
+          <w:sz w:val="28"/>
+          <w:szCs w:val="28"/>
+          <w:lang w:val="en-US"/>
         </w:rPr>
         <w:t>第一步，进行格式转换，将</w:t>
       </w:r>
       <w:r>
         <w:rPr>
           <w:rFonts w:eastAsia="仿宋" w:cs="仿宋" w:ascii="仿宋" w:hAnsi="仿宋"/>
-          <w:color w:val="auto"/>
-          <w:kern w:val="0"/>
-          <w:sz w:val="28"/>
-          <w:szCs w:val="28"/>
-          <w:lang w:val="en-US" w:eastAsia="zh-CN" w:bidi="ar-SA"/>
+          <w:sz w:val="28"/>
+          <w:szCs w:val="28"/>
+          <w:lang w:val="en-US"/>
         </w:rPr>
         <w:t>SHP</w:t>
       </w:r>
       <w:r>
         <w:rPr>
           <w:rFonts w:ascii="仿宋" w:hAnsi="仿宋" w:cs="仿宋" w:eastAsia="仿宋"/>
-          <w:color w:val="auto"/>
-          <w:kern w:val="0"/>
-          <w:sz w:val="28"/>
-          <w:szCs w:val="28"/>
-          <w:lang w:val="en-US" w:eastAsia="zh-CN" w:bidi="ar-SA"/>
+          <w:sz w:val="28"/>
+          <w:szCs w:val="28"/>
+          <w:lang w:val="en-US"/>
         </w:rPr>
         <w:t>、</w:t>
       </w:r>
       <w:r>
         <w:rPr>
           <w:rFonts w:eastAsia="仿宋" w:cs="仿宋" w:ascii="仿宋" w:hAnsi="仿宋"/>
-          <w:color w:val="auto"/>
-          <w:kern w:val="0"/>
-          <w:sz w:val="28"/>
-          <w:szCs w:val="28"/>
-          <w:lang w:val="en-US" w:eastAsia="zh-CN" w:bidi="ar-SA"/>
+          <w:sz w:val="28"/>
+          <w:szCs w:val="28"/>
+          <w:lang w:val="en-US"/>
         </w:rPr>
         <w:t>KML</w:t>
       </w:r>
       <w:r>
         <w:rPr>
           <w:rFonts w:ascii="仿宋" w:hAnsi="仿宋" w:cs="仿宋" w:eastAsia="仿宋"/>
-          <w:color w:val="auto"/>
-          <w:kern w:val="0"/>
-          <w:sz w:val="28"/>
-          <w:szCs w:val="28"/>
-          <w:lang w:val="en-US" w:eastAsia="zh-CN" w:bidi="ar-SA"/>
+          <w:sz w:val="28"/>
+          <w:szCs w:val="28"/>
+          <w:lang w:val="en-US"/>
         </w:rPr>
         <w:t>、</w:t>
       </w:r>
       <w:r>
         <w:rPr>
           <w:rFonts w:eastAsia="仿宋" w:cs="仿宋" w:ascii="仿宋" w:hAnsi="仿宋"/>
-          <w:color w:val="auto"/>
-          <w:kern w:val="0"/>
-          <w:sz w:val="28"/>
-          <w:szCs w:val="28"/>
-          <w:lang w:val="en-US" w:eastAsia="zh-CN" w:bidi="ar-SA"/>
+          <w:sz w:val="28"/>
+          <w:szCs w:val="28"/>
+          <w:lang w:val="en-US"/>
         </w:rPr>
         <w:t>GeoJSON</w:t>
       </w:r>
       <w:r>
         <w:rPr>
           <w:rFonts w:ascii="仿宋" w:hAnsi="仿宋" w:cs="仿宋" w:eastAsia="仿宋"/>
-          <w:color w:val="auto"/>
-          <w:kern w:val="0"/>
-          <w:sz w:val="28"/>
-          <w:szCs w:val="28"/>
-          <w:lang w:val="en-US" w:eastAsia="zh-CN" w:bidi="ar-SA"/>
+          <w:sz w:val="28"/>
+          <w:szCs w:val="28"/>
+          <w:lang w:val="en-US"/>
         </w:rPr>
         <w:t>等不同来源的</w:t>
       </w:r>
       <w:r>
         <w:rPr>
           <w:rFonts w:eastAsia="仿宋" w:cs="仿宋" w:ascii="仿宋" w:hAnsi="仿宋"/>
-          <w:color w:val="auto"/>
-          <w:kern w:val="0"/>
-          <w:sz w:val="28"/>
-          <w:szCs w:val="28"/>
-          <w:lang w:val="en-US" w:eastAsia="zh-CN" w:bidi="ar-SA"/>
+          <w:sz w:val="28"/>
+          <w:szCs w:val="28"/>
+          <w:lang w:val="en-US"/>
         </w:rPr>
         <w:t>GIS</w:t>
       </w:r>
       <w:r>
         <w:rPr>
           <w:rFonts w:ascii="仿宋" w:hAnsi="仿宋" w:cs="仿宋" w:eastAsia="仿宋"/>
-          <w:color w:val="auto"/>
-          <w:kern w:val="0"/>
-          <w:sz w:val="28"/>
-          <w:szCs w:val="28"/>
-          <w:lang w:val="en-US" w:eastAsia="zh-CN" w:bidi="ar-SA"/>
+          <w:sz w:val="28"/>
+          <w:szCs w:val="28"/>
+          <w:lang w:val="en-US"/>
         </w:rPr>
         <w:t>数据转换为统一中间格式。第二步，进行坐标统一，将所有空间数据坐标系统一转换至</w:t>
       </w:r>
       <w:r>
         <w:rPr>
           <w:rFonts w:eastAsia="仿宋" w:cs="仿宋" w:ascii="仿宋" w:hAnsi="仿宋"/>
-          <w:color w:val="auto"/>
-          <w:kern w:val="0"/>
-          <w:sz w:val="28"/>
-          <w:szCs w:val="28"/>
-          <w:lang w:val="en-US" w:eastAsia="zh-CN" w:bidi="ar-SA"/>
+          <w:sz w:val="28"/>
+          <w:szCs w:val="28"/>
+          <w:lang w:val="en-US"/>
         </w:rPr>
         <w:t>WGS84</w:t>
       </w:r>
       <w:r>
         <w:rPr>
           <w:rFonts w:ascii="仿宋" w:hAnsi="仿宋" w:cs="仿宋" w:eastAsia="仿宋"/>
-          <w:color w:val="auto"/>
-          <w:kern w:val="0"/>
-          <w:sz w:val="28"/>
-          <w:szCs w:val="28"/>
-          <w:lang w:val="en-US" w:eastAsia="zh-CN" w:bidi="ar-SA"/>
+          <w:sz w:val="28"/>
+          <w:szCs w:val="28"/>
+          <w:lang w:val="en-US"/>
         </w:rPr>
         <w:t>坐标系。第三步，进行数据关联，将同一条道路的不同来源数据进行匹配与融合。第四步，进行属性标准化，统一道路等级、名称、宽度等属性的编码标准。</w:t>
       </w:r>
@@ -2337,19 +2209,7 @@
           <w:szCs w:val="28"/>
           <w:lang w:val="en-US"/>
         </w:rPr>
-        <w:t>数据清洗</w:t>
-      </w:r>
-      <w:r>
-        <w:rPr>
-          <w:rFonts w:ascii="仿宋" w:hAnsi="仿宋" w:cs="仿宋" w:eastAsia="仿宋"/>
-          <w:b/>
-          <w:color w:val="auto"/>
-          <w:kern w:val="0"/>
-          <w:sz w:val="28"/>
-          <w:szCs w:val="28"/>
-          <w:lang w:val="en-US" w:eastAsia="zh-CN" w:bidi="ar-SA"/>
-        </w:rPr>
-        <w:t>与拓扑修复</w:t>
+        <w:t>数据清洗与拓扑修复</w:t>
       </w:r>
     </w:p>
     <w:p>
@@ -2426,20 +2286,7 @@
           <w:szCs w:val="28"/>
           <w:lang w:val="en-US"/>
         </w:rPr>
-        <w:t>（三）</w:t>
-      </w:r>
-      <w:r>
-        <w:rPr>
-          <w:rFonts w:ascii="仿宋" w:hAnsi="仿宋" w:cs="仿宋" w:eastAsia="仿宋"/>
-          <w:b/>
-          <w:bCs/>
-          <w:color w:val="auto"/>
-          <w:kern w:val="0"/>
-          <w:sz w:val="28"/>
-          <w:szCs w:val="28"/>
-          <w:lang w:val="en-US" w:eastAsia="zh-CN" w:bidi="ar-SA"/>
-        </w:rPr>
-        <w:t>地理编码与逆地理编码处理</w:t>
+        <w:t>（三）地理编码与逆地理编码处理</w:t>
       </w:r>
     </w:p>
     <w:p>
@@ -2451,26 +2298,17 @@
         <w:jc w:val="both"/>
         <w:rPr>
           <w:rFonts w:ascii="仿宋" w:hAnsi="仿宋" w:eastAsia="仿宋" w:cs="仿宋"/>
-          <w:b w:val="false"/>
-          <w:b w:val="false"/>
-          <w:bCs w:val="false"/>
-          <w:color w:val="auto"/>
-          <w:kern w:val="0"/>
-          <w:sz w:val="28"/>
-          <w:szCs w:val="28"/>
-          <w:lang w:val="en-US" w:eastAsia="zh-CN" w:bidi="ar-SA"/>
-        </w:rPr>
-      </w:pPr>
-      <w:r>
-        <w:rPr>
-          <w:rFonts w:ascii="仿宋" w:hAnsi="仿宋" w:cs="仿宋" w:eastAsia="仿宋"/>
-          <w:b w:val="false"/>
-          <w:bCs w:val="false"/>
-          <w:color w:val="auto"/>
-          <w:kern w:val="0"/>
-          <w:sz w:val="28"/>
-          <w:szCs w:val="28"/>
-          <w:lang w:val="en-US" w:eastAsia="zh-CN" w:bidi="ar-SA"/>
+          <w:sz w:val="28"/>
+          <w:szCs w:val="28"/>
+          <w:lang w:val="en-US"/>
+        </w:rPr>
+      </w:pPr>
+      <w:r>
+        <w:rPr>
+          <w:rFonts w:ascii="仿宋" w:hAnsi="仿宋" w:cs="仿宋" w:eastAsia="仿宋"/>
+          <w:sz w:val="28"/>
+          <w:szCs w:val="28"/>
+          <w:lang w:val="en-US"/>
         </w:rPr>
         <w:t>本发明建立编码处理方法，解决现有技术中地址与坐标无法互转的问题。</w:t>
       </w:r>
@@ -2484,104 +2322,71 @@
         <w:jc w:val="both"/>
         <w:rPr>
           <w:rFonts w:ascii="仿宋" w:hAnsi="仿宋" w:eastAsia="仿宋" w:cs="仿宋"/>
-          <w:b w:val="false"/>
-          <w:b w:val="false"/>
-          <w:bCs w:val="false"/>
-          <w:color w:val="auto"/>
-          <w:kern w:val="0"/>
-          <w:sz w:val="28"/>
-          <w:szCs w:val="28"/>
-          <w:lang w:val="en-US" w:eastAsia="zh-CN" w:bidi="ar-SA"/>
-        </w:rPr>
-      </w:pPr>
-      <w:r>
-        <w:rPr>
-          <w:rFonts w:ascii="仿宋" w:hAnsi="仿宋" w:cs="仿宋" w:eastAsia="仿宋"/>
-          <w:b w:val="false"/>
-          <w:bCs w:val="false"/>
-          <w:color w:val="auto"/>
-          <w:kern w:val="0"/>
-          <w:sz w:val="28"/>
-          <w:szCs w:val="28"/>
-          <w:lang w:val="en-US" w:eastAsia="zh-CN" w:bidi="ar-SA"/>
+          <w:sz w:val="28"/>
+          <w:szCs w:val="28"/>
+          <w:lang w:val="en-US"/>
+        </w:rPr>
+      </w:pPr>
+      <w:r>
+        <w:rPr>
+          <w:rFonts w:ascii="仿宋" w:hAnsi="仿宋" w:cs="仿宋" w:eastAsia="仿宋"/>
+          <w:sz w:val="28"/>
+          <w:szCs w:val="28"/>
+          <w:lang w:val="en-US"/>
         </w:rPr>
         <w:t>第一步，进行地理编码（地址转坐标），包括地址分词（对待编码地址进行分词处理，提取省市区、道路名、门牌号等信息）、道路匹配（根据道路名称在道路表中进行匹配，获取候选道路）、位置精确定位（结合门牌号范围，计算最佳匹配坐标）。第二步，进行逆地理编码（坐标转地址），包括最近道路搜索（在道路表中搜索距离目标点最近的弧段）、匹配容差（设定合理距离阈值，如</w:t>
       </w:r>
       <w:r>
         <w:rPr>
           <w:rFonts w:eastAsia="仿宋" w:cs="仿宋" w:ascii="仿宋" w:hAnsi="仿宋"/>
-          <w:b w:val="false"/>
-          <w:bCs w:val="false"/>
-          <w:color w:val="auto"/>
-          <w:kern w:val="0"/>
-          <w:sz w:val="28"/>
-          <w:szCs w:val="28"/>
-          <w:lang w:val="en-US" w:eastAsia="zh-CN" w:bidi="ar-SA"/>
+          <w:sz w:val="28"/>
+          <w:szCs w:val="28"/>
+          <w:lang w:val="en-US"/>
         </w:rPr>
         <w:t>50</w:t>
       </w:r>
       <w:r>
         <w:rPr>
           <w:rFonts w:ascii="仿宋" w:hAnsi="仿宋" w:cs="仿宋" w:eastAsia="仿宋"/>
-          <w:b w:val="false"/>
-          <w:bCs w:val="false"/>
-          <w:color w:val="auto"/>
-          <w:kern w:val="0"/>
-          <w:sz w:val="28"/>
-          <w:szCs w:val="28"/>
-          <w:lang w:val="en-US" w:eastAsia="zh-CN" w:bidi="ar-SA"/>
+          <w:sz w:val="28"/>
+          <w:szCs w:val="28"/>
+          <w:lang w:val="en-US"/>
         </w:rPr>
         <w:t>米，超过阈值返回失败）、插值计算（基于最近弧段的形状点进行线性插值，获取更精确的位置）、</w:t>
       </w:r>
       <w:r>
         <w:rPr>
           <w:rFonts w:eastAsia="仿宋" w:cs="仿宋" w:ascii="仿宋" w:hAnsi="仿宋"/>
-          <w:b w:val="false"/>
-          <w:bCs w:val="false"/>
-          <w:color w:val="auto"/>
-          <w:kern w:val="0"/>
-          <w:sz w:val="28"/>
-          <w:szCs w:val="28"/>
-          <w:lang w:val="en-US" w:eastAsia="zh-CN" w:bidi="ar-SA"/>
+          <w:sz w:val="28"/>
+          <w:szCs w:val="28"/>
+          <w:lang w:val="en-US"/>
         </w:rPr>
         <w:t>POI</w:t>
       </w:r>
       <w:r>
         <w:rPr>
           <w:rFonts w:ascii="仿宋" w:hAnsi="仿宋" w:cs="仿宋" w:eastAsia="仿宋"/>
-          <w:b w:val="false"/>
-          <w:bCs w:val="false"/>
-          <w:color w:val="auto"/>
-          <w:kern w:val="0"/>
-          <w:sz w:val="28"/>
-          <w:szCs w:val="28"/>
-          <w:lang w:val="en-US" w:eastAsia="zh-CN" w:bidi="ar-SA"/>
+          <w:sz w:val="28"/>
+          <w:szCs w:val="28"/>
+          <w:lang w:val="en-US"/>
         </w:rPr>
         <w:t>关联（搜索周边</w:t>
       </w:r>
       <w:r>
         <w:rPr>
           <w:rFonts w:eastAsia="仿宋" w:cs="仿宋" w:ascii="仿宋" w:hAnsi="仿宋"/>
-          <w:b w:val="false"/>
-          <w:bCs w:val="false"/>
-          <w:color w:val="auto"/>
-          <w:kern w:val="0"/>
-          <w:sz w:val="28"/>
-          <w:szCs w:val="28"/>
-          <w:lang w:val="en-US" w:eastAsia="zh-CN" w:bidi="ar-SA"/>
+          <w:sz w:val="28"/>
+          <w:szCs w:val="28"/>
+          <w:lang w:val="en-US"/>
         </w:rPr>
         <w:t>POI</w:t>
       </w:r>
       <w:r>
         <w:rPr>
           <w:rFonts w:ascii="仿宋" w:hAnsi="仿宋" w:cs="仿宋" w:eastAsia="仿宋"/>
-          <w:b w:val="false"/>
-          <w:bCs w:val="false"/>
-          <w:color w:val="auto"/>
-          <w:kern w:val="0"/>
-          <w:sz w:val="28"/>
-          <w:szCs w:val="28"/>
-          <w:lang w:val="en-US" w:eastAsia="zh-CN" w:bidi="ar-SA"/>
+          <w:sz w:val="28"/>
+          <w:szCs w:val="28"/>
+          <w:lang w:val="en-US"/>
         </w:rPr>
         <w:t>，返回最近的地名或兴趣点信息）。</w:t>
       </w:r>
@@ -2612,20 +2417,7 @@
           <w:szCs w:val="28"/>
           <w:lang w:val="en-US"/>
         </w:rPr>
-        <w:t>（四）</w:t>
-      </w:r>
-      <w:r>
-        <w:rPr>
-          <w:rFonts w:ascii="仿宋" w:hAnsi="仿宋" w:cs="仿宋" w:eastAsia="仿宋"/>
-          <w:b/>
-          <w:bCs/>
-          <w:color w:val="auto"/>
-          <w:kern w:val="0"/>
-          <w:sz w:val="28"/>
-          <w:szCs w:val="28"/>
-          <w:lang w:val="en-US" w:eastAsia="zh-CN" w:bidi="ar-SA"/>
-        </w:rPr>
-        <w:t>网格归属计算与动态分裂</w:t>
+        <w:t>（四）网格归属计算与动态分裂</w:t>
       </w:r>
     </w:p>
     <w:p>
@@ -2644,7 +2436,6 @@
           <w:rFonts w:ascii="仿宋" w:hAnsi="仿宋" w:cs="仿宋" w:eastAsia="仿宋"/>
           <w:sz w:val="28"/>
           <w:szCs w:val="28"/>
-          <w:lang w:val="en-US"/>
         </w:rPr>
         <w:t>本发明采用两级网格体系与动态分裂规则，解决现有技术中数据体积庞大、查询效率低下的问题。</w:t>
       </w:r>
@@ -3393,25 +3184,16 @@
           <w:szCs w:val="28"/>
           <w:lang w:val="en-US"/>
         </w:rPr>
-        <w:t>个二次网格中。阈值确定依据包括：终端内存限制（</w:t>
-      </w:r>
-      <w:r>
-        <w:rPr>
-          <w:rFonts w:ascii="仿宋" w:hAnsi="仿宋" w:cs="仿宋" w:eastAsia="仿宋"/>
-          <w:sz w:val="28"/>
-          <w:szCs w:val="28"/>
-          <w:lang w:val="en-US"/>
-        </w:rPr>
-        <w:t>可用内存通常为</w:t>
-      </w:r>
-      <w:r>
-        <w:rPr>
-          <w:rFonts w:eastAsia="仿宋" w:cs="仿宋" w:ascii="仿宋" w:hAnsi="仿宋"/>
-          <w:sz w:val="28"/>
-          <w:szCs w:val="28"/>
-          <w:lang w:val="en-US"/>
-        </w:rPr>
-        <w:t>256MB-512MB</w:t>
+        <w:t>个二次网格中。阈值确定依据包括：终端设备内存限制（可用内存通常为</w:t>
+      </w:r>
+      <w:r>
+        <w:rPr>
+          <w:rFonts w:eastAsia="仿宋" w:cs="仿宋" w:ascii="仿宋" w:hAnsi="仿宋"/>
+          <w:sz w:val="28"/>
+          <w:szCs w:val="28"/>
+          <w:lang w:val="en-US"/>
+        </w:rPr>
+        <w:t>2GB-8GB</w:t>
       </w:r>
       <w:r>
         <w:rPr>
@@ -3429,7 +3211,7 @@
           <w:szCs w:val="28"/>
           <w:lang w:val="en-US"/>
         </w:rPr>
-        <w:t>2-4MB</w:t>
+        <w:t>256-512MB</w:t>
       </w:r>
       <w:r>
         <w:rPr>
@@ -3776,44 +3558,7 @@
           <w:szCs w:val="28"/>
           <w:lang w:val="en-US"/>
         </w:rPr>
-        <w:t>（</w:t>
-      </w:r>
-      <w:r>
-        <w:rPr>
-          <w:rFonts w:ascii="仿宋" w:hAnsi="仿宋" w:cs="仿宋" w:eastAsia="仿宋"/>
-          <w:b/>
-          <w:bCs/>
-          <w:color w:val="auto"/>
-          <w:kern w:val="0"/>
-          <w:sz w:val="28"/>
-          <w:szCs w:val="28"/>
-          <w:lang w:val="en-US" w:eastAsia="zh-CN" w:bidi="ar-SA"/>
-        </w:rPr>
-        <w:t>五</w:t>
-      </w:r>
-      <w:r>
-        <w:rPr>
-          <w:rFonts w:ascii="仿宋" w:hAnsi="仿宋" w:cs="仿宋" w:eastAsia="仿宋"/>
-          <w:b/>
-          <w:bCs/>
-          <w:sz w:val="28"/>
-          <w:szCs w:val="28"/>
-          <w:lang w:val="en-US"/>
-        </w:rPr>
-        <w:t>）</w:t>
-      </w:r>
-      <w:r>
-        <w:rPr>
-          <w:rFonts w:ascii="仿宋" w:hAnsi="仿宋" w:cs="仿宋" w:eastAsia="仿宋"/>
-          <w:b/>
-          <w:bCs/>
-          <w:color w:val="auto"/>
-          <w:kern w:val="0"/>
-          <w:sz w:val="28"/>
-          <w:szCs w:val="28"/>
-          <w:lang w:val="en-US" w:eastAsia="zh-CN" w:bidi="ar-SA"/>
-        </w:rPr>
-        <w:t>拓扑关系构建</w:t>
+        <w:t>（五）拓扑关系构建</w:t>
       </w:r>
     </w:p>
     <w:p>
@@ -3825,21 +3570,17 @@
         <w:jc w:val="both"/>
         <w:rPr>
           <w:rFonts w:ascii="仿宋" w:hAnsi="仿宋" w:eastAsia="仿宋" w:cs="仿宋"/>
-          <w:color w:val="auto"/>
-          <w:kern w:val="0"/>
-          <w:sz w:val="28"/>
-          <w:szCs w:val="28"/>
-          <w:lang w:val="en-US" w:eastAsia="zh-CN" w:bidi="ar-SA"/>
-        </w:rPr>
-      </w:pPr>
-      <w:r>
-        <w:rPr>
-          <w:rFonts w:ascii="仿宋" w:hAnsi="仿宋" w:cs="仿宋" w:eastAsia="仿宋"/>
-          <w:color w:val="auto"/>
-          <w:kern w:val="0"/>
-          <w:sz w:val="28"/>
-          <w:szCs w:val="28"/>
-          <w:lang w:val="en-US" w:eastAsia="zh-CN" w:bidi="ar-SA"/>
+          <w:sz w:val="28"/>
+          <w:szCs w:val="28"/>
+          <w:lang w:val="en-US"/>
+        </w:rPr>
+      </w:pPr>
+      <w:r>
+        <w:rPr>
+          <w:rFonts w:ascii="仿宋" w:hAnsi="仿宋" w:cs="仿宋" w:eastAsia="仿宋"/>
+          <w:sz w:val="28"/>
+          <w:szCs w:val="28"/>
+          <w:lang w:val="en-US"/>
         </w:rPr>
         <w:t>本发明建立网格边界拓扑关系管理，解决现有技术中跨区域路径规划复杂的问题。</w:t>
       </w:r>
@@ -3853,131 +3594,107 @@
         <w:jc w:val="both"/>
         <w:rPr>
           <w:rFonts w:ascii="仿宋" w:hAnsi="仿宋" w:eastAsia="仿宋" w:cs="仿宋"/>
-          <w:color w:val="auto"/>
-          <w:kern w:val="0"/>
-          <w:sz w:val="28"/>
-          <w:szCs w:val="28"/>
-          <w:lang w:val="en-US" w:eastAsia="zh-CN" w:bidi="ar-SA"/>
-        </w:rPr>
-      </w:pPr>
-      <w:r>
-        <w:rPr>
-          <w:rFonts w:ascii="仿宋" w:hAnsi="仿宋" w:cs="仿宋" w:eastAsia="仿宋"/>
-          <w:color w:val="auto"/>
-          <w:kern w:val="0"/>
-          <w:sz w:val="28"/>
-          <w:szCs w:val="28"/>
-          <w:lang w:val="en-US" w:eastAsia="zh-CN" w:bidi="ar-SA"/>
+          <w:sz w:val="28"/>
+          <w:szCs w:val="28"/>
+          <w:lang w:val="en-US"/>
+        </w:rPr>
+      </w:pPr>
+      <w:r>
+        <w:rPr>
+          <w:rFonts w:ascii="仿宋" w:hAnsi="仿宋" w:cs="仿宋" w:eastAsia="仿宋"/>
+          <w:sz w:val="28"/>
+          <w:szCs w:val="28"/>
+          <w:lang w:val="en-US"/>
         </w:rPr>
         <w:t>第一步，构建网格内拓扑，包括结点关联弧段（遍历弧段表，识别每条弧段的起止结点，填充</w:t>
       </w:r>
       <w:r>
         <w:rPr>
           <w:rFonts w:eastAsia="仿宋" w:cs="仿宋" w:ascii="仿宋" w:hAnsi="仿宋"/>
-          <w:color w:val="auto"/>
-          <w:kern w:val="0"/>
-          <w:sz w:val="28"/>
-          <w:szCs w:val="28"/>
-          <w:lang w:val="en-US" w:eastAsia="zh-CN" w:bidi="ar-SA"/>
+          <w:sz w:val="28"/>
+          <w:szCs w:val="28"/>
+          <w:lang w:val="en-US"/>
         </w:rPr>
         <w:t>node</w:t>
       </w:r>
       <w:r>
         <w:rPr>
           <w:rFonts w:ascii="仿宋" w:hAnsi="仿宋" w:cs="仿宋" w:eastAsia="仿宋"/>
-          <w:color w:val="auto"/>
-          <w:kern w:val="0"/>
-          <w:sz w:val="28"/>
-          <w:szCs w:val="28"/>
-          <w:lang w:val="en-US" w:eastAsia="zh-CN" w:bidi="ar-SA"/>
+          <w:sz w:val="28"/>
+          <w:szCs w:val="28"/>
+          <w:lang w:val="en-US"/>
         </w:rPr>
         <w:t>表的</w:t>
       </w:r>
       <w:r>
         <w:rPr>
           <w:rFonts w:eastAsia="仿宋" w:cs="仿宋" w:ascii="仿宋" w:hAnsi="仿宋"/>
-          <w:color w:val="auto"/>
-          <w:kern w:val="0"/>
-          <w:sz w:val="28"/>
-          <w:szCs w:val="28"/>
-          <w:lang w:val="en-US" w:eastAsia="zh-CN" w:bidi="ar-SA"/>
+          <w:sz w:val="28"/>
+          <w:szCs w:val="28"/>
+          <w:lang w:val="en-US"/>
         </w:rPr>
         <w:t>link_ids</w:t>
       </w:r>
       <w:r>
         <w:rPr>
           <w:rFonts w:ascii="仿宋" w:hAnsi="仿宋" w:cs="仿宋" w:eastAsia="仿宋"/>
-          <w:color w:val="auto"/>
-          <w:kern w:val="0"/>
-          <w:sz w:val="28"/>
-          <w:szCs w:val="28"/>
-          <w:lang w:val="en-US" w:eastAsia="zh-CN" w:bidi="ar-SA"/>
+          <w:sz w:val="28"/>
+          <w:szCs w:val="28"/>
+          <w:lang w:val="en-US"/>
         </w:rPr>
         <w:t>字段）、转向关系提取（分析同一结点的出弧段集合，构建转向连接关系）、禁行规则录入（录入单行道、限行时间等交通限制规则）。第二步，构建跨网格拓扑，包括边界点识别（识别位于网格边界的结点，标记</w:t>
       </w:r>
       <w:r>
         <w:rPr>
           <w:rFonts w:eastAsia="仿宋" w:cs="仿宋" w:ascii="仿宋" w:hAnsi="仿宋"/>
-          <w:color w:val="auto"/>
-          <w:kern w:val="0"/>
-          <w:sz w:val="28"/>
-          <w:szCs w:val="28"/>
-          <w:lang w:val="en-US" w:eastAsia="zh-CN" w:bidi="ar-SA"/>
+          <w:sz w:val="28"/>
+          <w:szCs w:val="28"/>
+          <w:lang w:val="en-US"/>
         </w:rPr>
         <w:t>boundary_flag=1</w:t>
       </w:r>
       <w:r>
         <w:rPr>
           <w:rFonts w:ascii="仿宋" w:hAnsi="仿宋" w:cs="仿宋" w:eastAsia="仿宋"/>
-          <w:color w:val="auto"/>
-          <w:kern w:val="0"/>
-          <w:sz w:val="28"/>
-          <w:szCs w:val="28"/>
-          <w:lang w:val="en-US" w:eastAsia="zh-CN" w:bidi="ar-SA"/>
+          <w:sz w:val="28"/>
+          <w:szCs w:val="28"/>
+          <w:lang w:val="en-US"/>
         </w:rPr>
         <w:t>）、邻接关系记录（在</w:t>
       </w:r>
       <w:r>
         <w:rPr>
           <w:rFonts w:eastAsia="仿宋" w:cs="仿宋" w:ascii="仿宋" w:hAnsi="仿宋"/>
-          <w:color w:val="auto"/>
-          <w:kern w:val="0"/>
-          <w:sz w:val="28"/>
-          <w:szCs w:val="28"/>
-          <w:lang w:val="en-US" w:eastAsia="zh-CN" w:bidi="ar-SA"/>
+          <w:sz w:val="28"/>
+          <w:szCs w:val="28"/>
+          <w:lang w:val="en-US"/>
         </w:rPr>
         <w:t>conn_region</w:t>
       </w:r>
       <w:r>
         <w:rPr>
           <w:rFonts w:ascii="仿宋" w:hAnsi="仿宋" w:cs="仿宋" w:eastAsia="仿宋"/>
-          <w:color w:val="auto"/>
-          <w:kern w:val="0"/>
-          <w:sz w:val="28"/>
-          <w:szCs w:val="28"/>
-          <w:lang w:val="en-US" w:eastAsia="zh-CN" w:bidi="ar-SA"/>
+          <w:sz w:val="28"/>
+          <w:szCs w:val="28"/>
+          <w:lang w:val="en-US"/>
         </w:rPr>
         <w:t>字段记录相邻网格编号，</w:t>
       </w:r>
       <w:r>
         <w:rPr>
           <w:rFonts w:eastAsia="仿宋" w:cs="仿宋" w:ascii="仿宋" w:hAnsi="仿宋"/>
-          <w:color w:val="auto"/>
-          <w:kern w:val="0"/>
-          <w:sz w:val="28"/>
-          <w:szCs w:val="28"/>
-          <w:lang w:val="en-US" w:eastAsia="zh-CN" w:bidi="ar-SA"/>
+          <w:sz w:val="28"/>
+          <w:szCs w:val="28"/>
+          <w:lang w:val="en-US"/>
         </w:rPr>
         <w:t>0-7</w:t>
       </w:r>
       <w:r>
         <w:rPr>
           <w:rFonts w:ascii="仿宋" w:hAnsi="仿宋" w:cs="仿宋" w:eastAsia="仿宋"/>
-          <w:color w:val="auto"/>
-          <w:kern w:val="0"/>
-          <w:sz w:val="28"/>
-          <w:szCs w:val="28"/>
-          <w:lang w:val="en-US" w:eastAsia="zh-CN" w:bidi="ar-SA"/>
+          <w:sz w:val="28"/>
+          <w:szCs w:val="28"/>
+          <w:lang w:val="en-US"/>
         </w:rPr>
         <w:t>方向）、跨网格弧段拆分（将跨越网格边界的弧段拆分为两段，分别存储在对应网格中）。</w:t>
       </w:r>
@@ -4004,11 +3721,9 @@
           <w:rFonts w:ascii="仿宋" w:hAnsi="仿宋" w:cs="仿宋" w:eastAsia="仿宋"/>
           <w:b/>
           <w:bCs/>
-          <w:color w:val="auto"/>
-          <w:kern w:val="0"/>
-          <w:sz w:val="28"/>
-          <w:szCs w:val="28"/>
-          <w:lang w:val="en-US" w:eastAsia="zh-CN" w:bidi="ar-SA"/>
+          <w:sz w:val="28"/>
+          <w:szCs w:val="28"/>
+          <w:lang w:val="en-US"/>
         </w:rPr>
         <w:t>（六）数据格式化与</w:t>
       </w:r>
@@ -4017,11 +3732,9 @@
           <w:rFonts w:eastAsia="仿宋" w:cs="仿宋" w:ascii="仿宋" w:hAnsi="仿宋"/>
           <w:b/>
           <w:bCs/>
-          <w:color w:val="auto"/>
-          <w:kern w:val="0"/>
-          <w:sz w:val="28"/>
-          <w:szCs w:val="28"/>
-          <w:lang w:val="en-US" w:eastAsia="zh-CN" w:bidi="ar-SA"/>
+          <w:sz w:val="28"/>
+          <w:szCs w:val="28"/>
+          <w:lang w:val="en-US"/>
         </w:rPr>
         <w:t>SQLite</w:t>
       </w:r>
@@ -4030,11 +3743,9 @@
           <w:rFonts w:ascii="仿宋" w:hAnsi="仿宋" w:cs="仿宋" w:eastAsia="仿宋"/>
           <w:b/>
           <w:bCs/>
-          <w:color w:val="auto"/>
-          <w:kern w:val="0"/>
-          <w:sz w:val="28"/>
-          <w:szCs w:val="28"/>
-          <w:lang w:val="en-US" w:eastAsia="zh-CN" w:bidi="ar-SA"/>
+          <w:sz w:val="28"/>
+          <w:szCs w:val="28"/>
+          <w:lang w:val="en-US"/>
         </w:rPr>
         <w:t>入库</w:t>
       </w:r>
@@ -4048,104 +3759,71 @@
         <w:jc w:val="both"/>
         <w:rPr>
           <w:rFonts w:ascii="仿宋" w:hAnsi="仿宋" w:eastAsia="仿宋" w:cs="仿宋"/>
-          <w:b w:val="false"/>
-          <w:b w:val="false"/>
-          <w:bCs w:val="false"/>
-          <w:color w:val="auto"/>
-          <w:kern w:val="0"/>
-          <w:sz w:val="28"/>
-          <w:szCs w:val="28"/>
-          <w:lang w:val="en-US" w:eastAsia="zh-CN" w:bidi="ar-SA"/>
-        </w:rPr>
-      </w:pPr>
-      <w:r>
-        <w:rPr>
-          <w:rFonts w:ascii="仿宋" w:hAnsi="仿宋" w:cs="仿宋" w:eastAsia="仿宋"/>
-          <w:b w:val="false"/>
-          <w:bCs w:val="false"/>
-          <w:color w:val="auto"/>
-          <w:kern w:val="0"/>
-          <w:sz w:val="28"/>
-          <w:szCs w:val="28"/>
-          <w:lang w:val="en-US" w:eastAsia="zh-CN" w:bidi="ar-SA"/>
+          <w:sz w:val="28"/>
+          <w:szCs w:val="28"/>
+          <w:lang w:val="en-US"/>
+        </w:rPr>
+      </w:pPr>
+      <w:r>
+        <w:rPr>
+          <w:rFonts w:ascii="仿宋" w:hAnsi="仿宋" w:cs="仿宋" w:eastAsia="仿宋"/>
+          <w:sz w:val="28"/>
+          <w:szCs w:val="28"/>
+          <w:lang w:val="en-US"/>
         </w:rPr>
         <w:t>本发明采用轻量级</w:t>
       </w:r>
       <w:r>
         <w:rPr>
           <w:rFonts w:eastAsia="仿宋" w:cs="仿宋" w:ascii="仿宋" w:hAnsi="仿宋"/>
-          <w:b w:val="false"/>
-          <w:bCs w:val="false"/>
-          <w:color w:val="auto"/>
-          <w:kern w:val="0"/>
-          <w:sz w:val="28"/>
-          <w:szCs w:val="28"/>
-          <w:lang w:val="en-US" w:eastAsia="zh-CN" w:bidi="ar-SA"/>
+          <w:sz w:val="28"/>
+          <w:szCs w:val="28"/>
+          <w:lang w:val="en-US"/>
         </w:rPr>
         <w:t>SQLite</w:t>
       </w:r>
       <w:r>
         <w:rPr>
           <w:rFonts w:ascii="仿宋" w:hAnsi="仿宋" w:cs="仿宋" w:eastAsia="仿宋"/>
-          <w:b w:val="false"/>
-          <w:bCs w:val="false"/>
-          <w:color w:val="auto"/>
-          <w:kern w:val="0"/>
-          <w:sz w:val="28"/>
-          <w:szCs w:val="28"/>
-          <w:lang w:val="en-US" w:eastAsia="zh-CN" w:bidi="ar-SA"/>
-        </w:rPr>
-        <w:t>数据库存储，解决现有技术中存储结构不适应北斗三号嵌入式移动终端环境的问题，同时也大幅降低了导航数据编译工作的技术门槛。与传统二进制数据块加文件索引的编译方式相比，</w:t>
-      </w:r>
-      <w:r>
-        <w:rPr>
-          <w:rFonts w:eastAsia="仿宋" w:cs="仿宋" w:ascii="仿宋" w:hAnsi="仿宋"/>
-          <w:b w:val="false"/>
-          <w:bCs w:val="false"/>
-          <w:color w:val="auto"/>
-          <w:kern w:val="0"/>
-          <w:sz w:val="28"/>
-          <w:szCs w:val="28"/>
-          <w:lang w:val="en-US" w:eastAsia="zh-CN" w:bidi="ar-SA"/>
+          <w:sz w:val="28"/>
+          <w:szCs w:val="28"/>
+          <w:lang w:val="en-US"/>
+        </w:rPr>
+        <w:t>数据库存储，解决现有技术中存储结构不适应北斗三号特种设备环境的问题，同时也大幅降低了导航数据编译工作的技术门槛。与传统二进制数据块加文件索引的编译方式相比，</w:t>
+      </w:r>
+      <w:r>
+        <w:rPr>
+          <w:rFonts w:eastAsia="仿宋" w:cs="仿宋" w:ascii="仿宋" w:hAnsi="仿宋"/>
+          <w:sz w:val="28"/>
+          <w:szCs w:val="28"/>
+          <w:lang w:val="en-US"/>
         </w:rPr>
         <w:t>SQLite</w:t>
       </w:r>
       <w:r>
         <w:rPr>
           <w:rFonts w:ascii="仿宋" w:hAnsi="仿宋" w:cs="仿宋" w:eastAsia="仿宋"/>
-          <w:b w:val="false"/>
-          <w:bCs w:val="false"/>
-          <w:color w:val="auto"/>
-          <w:kern w:val="0"/>
-          <w:sz w:val="28"/>
-          <w:szCs w:val="28"/>
-          <w:lang w:val="en-US" w:eastAsia="zh-CN" w:bidi="ar-SA"/>
+          <w:sz w:val="28"/>
+          <w:szCs w:val="28"/>
+          <w:lang w:val="en-US"/>
         </w:rPr>
         <w:t>提供了成熟的数据库管理机制，开发人员无需关注文件结构设计、偏移量计算、索引维护等底层细节，只需掌握基本的</w:t>
       </w:r>
       <w:r>
         <w:rPr>
           <w:rFonts w:eastAsia="仿宋" w:cs="仿宋" w:ascii="仿宋" w:hAnsi="仿宋"/>
-          <w:b w:val="false"/>
-          <w:bCs w:val="false"/>
-          <w:color w:val="auto"/>
-          <w:kern w:val="0"/>
-          <w:sz w:val="28"/>
-          <w:szCs w:val="28"/>
-          <w:lang w:val="en-US" w:eastAsia="zh-CN" w:bidi="ar-SA"/>
+          <w:sz w:val="28"/>
+          <w:szCs w:val="28"/>
+          <w:lang w:val="en-US"/>
         </w:rPr>
         <w:t>SQL</w:t>
       </w:r>
       <w:r>
         <w:rPr>
           <w:rFonts w:ascii="仿宋" w:hAnsi="仿宋" w:cs="仿宋" w:eastAsia="仿宋"/>
-          <w:b w:val="false"/>
-          <w:bCs w:val="false"/>
-          <w:color w:val="auto"/>
-          <w:kern w:val="0"/>
-          <w:sz w:val="28"/>
-          <w:szCs w:val="28"/>
-          <w:lang w:val="en-US" w:eastAsia="zh-CN" w:bidi="ar-SA"/>
+          <w:sz w:val="28"/>
+          <w:szCs w:val="28"/>
+          <w:lang w:val="en-US"/>
         </w:rPr>
         <w:t>语句即可完成数据入库、查询、更新等操作，使导航数据编译从专业技术人员的专属工作变为普通开发人员也能胜任的常规任务。</w:t>
       </w:r>
@@ -4159,338 +3837,233 @@
         <w:jc w:val="both"/>
         <w:rPr>
           <w:rFonts w:ascii="仿宋" w:hAnsi="仿宋" w:eastAsia="仿宋" w:cs="仿宋"/>
-          <w:b w:val="false"/>
-          <w:b w:val="false"/>
-          <w:bCs w:val="false"/>
-          <w:color w:val="auto"/>
-          <w:kern w:val="0"/>
-          <w:sz w:val="28"/>
-          <w:szCs w:val="28"/>
-          <w:lang w:val="en-US" w:eastAsia="zh-CN" w:bidi="ar-SA"/>
-        </w:rPr>
-      </w:pPr>
-      <w:r>
-        <w:rPr>
-          <w:rFonts w:ascii="仿宋" w:hAnsi="仿宋" w:cs="仿宋" w:eastAsia="仿宋"/>
-          <w:b w:val="false"/>
-          <w:bCs w:val="false"/>
-          <w:color w:val="auto"/>
-          <w:kern w:val="0"/>
-          <w:sz w:val="28"/>
-          <w:szCs w:val="28"/>
-          <w:lang w:val="en-US" w:eastAsia="zh-CN" w:bidi="ar-SA"/>
+          <w:sz w:val="28"/>
+          <w:szCs w:val="28"/>
+          <w:lang w:val="en-US"/>
+        </w:rPr>
+      </w:pPr>
+      <w:r>
+        <w:rPr>
+          <w:rFonts w:ascii="仿宋" w:hAnsi="仿宋" w:cs="仿宋" w:eastAsia="仿宋"/>
+          <w:sz w:val="28"/>
+          <w:szCs w:val="28"/>
+          <w:lang w:val="en-US"/>
         </w:rPr>
         <w:t>第一步，设计数据表结构，包括</w:t>
       </w:r>
       <w:r>
         <w:rPr>
           <w:rFonts w:eastAsia="仿宋" w:cs="仿宋" w:ascii="仿宋" w:hAnsi="仿宋"/>
-          <w:b w:val="false"/>
-          <w:bCs w:val="false"/>
-          <w:color w:val="auto"/>
-          <w:kern w:val="0"/>
-          <w:sz w:val="28"/>
-          <w:szCs w:val="28"/>
-          <w:lang w:val="en-US" w:eastAsia="zh-CN" w:bidi="ar-SA"/>
+          <w:sz w:val="28"/>
+          <w:szCs w:val="28"/>
+          <w:lang w:val="en-US"/>
         </w:rPr>
         <w:t>grid_info</w:t>
       </w:r>
       <w:r>
         <w:rPr>
           <w:rFonts w:ascii="仿宋" w:hAnsi="仿宋" w:cs="仿宋" w:eastAsia="仿宋"/>
-          <w:b w:val="false"/>
-          <w:bCs w:val="false"/>
-          <w:color w:val="auto"/>
-          <w:kern w:val="0"/>
-          <w:sz w:val="28"/>
-          <w:szCs w:val="28"/>
-          <w:lang w:val="en-US" w:eastAsia="zh-CN" w:bidi="ar-SA"/>
+          <w:sz w:val="28"/>
+          <w:szCs w:val="28"/>
+          <w:lang w:val="en-US"/>
         </w:rPr>
         <w:t>表（网格元数据，字段：</w:t>
       </w:r>
       <w:r>
         <w:rPr>
           <w:rFonts w:eastAsia="仿宋" w:cs="仿宋" w:ascii="仿宋" w:hAnsi="仿宋"/>
-          <w:b w:val="false"/>
-          <w:bCs w:val="false"/>
-          <w:color w:val="auto"/>
-          <w:kern w:val="0"/>
-          <w:sz w:val="28"/>
-          <w:szCs w:val="28"/>
-          <w:lang w:val="en-US" w:eastAsia="zh-CN" w:bidi="ar-SA"/>
+          <w:sz w:val="28"/>
+          <w:szCs w:val="28"/>
+          <w:lang w:val="en-US"/>
         </w:rPr>
         <w:t>grid_id, level, min_lon, min_lat, max_lon, max_lat, road_count, node_count, link_count</w:t>
       </w:r>
       <w:r>
         <w:rPr>
           <w:rFonts w:ascii="仿宋" w:hAnsi="仿宋" w:cs="仿宋" w:eastAsia="仿宋"/>
-          <w:b w:val="false"/>
-          <w:bCs w:val="false"/>
-          <w:color w:val="auto"/>
-          <w:kern w:val="0"/>
-          <w:sz w:val="28"/>
-          <w:szCs w:val="28"/>
-          <w:lang w:val="en-US" w:eastAsia="zh-CN" w:bidi="ar-SA"/>
+          <w:sz w:val="28"/>
+          <w:szCs w:val="28"/>
+          <w:lang w:val="en-US"/>
         </w:rPr>
         <w:t>）、</w:t>
       </w:r>
       <w:r>
         <w:rPr>
           <w:rFonts w:eastAsia="仿宋" w:cs="仿宋" w:ascii="仿宋" w:hAnsi="仿宋"/>
-          <w:b w:val="false"/>
-          <w:bCs w:val="false"/>
-          <w:color w:val="auto"/>
-          <w:kern w:val="0"/>
-          <w:sz w:val="28"/>
-          <w:szCs w:val="28"/>
-          <w:lang w:val="en-US" w:eastAsia="zh-CN" w:bidi="ar-SA"/>
+          <w:sz w:val="28"/>
+          <w:szCs w:val="28"/>
+          <w:lang w:val="en-US"/>
         </w:rPr>
         <w:t>node</w:t>
       </w:r>
       <w:r>
         <w:rPr>
           <w:rFonts w:ascii="仿宋" w:hAnsi="仿宋" w:cs="仿宋" w:eastAsia="仿宋"/>
-          <w:b w:val="false"/>
-          <w:bCs w:val="false"/>
-          <w:color w:val="auto"/>
-          <w:kern w:val="0"/>
-          <w:sz w:val="28"/>
-          <w:szCs w:val="28"/>
-          <w:lang w:val="en-US" w:eastAsia="zh-CN" w:bidi="ar-SA"/>
+          <w:sz w:val="28"/>
+          <w:szCs w:val="28"/>
+          <w:lang w:val="en-US"/>
         </w:rPr>
         <w:t>表（结点数据，字段：</w:t>
       </w:r>
       <w:r>
         <w:rPr>
           <w:rFonts w:eastAsia="仿宋" w:cs="仿宋" w:ascii="仿宋" w:hAnsi="仿宋"/>
-          <w:b w:val="false"/>
-          <w:bCs w:val="false"/>
-          <w:color w:val="auto"/>
-          <w:kern w:val="0"/>
-          <w:sz w:val="28"/>
-          <w:szCs w:val="28"/>
-          <w:lang w:val="en-US" w:eastAsia="zh-CN" w:bidi="ar-SA"/>
+          <w:sz w:val="28"/>
+          <w:szCs w:val="28"/>
+          <w:lang w:val="en-US"/>
         </w:rPr>
         <w:t>node_id, grid_id, lon, lat, link_ids, boundary_flag, topo_layer, conn_region</w:t>
       </w:r>
       <w:r>
         <w:rPr>
           <w:rFonts w:ascii="仿宋" w:hAnsi="仿宋" w:cs="仿宋" w:eastAsia="仿宋"/>
-          <w:b w:val="false"/>
-          <w:bCs w:val="false"/>
-          <w:color w:val="auto"/>
-          <w:kern w:val="0"/>
-          <w:sz w:val="28"/>
-          <w:szCs w:val="28"/>
-          <w:lang w:val="en-US" w:eastAsia="zh-CN" w:bidi="ar-SA"/>
+          <w:sz w:val="28"/>
+          <w:szCs w:val="28"/>
+          <w:lang w:val="en-US"/>
         </w:rPr>
         <w:t>）、</w:t>
       </w:r>
       <w:r>
         <w:rPr>
           <w:rFonts w:eastAsia="仿宋" w:cs="仿宋" w:ascii="仿宋" w:hAnsi="仿宋"/>
-          <w:b w:val="false"/>
-          <w:bCs w:val="false"/>
-          <w:color w:val="auto"/>
-          <w:kern w:val="0"/>
-          <w:sz w:val="28"/>
-          <w:szCs w:val="28"/>
-          <w:lang w:val="en-US" w:eastAsia="zh-CN" w:bidi="ar-SA"/>
+          <w:sz w:val="28"/>
+          <w:szCs w:val="28"/>
+          <w:lang w:val="en-US"/>
         </w:rPr>
         <w:t>link</w:t>
       </w:r>
       <w:r>
         <w:rPr>
           <w:rFonts w:ascii="仿宋" w:hAnsi="仿宋" w:cs="仿宋" w:eastAsia="仿宋"/>
-          <w:b w:val="false"/>
-          <w:bCs w:val="false"/>
-          <w:color w:val="auto"/>
-          <w:kern w:val="0"/>
-          <w:sz w:val="28"/>
-          <w:szCs w:val="28"/>
-          <w:lang w:val="en-US" w:eastAsia="zh-CN" w:bidi="ar-SA"/>
+          <w:sz w:val="28"/>
+          <w:szCs w:val="28"/>
+          <w:lang w:val="en-US"/>
         </w:rPr>
         <w:t>表（弧段数据，字段：</w:t>
       </w:r>
       <w:r>
         <w:rPr>
           <w:rFonts w:eastAsia="仿宋" w:cs="仿宋" w:ascii="仿宋" w:hAnsi="仿宋"/>
-          <w:b w:val="false"/>
-          <w:bCs w:val="false"/>
-          <w:color w:val="auto"/>
-          <w:kern w:val="0"/>
-          <w:sz w:val="28"/>
-          <w:szCs w:val="28"/>
-          <w:lang w:val="en-US" w:eastAsia="zh-CN" w:bidi="ar-SA"/>
+          <w:sz w:val="28"/>
+          <w:szCs w:val="28"/>
+          <w:lang w:val="en-US"/>
         </w:rPr>
         <w:t>link_id, grid_id, road_id, start_node, end_node, length, direction, geometry(BLOB), max_speed, road_class, func_class, toll_flag</w:t>
       </w:r>
       <w:r>
         <w:rPr>
           <w:rFonts w:ascii="仿宋" w:hAnsi="仿宋" w:cs="仿宋" w:eastAsia="仿宋"/>
-          <w:b w:val="false"/>
-          <w:bCs w:val="false"/>
-          <w:color w:val="auto"/>
-          <w:kern w:val="0"/>
-          <w:sz w:val="28"/>
-          <w:szCs w:val="28"/>
-          <w:lang w:val="en-US" w:eastAsia="zh-CN" w:bidi="ar-SA"/>
+          <w:sz w:val="28"/>
+          <w:szCs w:val="28"/>
+          <w:lang w:val="en-US"/>
         </w:rPr>
         <w:t>）、</w:t>
       </w:r>
       <w:r>
         <w:rPr>
           <w:rFonts w:eastAsia="仿宋" w:cs="仿宋" w:ascii="仿宋" w:hAnsi="仿宋"/>
-          <w:b w:val="false"/>
-          <w:bCs w:val="false"/>
-          <w:color w:val="auto"/>
-          <w:kern w:val="0"/>
-          <w:sz w:val="28"/>
-          <w:szCs w:val="28"/>
-          <w:lang w:val="en-US" w:eastAsia="zh-CN" w:bidi="ar-SA"/>
+          <w:sz w:val="28"/>
+          <w:szCs w:val="28"/>
+          <w:lang w:val="en-US"/>
         </w:rPr>
         <w:t>road</w:t>
       </w:r>
       <w:r>
         <w:rPr>
           <w:rFonts w:ascii="仿宋" w:hAnsi="仿宋" w:cs="仿宋" w:eastAsia="仿宋"/>
-          <w:b w:val="false"/>
-          <w:bCs w:val="false"/>
-          <w:color w:val="auto"/>
-          <w:kern w:val="0"/>
-          <w:sz w:val="28"/>
-          <w:szCs w:val="28"/>
-          <w:lang w:val="en-US" w:eastAsia="zh-CN" w:bidi="ar-SA"/>
+          <w:sz w:val="28"/>
+          <w:szCs w:val="28"/>
+          <w:lang w:val="en-US"/>
         </w:rPr>
         <w:t>表（道路数据，字段：</w:t>
       </w:r>
       <w:r>
         <w:rPr>
           <w:rFonts w:eastAsia="仿宋" w:cs="仿宋" w:ascii="仿宋" w:hAnsi="仿宋"/>
-          <w:b w:val="false"/>
-          <w:bCs w:val="false"/>
-          <w:color w:val="auto"/>
-          <w:kern w:val="0"/>
-          <w:sz w:val="28"/>
-          <w:szCs w:val="28"/>
-          <w:lang w:val="en-US" w:eastAsia="zh-CN" w:bidi="ar-SA"/>
+          <w:sz w:val="28"/>
+          <w:szCs w:val="28"/>
+          <w:lang w:val="en-US"/>
         </w:rPr>
         <w:t>road_id, name, name_id, link_list, road_class, width, speed_class, toll_flag</w:t>
       </w:r>
       <w:r>
         <w:rPr>
           <w:rFonts w:ascii="仿宋" w:hAnsi="仿宋" w:cs="仿宋" w:eastAsia="仿宋"/>
-          <w:b w:val="false"/>
-          <w:bCs w:val="false"/>
-          <w:color w:val="auto"/>
-          <w:kern w:val="0"/>
-          <w:sz w:val="28"/>
-          <w:szCs w:val="28"/>
-          <w:lang w:val="en-US" w:eastAsia="zh-CN" w:bidi="ar-SA"/>
+          <w:sz w:val="28"/>
+          <w:szCs w:val="28"/>
+          <w:lang w:val="en-US"/>
         </w:rPr>
         <w:t>）、</w:t>
       </w:r>
       <w:r>
         <w:rPr>
           <w:rFonts w:eastAsia="仿宋" w:cs="仿宋" w:ascii="仿宋" w:hAnsi="仿宋"/>
-          <w:b w:val="false"/>
-          <w:bCs w:val="false"/>
-          <w:color w:val="auto"/>
-          <w:kern w:val="0"/>
-          <w:sz w:val="28"/>
-          <w:szCs w:val="28"/>
-          <w:lang w:val="en-US" w:eastAsia="zh-CN" w:bidi="ar-SA"/>
+          <w:sz w:val="28"/>
+          <w:szCs w:val="28"/>
+          <w:lang w:val="en-US"/>
         </w:rPr>
         <w:t>poi</w:t>
       </w:r>
       <w:r>
         <w:rPr>
           <w:rFonts w:ascii="仿宋" w:hAnsi="仿宋" w:cs="仿宋" w:eastAsia="仿宋"/>
-          <w:b w:val="false"/>
-          <w:bCs w:val="false"/>
-          <w:color w:val="auto"/>
-          <w:kern w:val="0"/>
-          <w:sz w:val="28"/>
-          <w:szCs w:val="28"/>
-          <w:lang w:val="en-US" w:eastAsia="zh-CN" w:bidi="ar-SA"/>
+          <w:sz w:val="28"/>
+          <w:szCs w:val="28"/>
+          <w:lang w:val="en-US"/>
         </w:rPr>
         <w:t>表（兴趣点数据，字段：</w:t>
       </w:r>
       <w:r>
         <w:rPr>
           <w:rFonts w:eastAsia="仿宋" w:cs="仿宋" w:ascii="仿宋" w:hAnsi="仿宋"/>
-          <w:b w:val="false"/>
-          <w:bCs w:val="false"/>
-          <w:color w:val="auto"/>
-          <w:kern w:val="0"/>
-          <w:sz w:val="28"/>
-          <w:szCs w:val="28"/>
-          <w:lang w:val="en-US" w:eastAsia="zh-CN" w:bidi="ar-SA"/>
+          <w:sz w:val="28"/>
+          <w:szCs w:val="28"/>
+          <w:lang w:val="en-US"/>
         </w:rPr>
         <w:t>poi_id, grid_id, lon, lat, name, type, category</w:t>
       </w:r>
       <w:r>
         <w:rPr>
           <w:rFonts w:ascii="仿宋" w:hAnsi="仿宋" w:cs="仿宋" w:eastAsia="仿宋"/>
-          <w:b w:val="false"/>
-          <w:bCs w:val="false"/>
-          <w:color w:val="auto"/>
-          <w:kern w:val="0"/>
-          <w:sz w:val="28"/>
-          <w:szCs w:val="28"/>
-          <w:lang w:val="en-US" w:eastAsia="zh-CN" w:bidi="ar-SA"/>
+          <w:sz w:val="28"/>
+          <w:szCs w:val="28"/>
+          <w:lang w:val="en-US"/>
         </w:rPr>
         <w:t>）、</w:t>
       </w:r>
       <w:r>
         <w:rPr>
           <w:rFonts w:eastAsia="仿宋" w:cs="仿宋" w:ascii="仿宋" w:hAnsi="仿宋"/>
-          <w:b w:val="false"/>
-          <w:bCs w:val="false"/>
-          <w:color w:val="auto"/>
-          <w:kern w:val="0"/>
-          <w:sz w:val="28"/>
-          <w:szCs w:val="28"/>
-          <w:lang w:val="en-US" w:eastAsia="zh-CN" w:bidi="ar-SA"/>
+          <w:sz w:val="28"/>
+          <w:szCs w:val="28"/>
+          <w:lang w:val="en-US"/>
         </w:rPr>
         <w:t>topology</w:t>
       </w:r>
       <w:r>
         <w:rPr>
           <w:rFonts w:ascii="仿宋" w:hAnsi="仿宋" w:cs="仿宋" w:eastAsia="仿宋"/>
-          <w:b w:val="false"/>
-          <w:bCs w:val="false"/>
-          <w:color w:val="auto"/>
-          <w:kern w:val="0"/>
-          <w:sz w:val="28"/>
-          <w:szCs w:val="28"/>
-          <w:lang w:val="en-US" w:eastAsia="zh-CN" w:bidi="ar-SA"/>
+          <w:sz w:val="28"/>
+          <w:szCs w:val="28"/>
+          <w:lang w:val="en-US"/>
         </w:rPr>
         <w:t>表（拓扑关系，字段：</w:t>
       </w:r>
       <w:r>
         <w:rPr>
           <w:rFonts w:eastAsia="仿宋" w:cs="仿宋" w:ascii="仿宋" w:hAnsi="仿宋"/>
-          <w:b w:val="false"/>
-          <w:bCs w:val="false"/>
-          <w:color w:val="auto"/>
-          <w:kern w:val="0"/>
-          <w:sz w:val="28"/>
-          <w:szCs w:val="28"/>
-          <w:lang w:val="en-US" w:eastAsia="zh-CN" w:bidi="ar-SA"/>
+          <w:sz w:val="28"/>
+          <w:szCs w:val="28"/>
+          <w:lang w:val="en-US"/>
         </w:rPr>
         <w:t>from_link, to_link, turn_cost, turn_restrict</w:t>
       </w:r>
       <w:r>
         <w:rPr>
           <w:rFonts w:ascii="仿宋" w:hAnsi="仿宋" w:cs="仿宋" w:eastAsia="仿宋"/>
-          <w:b w:val="false"/>
-          <w:bCs w:val="false"/>
-          <w:color w:val="auto"/>
-          <w:kern w:val="0"/>
-          <w:sz w:val="28"/>
-          <w:szCs w:val="28"/>
-          <w:lang w:val="en-US" w:eastAsia="zh-CN" w:bidi="ar-SA"/>
+          <w:sz w:val="28"/>
+          <w:szCs w:val="28"/>
+          <w:lang w:val="en-US"/>
         </w:rPr>
         <w:t>）。</w:t>
       </w:r>
@@ -4504,156 +4077,107 @@
         <w:jc w:val="both"/>
         <w:rPr>
           <w:rFonts w:ascii="仿宋" w:hAnsi="仿宋" w:eastAsia="仿宋" w:cs="仿宋"/>
-          <w:b w:val="false"/>
-          <w:b w:val="false"/>
-          <w:bCs w:val="false"/>
-          <w:color w:val="auto"/>
-          <w:kern w:val="0"/>
-          <w:sz w:val="28"/>
-          <w:szCs w:val="28"/>
-          <w:lang w:val="en-US" w:eastAsia="zh-CN" w:bidi="ar-SA"/>
-        </w:rPr>
-      </w:pPr>
-      <w:r>
-        <w:rPr>
-          <w:rFonts w:ascii="仿宋" w:hAnsi="仿宋" w:cs="仿宋" w:eastAsia="仿宋"/>
-          <w:b w:val="false"/>
-          <w:bCs w:val="false"/>
-          <w:color w:val="auto"/>
-          <w:kern w:val="0"/>
-          <w:sz w:val="28"/>
-          <w:szCs w:val="28"/>
-          <w:lang w:val="en-US" w:eastAsia="zh-CN" w:bidi="ar-SA"/>
+          <w:sz w:val="28"/>
+          <w:szCs w:val="28"/>
+          <w:lang w:val="en-US"/>
+        </w:rPr>
+      </w:pPr>
+      <w:r>
+        <w:rPr>
+          <w:rFonts w:ascii="仿宋" w:hAnsi="仿宋" w:cs="仿宋" w:eastAsia="仿宋"/>
+          <w:sz w:val="28"/>
+          <w:szCs w:val="28"/>
+          <w:lang w:val="en-US"/>
         </w:rPr>
         <w:t>第二步，采用几何数据压缩存储方法，解决数据体积庞大的问题。</w:t>
       </w:r>
       <w:r>
         <w:rPr>
           <w:rFonts w:eastAsia="仿宋" w:cs="仿宋" w:ascii="仿宋" w:hAnsi="仿宋"/>
-          <w:b w:val="false"/>
-          <w:bCs w:val="false"/>
-          <w:color w:val="auto"/>
-          <w:kern w:val="0"/>
-          <w:sz w:val="28"/>
-          <w:szCs w:val="28"/>
-          <w:lang w:val="en-US" w:eastAsia="zh-CN" w:bidi="ar-SA"/>
+          <w:sz w:val="28"/>
+          <w:szCs w:val="28"/>
+          <w:lang w:val="en-US"/>
         </w:rPr>
         <w:t>geometry</w:t>
       </w:r>
       <w:r>
         <w:rPr>
           <w:rFonts w:ascii="仿宋" w:hAnsi="仿宋" w:cs="仿宋" w:eastAsia="仿宋"/>
-          <w:b w:val="false"/>
-          <w:bCs w:val="false"/>
-          <w:color w:val="auto"/>
-          <w:kern w:val="0"/>
-          <w:sz w:val="28"/>
-          <w:szCs w:val="28"/>
-          <w:lang w:val="en-US" w:eastAsia="zh-CN" w:bidi="ar-SA"/>
+          <w:sz w:val="28"/>
+          <w:szCs w:val="28"/>
+          <w:lang w:val="en-US"/>
         </w:rPr>
         <w:t>字段采用差分编码</w:t>
       </w:r>
       <w:r>
         <w:rPr>
           <w:rFonts w:eastAsia="仿宋" w:cs="仿宋" w:ascii="仿宋" w:hAnsi="仿宋"/>
-          <w:b w:val="false"/>
-          <w:bCs w:val="false"/>
-          <w:color w:val="auto"/>
-          <w:kern w:val="0"/>
-          <w:sz w:val="28"/>
-          <w:szCs w:val="28"/>
-          <w:lang w:val="en-US" w:eastAsia="zh-CN" w:bidi="ar-SA"/>
+          <w:sz w:val="28"/>
+          <w:szCs w:val="28"/>
+          <w:lang w:val="en-US"/>
         </w:rPr>
         <w:t>+</w:t>
       </w:r>
       <w:r>
         <w:rPr>
           <w:rFonts w:ascii="仿宋" w:hAnsi="仿宋" w:cs="仿宋" w:eastAsia="仿宋"/>
-          <w:b w:val="false"/>
-          <w:bCs w:val="false"/>
-          <w:color w:val="auto"/>
-          <w:kern w:val="0"/>
-          <w:sz w:val="28"/>
-          <w:szCs w:val="28"/>
-          <w:lang w:val="en-US" w:eastAsia="zh-CN" w:bidi="ar-SA"/>
+          <w:sz w:val="28"/>
+          <w:szCs w:val="28"/>
+          <w:lang w:val="en-US"/>
         </w:rPr>
         <w:t>行程长度编码（</w:t>
       </w:r>
       <w:r>
         <w:rPr>
           <w:rFonts w:eastAsia="仿宋" w:cs="仿宋" w:ascii="仿宋" w:hAnsi="仿宋"/>
-          <w:b w:val="false"/>
-          <w:bCs w:val="false"/>
-          <w:color w:val="auto"/>
-          <w:kern w:val="0"/>
-          <w:sz w:val="28"/>
-          <w:szCs w:val="28"/>
-          <w:lang w:val="en-US" w:eastAsia="zh-CN" w:bidi="ar-SA"/>
+          <w:sz w:val="28"/>
+          <w:szCs w:val="28"/>
+          <w:lang w:val="en-US"/>
         </w:rPr>
         <w:t>RLE</w:t>
       </w:r>
       <w:r>
         <w:rPr>
           <w:rFonts w:ascii="仿宋" w:hAnsi="仿宋" w:cs="仿宋" w:eastAsia="仿宋"/>
-          <w:b w:val="false"/>
-          <w:bCs w:val="false"/>
-          <w:color w:val="auto"/>
-          <w:kern w:val="0"/>
-          <w:sz w:val="28"/>
-          <w:szCs w:val="28"/>
-          <w:lang w:val="en-US" w:eastAsia="zh-CN" w:bidi="ar-SA"/>
+          <w:sz w:val="28"/>
+          <w:szCs w:val="28"/>
+          <w:lang w:val="en-US"/>
         </w:rPr>
         <w:t>）的混合压缩方式：首点存储绝对坐标（经纬度），后续点存储与前一点的坐标差值，对重复的差值使用行程长度编码，最终数据转换为二进制</w:t>
       </w:r>
       <w:r>
         <w:rPr>
           <w:rFonts w:eastAsia="仿宋" w:cs="仿宋" w:ascii="仿宋" w:hAnsi="仿宋"/>
-          <w:b w:val="false"/>
-          <w:bCs w:val="false"/>
-          <w:color w:val="auto"/>
-          <w:kern w:val="0"/>
-          <w:sz w:val="28"/>
-          <w:szCs w:val="28"/>
-          <w:lang w:val="en-US" w:eastAsia="zh-CN" w:bidi="ar-SA"/>
+          <w:sz w:val="28"/>
+          <w:szCs w:val="28"/>
+          <w:lang w:val="en-US"/>
         </w:rPr>
         <w:t>BLOB</w:t>
       </w:r>
       <w:r>
         <w:rPr>
           <w:rFonts w:ascii="仿宋" w:hAnsi="仿宋" w:cs="仿宋" w:eastAsia="仿宋"/>
-          <w:b w:val="false"/>
-          <w:bCs w:val="false"/>
-          <w:color w:val="auto"/>
-          <w:kern w:val="0"/>
-          <w:sz w:val="28"/>
-          <w:szCs w:val="28"/>
-          <w:lang w:val="en-US" w:eastAsia="zh-CN" w:bidi="ar-SA"/>
+          <w:sz w:val="28"/>
+          <w:szCs w:val="28"/>
+          <w:lang w:val="en-US"/>
         </w:rPr>
         <w:t>存储。压缩比可达</w:t>
       </w:r>
       <w:r>
         <w:rPr>
           <w:rFonts w:eastAsia="仿宋" w:cs="仿宋" w:ascii="仿宋" w:hAnsi="仿宋"/>
-          <w:b w:val="false"/>
-          <w:bCs w:val="false"/>
-          <w:color w:val="auto"/>
-          <w:kern w:val="0"/>
-          <w:sz w:val="28"/>
-          <w:szCs w:val="28"/>
-          <w:lang w:val="en-US" w:eastAsia="zh-CN" w:bidi="ar-SA"/>
+          <w:sz w:val="28"/>
+          <w:szCs w:val="28"/>
+          <w:lang w:val="en-US"/>
         </w:rPr>
         <w:t>3:1~5:1</w:t>
       </w:r>
       <w:r>
         <w:rPr>
           <w:rFonts w:ascii="仿宋" w:hAnsi="仿宋" w:cs="仿宋" w:eastAsia="仿宋"/>
-          <w:b w:val="false"/>
-          <w:bCs w:val="false"/>
-          <w:color w:val="auto"/>
-          <w:kern w:val="0"/>
-          <w:sz w:val="28"/>
-          <w:szCs w:val="28"/>
-          <w:lang w:val="en-US" w:eastAsia="zh-CN" w:bidi="ar-SA"/>
+          <w:sz w:val="28"/>
+          <w:szCs w:val="28"/>
+          <w:lang w:val="en-US"/>
         </w:rPr>
         <w:t>，显著减少存储空间占用。</w:t>
       </w:r>
@@ -4667,156 +4191,107 @@
         <w:jc w:val="both"/>
         <w:rPr>
           <w:rFonts w:ascii="仿宋" w:hAnsi="仿宋" w:eastAsia="仿宋" w:cs="仿宋"/>
-          <w:b w:val="false"/>
-          <w:b w:val="false"/>
-          <w:bCs w:val="false"/>
-          <w:color w:val="auto"/>
-          <w:kern w:val="0"/>
-          <w:sz w:val="28"/>
-          <w:szCs w:val="28"/>
-          <w:lang w:val="en-US" w:eastAsia="zh-CN" w:bidi="ar-SA"/>
-        </w:rPr>
-      </w:pPr>
-      <w:r>
-        <w:rPr>
-          <w:rFonts w:ascii="仿宋" w:hAnsi="仿宋" w:cs="仿宋" w:eastAsia="仿宋"/>
-          <w:b w:val="false"/>
-          <w:bCs w:val="false"/>
-          <w:color w:val="auto"/>
-          <w:kern w:val="0"/>
-          <w:sz w:val="28"/>
-          <w:szCs w:val="28"/>
-          <w:lang w:val="en-US" w:eastAsia="zh-CN" w:bidi="ar-SA"/>
+          <w:sz w:val="28"/>
+          <w:szCs w:val="28"/>
+          <w:lang w:val="en-US"/>
+        </w:rPr>
+      </w:pPr>
+      <w:r>
+        <w:rPr>
+          <w:rFonts w:ascii="仿宋" w:hAnsi="仿宋" w:cs="仿宋" w:eastAsia="仿宋"/>
+          <w:sz w:val="28"/>
+          <w:szCs w:val="28"/>
+          <w:lang w:val="en-US"/>
         </w:rPr>
         <w:t>第三步，进行数据格式化，包括坐标正规化（将绝对坐标转换为相对网格参考点的正规化坐标）、几何压缩（对弧段</w:t>
       </w:r>
       <w:r>
         <w:rPr>
           <w:rFonts w:eastAsia="仿宋" w:cs="仿宋" w:ascii="仿宋" w:hAnsi="仿宋"/>
-          <w:b w:val="false"/>
-          <w:bCs w:val="false"/>
-          <w:color w:val="auto"/>
-          <w:kern w:val="0"/>
-          <w:sz w:val="28"/>
-          <w:szCs w:val="28"/>
-          <w:lang w:val="en-US" w:eastAsia="zh-CN" w:bidi="ar-SA"/>
+          <w:sz w:val="28"/>
+          <w:szCs w:val="28"/>
+          <w:lang w:val="en-US"/>
         </w:rPr>
         <w:t>geometry</w:t>
       </w:r>
       <w:r>
         <w:rPr>
           <w:rFonts w:ascii="仿宋" w:hAnsi="仿宋" w:cs="仿宋" w:eastAsia="仿宋"/>
-          <w:b w:val="false"/>
-          <w:bCs w:val="false"/>
-          <w:color w:val="auto"/>
-          <w:kern w:val="0"/>
-          <w:sz w:val="28"/>
-          <w:szCs w:val="28"/>
-          <w:lang w:val="en-US" w:eastAsia="zh-CN" w:bidi="ar-SA"/>
+          <w:sz w:val="28"/>
+          <w:szCs w:val="28"/>
+          <w:lang w:val="en-US"/>
         </w:rPr>
         <w:t>字段进行差分编码</w:t>
       </w:r>
       <w:r>
         <w:rPr>
           <w:rFonts w:eastAsia="仿宋" w:cs="仿宋" w:ascii="仿宋" w:hAnsi="仿宋"/>
-          <w:b w:val="false"/>
-          <w:bCs w:val="false"/>
-          <w:color w:val="auto"/>
-          <w:kern w:val="0"/>
-          <w:sz w:val="28"/>
-          <w:szCs w:val="28"/>
-          <w:lang w:val="en-US" w:eastAsia="zh-CN" w:bidi="ar-SA"/>
+          <w:sz w:val="28"/>
+          <w:szCs w:val="28"/>
+          <w:lang w:val="en-US"/>
         </w:rPr>
         <w:t>+RLE</w:t>
       </w:r>
       <w:r>
         <w:rPr>
           <w:rFonts w:ascii="仿宋" w:hAnsi="仿宋" w:cs="仿宋" w:eastAsia="仿宋"/>
-          <w:b w:val="false"/>
-          <w:bCs w:val="false"/>
-          <w:color w:val="auto"/>
-          <w:kern w:val="0"/>
-          <w:sz w:val="28"/>
-          <w:szCs w:val="28"/>
-          <w:lang w:val="en-US" w:eastAsia="zh-CN" w:bidi="ar-SA"/>
+          <w:sz w:val="28"/>
+          <w:szCs w:val="28"/>
+          <w:lang w:val="en-US"/>
         </w:rPr>
         <w:t>压缩）、数据编码（将道路等级、方向等属性按设计编码为整数）、文件拆分（按网格编号拆分数据，生成独立的</w:t>
       </w:r>
       <w:r>
         <w:rPr>
           <w:rFonts w:eastAsia="仿宋" w:cs="仿宋" w:ascii="仿宋" w:hAnsi="仿宋"/>
-          <w:b w:val="false"/>
-          <w:bCs w:val="false"/>
-          <w:color w:val="auto"/>
-          <w:kern w:val="0"/>
-          <w:sz w:val="28"/>
-          <w:szCs w:val="28"/>
-          <w:lang w:val="en-US" w:eastAsia="zh-CN" w:bidi="ar-SA"/>
+          <w:sz w:val="28"/>
+          <w:szCs w:val="28"/>
+          <w:lang w:val="en-US"/>
         </w:rPr>
         <w:t>SQLite</w:t>
       </w:r>
       <w:r>
         <w:rPr>
           <w:rFonts w:ascii="仿宋" w:hAnsi="仿宋" w:cs="仿宋" w:eastAsia="仿宋"/>
-          <w:b w:val="false"/>
-          <w:bCs w:val="false"/>
-          <w:color w:val="auto"/>
-          <w:kern w:val="0"/>
-          <w:sz w:val="28"/>
-          <w:szCs w:val="28"/>
-          <w:lang w:val="en-US" w:eastAsia="zh-CN" w:bidi="ar-SA"/>
+          <w:sz w:val="28"/>
+          <w:szCs w:val="28"/>
+          <w:lang w:val="en-US"/>
         </w:rPr>
         <w:t>数据库文件，如</w:t>
       </w:r>
       <w:r>
         <w:rPr>
           <w:rFonts w:eastAsia="仿宋" w:cs="仿宋" w:ascii="仿宋" w:hAnsi="仿宋"/>
-          <w:b w:val="false"/>
-          <w:bCs w:val="false"/>
-          <w:color w:val="auto"/>
-          <w:kern w:val="0"/>
-          <w:sz w:val="28"/>
-          <w:szCs w:val="28"/>
-          <w:lang w:val="en-US" w:eastAsia="zh-CN" w:bidi="ar-SA"/>
+          <w:sz w:val="28"/>
+          <w:szCs w:val="28"/>
+          <w:lang w:val="en-US"/>
         </w:rPr>
         <w:t>5956.db</w:t>
       </w:r>
       <w:r>
         <w:rPr>
           <w:rFonts w:ascii="仿宋" w:hAnsi="仿宋" w:cs="仿宋" w:eastAsia="仿宋"/>
-          <w:b w:val="false"/>
-          <w:bCs w:val="false"/>
-          <w:color w:val="auto"/>
-          <w:kern w:val="0"/>
-          <w:sz w:val="28"/>
-          <w:szCs w:val="28"/>
-          <w:lang w:val="en-US" w:eastAsia="zh-CN" w:bidi="ar-SA"/>
+          <w:sz w:val="28"/>
+          <w:szCs w:val="28"/>
+          <w:lang w:val="en-US"/>
         </w:rPr>
         <w:t>、</w:t>
       </w:r>
       <w:r>
         <w:rPr>
           <w:rFonts w:eastAsia="仿宋" w:cs="仿宋" w:ascii="仿宋" w:hAnsi="仿宋"/>
-          <w:b w:val="false"/>
-          <w:bCs w:val="false"/>
-          <w:color w:val="auto"/>
-          <w:kern w:val="0"/>
-          <w:sz w:val="28"/>
-          <w:szCs w:val="28"/>
-          <w:lang w:val="en-US" w:eastAsia="zh-CN" w:bidi="ar-SA"/>
+          <w:sz w:val="28"/>
+          <w:szCs w:val="28"/>
+          <w:lang w:val="en-US"/>
         </w:rPr>
         <w:t>595663.db</w:t>
       </w:r>
       <w:r>
         <w:rPr>
           <w:rFonts w:ascii="仿宋" w:hAnsi="仿宋" w:cs="仿宋" w:eastAsia="仿宋"/>
-          <w:b w:val="false"/>
-          <w:bCs w:val="false"/>
-          <w:color w:val="auto"/>
-          <w:kern w:val="0"/>
-          <w:sz w:val="28"/>
-          <w:szCs w:val="28"/>
-          <w:lang w:val="en-US" w:eastAsia="zh-CN" w:bidi="ar-SA"/>
+          <w:sz w:val="28"/>
+          <w:szCs w:val="28"/>
+          <w:lang w:val="en-US"/>
         </w:rPr>
         <w:t>）。</w:t>
       </w:r>
@@ -4830,416 +4305,287 @@
         <w:jc w:val="both"/>
         <w:rPr>
           <w:rFonts w:ascii="仿宋" w:hAnsi="仿宋" w:eastAsia="仿宋" w:cs="仿宋"/>
-          <w:b w:val="false"/>
-          <w:b w:val="false"/>
-          <w:bCs w:val="false"/>
-          <w:color w:val="auto"/>
-          <w:kern w:val="0"/>
-          <w:sz w:val="28"/>
-          <w:szCs w:val="28"/>
-          <w:lang w:val="en-US" w:eastAsia="zh-CN" w:bidi="ar-SA"/>
-        </w:rPr>
-      </w:pPr>
-      <w:r>
-        <w:rPr>
-          <w:rFonts w:ascii="仿宋" w:hAnsi="仿宋" w:cs="仿宋" w:eastAsia="仿宋"/>
-          <w:b w:val="false"/>
-          <w:bCs w:val="false"/>
-          <w:color w:val="auto"/>
-          <w:kern w:val="0"/>
-          <w:sz w:val="28"/>
-          <w:szCs w:val="28"/>
-          <w:lang w:val="en-US" w:eastAsia="zh-CN" w:bidi="ar-SA"/>
+          <w:sz w:val="28"/>
+          <w:szCs w:val="28"/>
+          <w:lang w:val="en-US"/>
+        </w:rPr>
+      </w:pPr>
+      <w:r>
+        <w:rPr>
+          <w:rFonts w:ascii="仿宋" w:hAnsi="仿宋" w:cs="仿宋" w:eastAsia="仿宋"/>
+          <w:sz w:val="28"/>
+          <w:szCs w:val="28"/>
+          <w:lang w:val="en-US"/>
         </w:rPr>
         <w:t>第四步，建立索引优化策略，解决查询效率低下的问题。索引类型包括</w:t>
       </w:r>
       <w:r>
         <w:rPr>
           <w:rFonts w:eastAsia="仿宋" w:cs="仿宋" w:ascii="仿宋" w:hAnsi="仿宋"/>
-          <w:b w:val="false"/>
-          <w:bCs w:val="false"/>
-          <w:color w:val="auto"/>
-          <w:kern w:val="0"/>
-          <w:sz w:val="28"/>
-          <w:szCs w:val="28"/>
-          <w:lang w:val="en-US" w:eastAsia="zh-CN" w:bidi="ar-SA"/>
+          <w:sz w:val="28"/>
+          <w:szCs w:val="28"/>
+          <w:lang w:val="en-US"/>
         </w:rPr>
         <w:t>idx_grid_level</w:t>
       </w:r>
       <w:r>
         <w:rPr>
           <w:rFonts w:ascii="仿宋" w:hAnsi="仿宋" w:cs="仿宋" w:eastAsia="仿宋"/>
-          <w:b w:val="false"/>
-          <w:bCs w:val="false"/>
-          <w:color w:val="auto"/>
-          <w:kern w:val="0"/>
-          <w:sz w:val="28"/>
-          <w:szCs w:val="28"/>
-          <w:lang w:val="en-US" w:eastAsia="zh-CN" w:bidi="ar-SA"/>
+          <w:sz w:val="28"/>
+          <w:szCs w:val="28"/>
+          <w:lang w:val="en-US"/>
         </w:rPr>
         <w:t>（按网格级别快速筛选）、</w:t>
       </w:r>
       <w:r>
         <w:rPr>
           <w:rFonts w:eastAsia="仿宋" w:cs="仿宋" w:ascii="仿宋" w:hAnsi="仿宋"/>
-          <w:b w:val="false"/>
-          <w:bCs w:val="false"/>
-          <w:color w:val="auto"/>
-          <w:kern w:val="0"/>
-          <w:sz w:val="28"/>
-          <w:szCs w:val="28"/>
-          <w:lang w:val="en-US" w:eastAsia="zh-CN" w:bidi="ar-SA"/>
+          <w:sz w:val="28"/>
+          <w:szCs w:val="28"/>
+          <w:lang w:val="en-US"/>
         </w:rPr>
         <w:t>idx_grid_valid</w:t>
       </w:r>
       <w:r>
         <w:rPr>
           <w:rFonts w:ascii="仿宋" w:hAnsi="仿宋" w:cs="仿宋" w:eastAsia="仿宋"/>
-          <w:b w:val="false"/>
-          <w:bCs w:val="false"/>
-          <w:color w:val="auto"/>
-          <w:kern w:val="0"/>
-          <w:sz w:val="28"/>
-          <w:szCs w:val="28"/>
-          <w:lang w:val="en-US" w:eastAsia="zh-CN" w:bidi="ar-SA"/>
+          <w:sz w:val="28"/>
+          <w:szCs w:val="28"/>
+          <w:lang w:val="en-US"/>
         </w:rPr>
         <w:t>（按道路数量排序查询）、</w:t>
       </w:r>
       <w:r>
         <w:rPr>
           <w:rFonts w:eastAsia="仿宋" w:cs="仿宋" w:ascii="仿宋" w:hAnsi="仿宋"/>
-          <w:b w:val="false"/>
-          <w:bCs w:val="false"/>
-          <w:color w:val="auto"/>
-          <w:kern w:val="0"/>
-          <w:sz w:val="28"/>
-          <w:szCs w:val="28"/>
-          <w:lang w:val="en-US" w:eastAsia="zh-CN" w:bidi="ar-SA"/>
+          <w:sz w:val="28"/>
+          <w:szCs w:val="28"/>
+          <w:lang w:val="en-US"/>
         </w:rPr>
         <w:t>idx_node_grid</w:t>
       </w:r>
       <w:r>
         <w:rPr>
           <w:rFonts w:ascii="仿宋" w:hAnsi="仿宋" w:cs="仿宋" w:eastAsia="仿宋"/>
-          <w:b w:val="false"/>
-          <w:bCs w:val="false"/>
-          <w:color w:val="auto"/>
-          <w:kern w:val="0"/>
-          <w:sz w:val="28"/>
-          <w:szCs w:val="28"/>
-          <w:lang w:val="en-US" w:eastAsia="zh-CN" w:bidi="ar-SA"/>
+          <w:sz w:val="28"/>
+          <w:szCs w:val="28"/>
+          <w:lang w:val="en-US"/>
         </w:rPr>
         <w:t>（按所属网格定位结点）、</w:t>
       </w:r>
       <w:r>
         <w:rPr>
           <w:rFonts w:eastAsia="仿宋" w:cs="仿宋" w:ascii="仿宋" w:hAnsi="仿宋"/>
-          <w:b w:val="false"/>
-          <w:bCs w:val="false"/>
-          <w:color w:val="auto"/>
-          <w:kern w:val="0"/>
-          <w:sz w:val="28"/>
-          <w:szCs w:val="28"/>
-          <w:lang w:val="en-US" w:eastAsia="zh-CN" w:bidi="ar-SA"/>
+          <w:sz w:val="28"/>
+          <w:szCs w:val="28"/>
+          <w:lang w:val="en-US"/>
         </w:rPr>
         <w:t>idx_node_coord</w:t>
       </w:r>
       <w:r>
         <w:rPr>
           <w:rFonts w:ascii="仿宋" w:hAnsi="仿宋" w:cs="仿宋" w:eastAsia="仿宋"/>
-          <w:b w:val="false"/>
-          <w:bCs w:val="false"/>
-          <w:color w:val="auto"/>
-          <w:kern w:val="0"/>
-          <w:sz w:val="28"/>
-          <w:szCs w:val="28"/>
-          <w:lang w:val="en-US" w:eastAsia="zh-CN" w:bidi="ar-SA"/>
+          <w:sz w:val="28"/>
+          <w:szCs w:val="28"/>
+          <w:lang w:val="en-US"/>
         </w:rPr>
         <w:t>（按坐标范围查询邻近结点）、</w:t>
       </w:r>
       <w:r>
         <w:rPr>
           <w:rFonts w:eastAsia="仿宋" w:cs="仿宋" w:ascii="仿宋" w:hAnsi="仿宋"/>
-          <w:b w:val="false"/>
-          <w:bCs w:val="false"/>
-          <w:color w:val="auto"/>
-          <w:kern w:val="0"/>
-          <w:sz w:val="28"/>
-          <w:szCs w:val="28"/>
-          <w:lang w:val="en-US" w:eastAsia="zh-CN" w:bidi="ar-SA"/>
+          <w:sz w:val="28"/>
+          <w:szCs w:val="28"/>
+          <w:lang w:val="en-US"/>
         </w:rPr>
         <w:t>idx_link_grid</w:t>
       </w:r>
       <w:r>
         <w:rPr>
           <w:rFonts w:ascii="仿宋" w:hAnsi="仿宋" w:cs="仿宋" w:eastAsia="仿宋"/>
-          <w:b w:val="false"/>
-          <w:bCs w:val="false"/>
-          <w:color w:val="auto"/>
-          <w:kern w:val="0"/>
-          <w:sz w:val="28"/>
-          <w:szCs w:val="28"/>
-          <w:lang w:val="en-US" w:eastAsia="zh-CN" w:bidi="ar-SA"/>
+          <w:sz w:val="28"/>
+          <w:szCs w:val="28"/>
+          <w:lang w:val="en-US"/>
         </w:rPr>
         <w:t>（按所属网格定位弧段）、</w:t>
       </w:r>
       <w:r>
         <w:rPr>
           <w:rFonts w:eastAsia="仿宋" w:cs="仿宋" w:ascii="仿宋" w:hAnsi="仿宋"/>
-          <w:b w:val="false"/>
-          <w:bCs w:val="false"/>
-          <w:color w:val="auto"/>
-          <w:kern w:val="0"/>
-          <w:sz w:val="28"/>
-          <w:szCs w:val="28"/>
-          <w:lang w:val="en-US" w:eastAsia="zh-CN" w:bidi="ar-SA"/>
+          <w:sz w:val="28"/>
+          <w:szCs w:val="28"/>
+          <w:lang w:val="en-US"/>
         </w:rPr>
         <w:t>idx_link_nodes</w:t>
       </w:r>
       <w:r>
         <w:rPr>
           <w:rFonts w:ascii="仿宋" w:hAnsi="仿宋" w:cs="仿宋" w:eastAsia="仿宋"/>
-          <w:b w:val="false"/>
-          <w:bCs w:val="false"/>
-          <w:color w:val="auto"/>
-          <w:kern w:val="0"/>
-          <w:sz w:val="28"/>
-          <w:szCs w:val="28"/>
-          <w:lang w:val="en-US" w:eastAsia="zh-CN" w:bidi="ar-SA"/>
+          <w:sz w:val="28"/>
+          <w:szCs w:val="28"/>
+          <w:lang w:val="en-US"/>
         </w:rPr>
         <w:t>（按起止结点查找拓扑关系）、</w:t>
       </w:r>
       <w:r>
         <w:rPr>
           <w:rFonts w:eastAsia="仿宋" w:cs="仿宋" w:ascii="仿宋" w:hAnsi="仿宋"/>
-          <w:b w:val="false"/>
-          <w:bCs w:val="false"/>
-          <w:color w:val="auto"/>
-          <w:kern w:val="0"/>
-          <w:sz w:val="28"/>
-          <w:szCs w:val="28"/>
-          <w:lang w:val="en-US" w:eastAsia="zh-CN" w:bidi="ar-SA"/>
+          <w:sz w:val="28"/>
+          <w:szCs w:val="28"/>
+          <w:lang w:val="en-US"/>
         </w:rPr>
         <w:t>idx_poi_grid</w:t>
       </w:r>
       <w:r>
         <w:rPr>
           <w:rFonts w:ascii="仿宋" w:hAnsi="仿宋" w:cs="仿宋" w:eastAsia="仿宋"/>
-          <w:b w:val="false"/>
-          <w:bCs w:val="false"/>
-          <w:color w:val="auto"/>
-          <w:kern w:val="0"/>
-          <w:sz w:val="28"/>
-          <w:szCs w:val="28"/>
-          <w:lang w:val="en-US" w:eastAsia="zh-CN" w:bidi="ar-SA"/>
+          <w:sz w:val="28"/>
+          <w:szCs w:val="28"/>
+          <w:lang w:val="en-US"/>
         </w:rPr>
         <w:t>（按网格筛选</w:t>
       </w:r>
       <w:r>
         <w:rPr>
           <w:rFonts w:eastAsia="仿宋" w:cs="仿宋" w:ascii="仿宋" w:hAnsi="仿宋"/>
-          <w:b w:val="false"/>
-          <w:bCs w:val="false"/>
-          <w:color w:val="auto"/>
-          <w:kern w:val="0"/>
-          <w:sz w:val="28"/>
-          <w:szCs w:val="28"/>
-          <w:lang w:val="en-US" w:eastAsia="zh-CN" w:bidi="ar-SA"/>
+          <w:sz w:val="28"/>
+          <w:szCs w:val="28"/>
+          <w:lang w:val="en-US"/>
         </w:rPr>
         <w:t>POI</w:t>
       </w:r>
       <w:r>
         <w:rPr>
           <w:rFonts w:ascii="仿宋" w:hAnsi="仿宋" w:cs="仿宋" w:eastAsia="仿宋"/>
-          <w:b w:val="false"/>
-          <w:bCs w:val="false"/>
-          <w:color w:val="auto"/>
-          <w:kern w:val="0"/>
-          <w:sz w:val="28"/>
-          <w:szCs w:val="28"/>
-          <w:lang w:val="en-US" w:eastAsia="zh-CN" w:bidi="ar-SA"/>
+          <w:sz w:val="28"/>
+          <w:szCs w:val="28"/>
+          <w:lang w:val="en-US"/>
         </w:rPr>
         <w:t>）、</w:t>
       </w:r>
       <w:r>
         <w:rPr>
           <w:rFonts w:eastAsia="仿宋" w:cs="仿宋" w:ascii="仿宋" w:hAnsi="仿宋"/>
-          <w:b w:val="false"/>
-          <w:bCs w:val="false"/>
-          <w:color w:val="auto"/>
-          <w:kern w:val="0"/>
-          <w:sz w:val="28"/>
-          <w:szCs w:val="28"/>
-          <w:lang w:val="en-US" w:eastAsia="zh-CN" w:bidi="ar-SA"/>
+          <w:sz w:val="28"/>
+          <w:szCs w:val="28"/>
+          <w:lang w:val="en-US"/>
         </w:rPr>
         <w:t>idx_poi_type</w:t>
       </w:r>
       <w:r>
         <w:rPr>
           <w:rFonts w:ascii="仿宋" w:hAnsi="仿宋" w:cs="仿宋" w:eastAsia="仿宋"/>
-          <w:b w:val="false"/>
-          <w:bCs w:val="false"/>
-          <w:color w:val="auto"/>
-          <w:kern w:val="0"/>
-          <w:sz w:val="28"/>
-          <w:szCs w:val="28"/>
-          <w:lang w:val="en-US" w:eastAsia="zh-CN" w:bidi="ar-SA"/>
+          <w:sz w:val="28"/>
+          <w:szCs w:val="28"/>
+          <w:lang w:val="en-US"/>
         </w:rPr>
         <w:t>（按类型分类查询）。数据库优化操作包括运行</w:t>
       </w:r>
       <w:r>
         <w:rPr>
           <w:rFonts w:eastAsia="仿宋" w:cs="仿宋" w:ascii="仿宋" w:hAnsi="仿宋"/>
-          <w:b w:val="false"/>
-          <w:bCs w:val="false"/>
-          <w:color w:val="auto"/>
-          <w:kern w:val="0"/>
-          <w:sz w:val="28"/>
-          <w:szCs w:val="28"/>
-          <w:lang w:val="en-US" w:eastAsia="zh-CN" w:bidi="ar-SA"/>
+          <w:sz w:val="28"/>
+          <w:szCs w:val="28"/>
+          <w:lang w:val="en-US"/>
         </w:rPr>
         <w:t>ANALYZE</w:t>
       </w:r>
       <w:r>
         <w:rPr>
           <w:rFonts w:ascii="仿宋" w:hAnsi="仿宋" w:cs="仿宋" w:eastAsia="仿宋"/>
-          <w:b w:val="false"/>
-          <w:bCs w:val="false"/>
-          <w:color w:val="auto"/>
-          <w:kern w:val="0"/>
-          <w:sz w:val="28"/>
-          <w:szCs w:val="28"/>
-          <w:lang w:val="en-US" w:eastAsia="zh-CN" w:bidi="ar-SA"/>
+          <w:sz w:val="28"/>
+          <w:szCs w:val="28"/>
+          <w:lang w:val="en-US"/>
         </w:rPr>
         <w:t>语句更新表统计信息、运行</w:t>
       </w:r>
       <w:r>
         <w:rPr>
           <w:rFonts w:eastAsia="仿宋" w:cs="仿宋" w:ascii="仿宋" w:hAnsi="仿宋"/>
-          <w:b w:val="false"/>
-          <w:bCs w:val="false"/>
-          <w:color w:val="auto"/>
-          <w:kern w:val="0"/>
-          <w:sz w:val="28"/>
-          <w:szCs w:val="28"/>
-          <w:lang w:val="en-US" w:eastAsia="zh-CN" w:bidi="ar-SA"/>
+          <w:sz w:val="28"/>
+          <w:szCs w:val="28"/>
+          <w:lang w:val="en-US"/>
         </w:rPr>
         <w:t>VACUUM</w:t>
       </w:r>
       <w:r>
         <w:rPr>
           <w:rFonts w:ascii="仿宋" w:hAnsi="仿宋" w:cs="仿宋" w:eastAsia="仿宋"/>
-          <w:b w:val="false"/>
-          <w:bCs w:val="false"/>
-          <w:color w:val="auto"/>
-          <w:kern w:val="0"/>
-          <w:sz w:val="28"/>
-          <w:szCs w:val="28"/>
-          <w:lang w:val="en-US" w:eastAsia="zh-CN" w:bidi="ar-SA"/>
+          <w:sz w:val="28"/>
+          <w:szCs w:val="28"/>
+          <w:lang w:val="en-US"/>
         </w:rPr>
         <w:t>命令整理数据库文件、设置</w:t>
       </w:r>
       <w:r>
         <w:rPr>
           <w:rFonts w:eastAsia="仿宋" w:cs="仿宋" w:ascii="仿宋" w:hAnsi="仿宋"/>
-          <w:b w:val="false"/>
-          <w:bCs w:val="false"/>
-          <w:color w:val="auto"/>
-          <w:kern w:val="0"/>
-          <w:sz w:val="28"/>
-          <w:szCs w:val="28"/>
-          <w:lang w:val="en-US" w:eastAsia="zh-CN" w:bidi="ar-SA"/>
+          <w:sz w:val="28"/>
+          <w:szCs w:val="28"/>
+          <w:lang w:val="en-US"/>
         </w:rPr>
         <w:t>PRAGMA</w:t>
       </w:r>
       <w:r>
         <w:rPr>
           <w:rFonts w:ascii="仿宋" w:hAnsi="仿宋" w:cs="仿宋" w:eastAsia="仿宋"/>
-          <w:b w:val="false"/>
-          <w:bCs w:val="false"/>
-          <w:color w:val="auto"/>
-          <w:kern w:val="0"/>
-          <w:sz w:val="28"/>
-          <w:szCs w:val="28"/>
-          <w:lang w:val="en-US" w:eastAsia="zh-CN" w:bidi="ar-SA"/>
+          <w:sz w:val="28"/>
+          <w:szCs w:val="28"/>
+          <w:lang w:val="en-US"/>
         </w:rPr>
         <w:t>参数（</w:t>
       </w:r>
       <w:r>
         <w:rPr>
           <w:rFonts w:eastAsia="仿宋" w:cs="仿宋" w:ascii="仿宋" w:hAnsi="仿宋"/>
-          <w:b w:val="false"/>
-          <w:bCs w:val="false"/>
-          <w:color w:val="auto"/>
-          <w:kern w:val="0"/>
-          <w:sz w:val="28"/>
-          <w:szCs w:val="28"/>
-          <w:lang w:val="en-US" w:eastAsia="zh-CN" w:bidi="ar-SA"/>
+          <w:sz w:val="28"/>
+          <w:szCs w:val="28"/>
+          <w:lang w:val="en-US"/>
         </w:rPr>
         <w:t>synchronous=NORMAL</w:t>
       </w:r>
       <w:r>
         <w:rPr>
           <w:rFonts w:ascii="仿宋" w:hAnsi="仿宋" w:cs="仿宋" w:eastAsia="仿宋"/>
-          <w:b w:val="false"/>
-          <w:bCs w:val="false"/>
-          <w:color w:val="auto"/>
-          <w:kern w:val="0"/>
-          <w:sz w:val="28"/>
-          <w:szCs w:val="28"/>
-          <w:lang w:val="en-US" w:eastAsia="zh-CN" w:bidi="ar-SA"/>
+          <w:sz w:val="28"/>
+          <w:szCs w:val="28"/>
+          <w:lang w:val="en-US"/>
         </w:rPr>
         <w:t>、</w:t>
       </w:r>
       <w:r>
         <w:rPr>
           <w:rFonts w:eastAsia="仿宋" w:cs="仿宋" w:ascii="仿宋" w:hAnsi="仿宋"/>
-          <w:b w:val="false"/>
-          <w:bCs w:val="false"/>
-          <w:color w:val="auto"/>
-          <w:kern w:val="0"/>
-          <w:sz w:val="28"/>
-          <w:szCs w:val="28"/>
-          <w:lang w:val="en-US" w:eastAsia="zh-CN" w:bidi="ar-SA"/>
+          <w:sz w:val="28"/>
+          <w:szCs w:val="28"/>
+          <w:lang w:val="en-US"/>
         </w:rPr>
         <w:t>cache_size</w:t>
       </w:r>
       <w:r>
         <w:rPr>
           <w:rFonts w:ascii="仿宋" w:hAnsi="仿宋" w:cs="仿宋" w:eastAsia="仿宋"/>
-          <w:b w:val="false"/>
-          <w:bCs w:val="false"/>
-          <w:color w:val="auto"/>
-          <w:kern w:val="0"/>
-          <w:sz w:val="28"/>
-          <w:szCs w:val="28"/>
-          <w:lang w:val="en-US" w:eastAsia="zh-CN" w:bidi="ar-SA"/>
+          <w:sz w:val="28"/>
+          <w:szCs w:val="28"/>
+          <w:lang w:val="en-US"/>
         </w:rPr>
         <w:t>等）、对最终的</w:t>
       </w:r>
       <w:r>
         <w:rPr>
           <w:rFonts w:eastAsia="仿宋" w:cs="仿宋" w:ascii="仿宋" w:hAnsi="仿宋"/>
-          <w:b w:val="false"/>
-          <w:bCs w:val="false"/>
-          <w:color w:val="auto"/>
-          <w:kern w:val="0"/>
-          <w:sz w:val="28"/>
-          <w:szCs w:val="28"/>
-          <w:lang w:val="en-US" w:eastAsia="zh-CN" w:bidi="ar-SA"/>
+          <w:sz w:val="28"/>
+          <w:szCs w:val="28"/>
+          <w:lang w:val="en-US"/>
         </w:rPr>
         <w:t>.db</w:t>
       </w:r>
       <w:r>
         <w:rPr>
           <w:rFonts w:ascii="仿宋" w:hAnsi="仿宋" w:cs="仿宋" w:eastAsia="仿宋"/>
-          <w:b w:val="false"/>
-          <w:bCs w:val="false"/>
-          <w:color w:val="auto"/>
-          <w:kern w:val="0"/>
-          <w:sz w:val="28"/>
-          <w:szCs w:val="28"/>
-          <w:lang w:val="en-US" w:eastAsia="zh-CN" w:bidi="ar-SA"/>
+          <w:sz w:val="28"/>
+          <w:szCs w:val="28"/>
+          <w:lang w:val="en-US"/>
         </w:rPr>
         <w:t>文件进行压缩。</w:t>
       </w:r>
@@ -5266,11 +4612,9 @@
           <w:rFonts w:ascii="仿宋" w:hAnsi="仿宋" w:cs="仿宋" w:eastAsia="仿宋"/>
           <w:b/>
           <w:bCs/>
-          <w:color w:val="auto"/>
-          <w:kern w:val="0"/>
-          <w:sz w:val="28"/>
-          <w:szCs w:val="28"/>
-          <w:lang w:val="en-US" w:eastAsia="zh-CN" w:bidi="ar-SA"/>
+          <w:sz w:val="28"/>
+          <w:szCs w:val="28"/>
+          <w:lang w:val="en-US"/>
         </w:rPr>
         <w:t>（七）增量更新与维护机制</w:t>
       </w:r>
@@ -5284,26 +4628,17 @@
         <w:jc w:val="both"/>
         <w:rPr>
           <w:rFonts w:ascii="仿宋" w:hAnsi="仿宋" w:eastAsia="仿宋" w:cs="仿宋"/>
-          <w:b w:val="false"/>
-          <w:b w:val="false"/>
-          <w:bCs w:val="false"/>
-          <w:color w:val="auto"/>
-          <w:kern w:val="0"/>
-          <w:sz w:val="28"/>
-          <w:szCs w:val="28"/>
-          <w:lang w:val="en-US" w:eastAsia="zh-CN" w:bidi="ar-SA"/>
-        </w:rPr>
-      </w:pPr>
-      <w:r>
-        <w:rPr>
-          <w:rFonts w:ascii="仿宋" w:hAnsi="仿宋" w:cs="仿宋" w:eastAsia="仿宋"/>
-          <w:b w:val="false"/>
-          <w:bCs w:val="false"/>
-          <w:color w:val="auto"/>
-          <w:kern w:val="0"/>
-          <w:sz w:val="28"/>
-          <w:szCs w:val="28"/>
-          <w:lang w:val="en-US" w:eastAsia="zh-CN" w:bidi="ar-SA"/>
+          <w:sz w:val="28"/>
+          <w:szCs w:val="28"/>
+          <w:lang w:val="en-US"/>
+        </w:rPr>
+      </w:pPr>
+      <w:r>
+        <w:rPr>
+          <w:rFonts w:ascii="仿宋" w:hAnsi="仿宋" w:cs="仿宋" w:eastAsia="仿宋"/>
+          <w:sz w:val="28"/>
+          <w:szCs w:val="28"/>
+          <w:lang w:val="en-US"/>
         </w:rPr>
         <w:t>本发明采用网格级增量更新策略，解决现有技术中更新困难、需整体替换的问题。</w:t>
       </w:r>
@@ -5317,28 +4652,73 @@
         <w:jc w:val="both"/>
         <w:rPr>
           <w:rFonts w:ascii="仿宋" w:hAnsi="仿宋" w:eastAsia="仿宋" w:cs="仿宋"/>
-          <w:b w:val="false"/>
-          <w:b w:val="false"/>
-          <w:bCs w:val="false"/>
-          <w:color w:val="auto"/>
-          <w:kern w:val="0"/>
-          <w:sz w:val="28"/>
-          <w:szCs w:val="28"/>
-          <w:lang w:val="en-US" w:eastAsia="zh-CN" w:bidi="ar-SA"/>
-        </w:rPr>
-      </w:pPr>
-      <w:r>
-        <w:rPr>
-          <w:rFonts w:ascii="仿宋" w:hAnsi="仿宋" w:cs="仿宋" w:eastAsia="仿宋"/>
-          <w:b w:val="false"/>
-          <w:bCs w:val="false"/>
-          <w:color w:val="auto"/>
-          <w:kern w:val="0"/>
-          <w:sz w:val="28"/>
-          <w:szCs w:val="28"/>
-          <w:lang w:val="en-US" w:eastAsia="zh-CN" w:bidi="ar-SA"/>
-        </w:rPr>
-        <w:t>第一步，制定增量更新策略，包括更新单元（以网格为最小更新单元，每次更新一个或多个网格）、版本管理（为每个网格数据维护版本号，支持回滚）、更新包结构（包含网格编号、更新类型、变化数据、校验码）。第二步，确定</w:t>
+          <w:sz w:val="28"/>
+          <w:szCs w:val="28"/>
+          <w:lang w:val="en-US"/>
+        </w:rPr>
+      </w:pPr>
+      <w:r>
+        <w:rPr>
+          <w:rFonts w:ascii="仿宋" w:hAnsi="仿宋" w:cs="仿宋" w:eastAsia="仿宋"/>
+          <w:sz w:val="28"/>
+          <w:szCs w:val="28"/>
+          <w:lang w:val="en-US"/>
+        </w:rPr>
+        <w:t>第一步，制定增量更新策略，包括更新单元（以网格为最小更新单元，每次更新一个或多个网格）、版本管理（为每个网格数据维护版本号，支持回滚）、更新包结构（包含网格编号、更新类型、变化数据、校验码）。第二步，确定更新传输方式，包括北斗短报文（适用于小数据量更新，如几个网格的</w:t>
+      </w:r>
+      <w:r>
+        <w:rPr>
+          <w:rFonts w:eastAsia="仿宋" w:cs="仿宋" w:ascii="仿宋" w:hAnsi="仿宋"/>
+          <w:sz w:val="28"/>
+          <w:szCs w:val="28"/>
+          <w:lang w:val="en-US"/>
+        </w:rPr>
+        <w:t>POI</w:t>
+      </w:r>
+      <w:r>
+        <w:rPr>
+          <w:rFonts w:ascii="仿宋" w:hAnsi="仿宋" w:cs="仿宋" w:eastAsia="仿宋"/>
+          <w:sz w:val="28"/>
+          <w:szCs w:val="28"/>
+          <w:lang w:val="en-US"/>
+        </w:rPr>
+        <w:t>变化、属性变更）、北斗定位终端数据口（适用于中等数据量更新，通过</w:t>
+      </w:r>
+      <w:r>
+        <w:rPr>
+          <w:rFonts w:eastAsia="仿宋" w:cs="仿宋" w:ascii="仿宋" w:hAnsi="仿宋"/>
+          <w:sz w:val="28"/>
+          <w:szCs w:val="28"/>
+          <w:lang w:val="en-US"/>
+        </w:rPr>
+        <w:t>USB/RS232</w:t>
+      </w:r>
+      <w:r>
+        <w:rPr>
+          <w:rFonts w:ascii="仿宋" w:hAnsi="仿宋" w:cs="仿宋" w:eastAsia="仿宋"/>
+          <w:sz w:val="28"/>
+          <w:szCs w:val="28"/>
+          <w:lang w:val="en-US"/>
+        </w:rPr>
+        <w:t>串口从外部设备同步数据）、外部存储介质（适用于大数据量完整更新，如道路拓扑重大变化，通过</w:t>
+      </w:r>
+      <w:r>
+        <w:rPr>
+          <w:rFonts w:eastAsia="仿宋" w:cs="仿宋" w:ascii="仿宋" w:hAnsi="仿宋"/>
+          <w:sz w:val="28"/>
+          <w:szCs w:val="28"/>
+          <w:lang w:val="en-US"/>
+        </w:rPr>
+        <w:t>SD</w:t>
+      </w:r>
+      <w:r>
+        <w:rPr>
+          <w:rFonts w:ascii="仿宋" w:hAnsi="仿宋" w:cs="仿宋" w:eastAsia="仿宋"/>
+          <w:sz w:val="28"/>
+          <w:szCs w:val="28"/>
+          <w:lang w:val="en-US"/>
+        </w:rPr>
+        <w:t>卡等存储介质人工更新）。第三步，执行更新流程，包括接收更新包（解析网格编号和更新类型）、备份当前数据（将待更新网格的旧数据备份）、执行更新（删除旧数据，插入新数据）、验证一致性（检查拓扑关系、索引完整性）、回滚处理（若验证失败，恢复备份数据）。</w:t>
       </w:r>
     </w:p>
     <w:p>
@@ -5350,106 +4730,24 @@
         <w:jc w:val="both"/>
         <w:rPr>
           <w:rFonts w:ascii="仿宋" w:hAnsi="仿宋" w:eastAsia="仿宋" w:cs="仿宋"/>
-          <w:b w:val="false"/>
-          <w:b w:val="false"/>
-          <w:bCs w:val="false"/>
-          <w:color w:val="auto"/>
-          <w:kern w:val="0"/>
-          <w:sz w:val="28"/>
-          <w:szCs w:val="28"/>
-          <w:lang w:val="en-US" w:eastAsia="zh-CN" w:bidi="ar-SA"/>
-        </w:rPr>
-      </w:pPr>
-      <w:r>
-        <w:rPr>
-          <w:rFonts w:ascii="仿宋" w:hAnsi="仿宋" w:cs="仿宋" w:eastAsia="仿宋"/>
-          <w:b w:val="false"/>
-          <w:bCs w:val="false"/>
-          <w:color w:val="auto"/>
-          <w:kern w:val="0"/>
-          <w:sz w:val="28"/>
-          <w:szCs w:val="28"/>
-          <w:lang w:val="en-US" w:eastAsia="zh-CN" w:bidi="ar-SA"/>
-        </w:rPr>
-        <w:t>更新传输方式，包括北斗短报文（适用于小数据量更新，如几个网格的</w:t>
-      </w:r>
-      <w:r>
-        <w:rPr>
-          <w:rFonts w:eastAsia="仿宋" w:cs="仿宋" w:ascii="仿宋" w:hAnsi="仿宋"/>
-          <w:b w:val="false"/>
-          <w:bCs w:val="false"/>
-          <w:color w:val="auto"/>
-          <w:kern w:val="0"/>
-          <w:sz w:val="28"/>
-          <w:szCs w:val="28"/>
-          <w:lang w:val="en-US" w:eastAsia="zh-CN" w:bidi="ar-SA"/>
-        </w:rPr>
-        <w:t>POI</w:t>
-      </w:r>
-      <w:r>
-        <w:rPr>
-          <w:rFonts w:ascii="仿宋" w:hAnsi="仿宋" w:cs="仿宋" w:eastAsia="仿宋"/>
-          <w:b w:val="false"/>
-          <w:bCs w:val="false"/>
-          <w:color w:val="auto"/>
-          <w:kern w:val="0"/>
-          <w:sz w:val="28"/>
-          <w:szCs w:val="28"/>
-          <w:lang w:val="en-US" w:eastAsia="zh-CN" w:bidi="ar-SA"/>
-        </w:rPr>
-        <w:t>变化、属性变更）、北斗定位终端数据口（适用于中等数据量更新，通过</w:t>
-      </w:r>
-      <w:r>
-        <w:rPr>
-          <w:rFonts w:eastAsia="仿宋" w:cs="仿宋" w:ascii="仿宋" w:hAnsi="仿宋"/>
-          <w:b w:val="false"/>
-          <w:bCs w:val="false"/>
-          <w:color w:val="auto"/>
-          <w:kern w:val="0"/>
-          <w:sz w:val="28"/>
-          <w:szCs w:val="28"/>
-          <w:lang w:val="en-US" w:eastAsia="zh-CN" w:bidi="ar-SA"/>
-        </w:rPr>
-        <w:t>USB/RS232</w:t>
-      </w:r>
-      <w:r>
-        <w:rPr>
-          <w:rFonts w:ascii="仿宋" w:hAnsi="仿宋" w:cs="仿宋" w:eastAsia="仿宋"/>
-          <w:b w:val="false"/>
-          <w:bCs w:val="false"/>
-          <w:color w:val="auto"/>
-          <w:kern w:val="0"/>
-          <w:sz w:val="28"/>
-          <w:szCs w:val="28"/>
-          <w:lang w:val="en-US" w:eastAsia="zh-CN" w:bidi="ar-SA"/>
-        </w:rPr>
-        <w:t>串口从外部设备同步数据）、外部存储介质（适用于大数据量完整更新，如道路拓扑重大变化，通过</w:t>
-      </w:r>
-      <w:r>
-        <w:rPr>
-          <w:rFonts w:eastAsia="仿宋" w:cs="仿宋" w:ascii="仿宋" w:hAnsi="仿宋"/>
-          <w:b w:val="false"/>
-          <w:bCs w:val="false"/>
-          <w:color w:val="auto"/>
-          <w:kern w:val="0"/>
-          <w:sz w:val="28"/>
-          <w:szCs w:val="28"/>
-          <w:lang w:val="en-US" w:eastAsia="zh-CN" w:bidi="ar-SA"/>
-        </w:rPr>
-        <w:t>SD</w:t>
-      </w:r>
-      <w:r>
-        <w:rPr>
-          <w:rFonts w:ascii="仿宋" w:hAnsi="仿宋" w:cs="仿宋" w:eastAsia="仿宋"/>
-          <w:b w:val="false"/>
-          <w:bCs w:val="false"/>
-          <w:color w:val="auto"/>
-          <w:kern w:val="0"/>
-          <w:sz w:val="28"/>
-          <w:szCs w:val="28"/>
-          <w:lang w:val="en-US" w:eastAsia="zh-CN" w:bidi="ar-SA"/>
-        </w:rPr>
-        <w:t>卡等存储介质人工更新）。第三步，执行更新流程，包括接收更新包（解析网格编号和更新类型）、备份当前数据（将待更新网格的旧数据备份）、执行更新（删除旧数据，插入新数据）、验证一致性（检查拓扑关系、索引完整性）、回滚处理（若验证失败，恢复备份数据）。</w:t>
+          <w:b/>
+          <w:b/>
+          <w:bCs/>
+          <w:sz w:val="28"/>
+          <w:szCs w:val="28"/>
+          <w:lang w:val="en-US"/>
+        </w:rPr>
+      </w:pPr>
+      <w:r>
+        <w:rPr>
+          <w:rFonts w:ascii="仿宋" w:hAnsi="仿宋" w:cs="仿宋" w:eastAsia="仿宋"/>
+          <w:b/>
+          <w:bCs/>
+          <w:sz w:val="28"/>
+          <w:szCs w:val="28"/>
+          <w:lang w:val="en-US"/>
+        </w:rPr>
+        <w:t>（八）测试与验证</w:t>
       </w:r>
     </w:p>
     <w:p>
@@ -5461,26 +4759,19 @@
         <w:jc w:val="both"/>
         <w:rPr>
           <w:rFonts w:ascii="仿宋" w:hAnsi="仿宋" w:eastAsia="仿宋" w:cs="仿宋"/>
-          <w:b/>
-          <w:b/>
-          <w:bCs/>
-          <w:sz w:val="28"/>
-          <w:szCs w:val="28"/>
-          <w:lang w:val="en-US"/>
-        </w:rPr>
-      </w:pPr>
-      <w:r>
-        <w:rPr>
-          <w:rFonts w:ascii="仿宋" w:hAnsi="仿宋" w:cs="仿宋" w:eastAsia="仿宋"/>
-          <w:b/>
-          <w:bCs/>
-          <w:color w:val="auto"/>
-          <w:kern w:val="0"/>
-          <w:sz w:val="28"/>
-          <w:szCs w:val="28"/>
-          <w:lang w:val="en-US" w:eastAsia="zh-CN" w:bidi="ar-SA"/>
-        </w:rPr>
-        <w:t>（八）测试与验证</w:t>
+          <w:sz w:val="28"/>
+          <w:szCs w:val="28"/>
+          <w:lang w:val="en-US"/>
+        </w:rPr>
+      </w:pPr>
+      <w:r>
+        <w:rPr>
+          <w:rFonts w:ascii="仿宋" w:hAnsi="仿宋" w:cs="仿宋" w:eastAsia="仿宋"/>
+          <w:sz w:val="28"/>
+          <w:szCs w:val="28"/>
+          <w:lang w:val="en-US"/>
+        </w:rPr>
+        <w:t>本发明通过测试验证确保导航数据的正确性与性能指标。</w:t>
       </w:r>
     </w:p>
     <w:p>
@@ -5492,202 +4783,107 @@
         <w:jc w:val="both"/>
         <w:rPr>
           <w:rFonts w:ascii="仿宋" w:hAnsi="仿宋" w:eastAsia="仿宋" w:cs="仿宋"/>
-          <w:b w:val="false"/>
-          <w:b w:val="false"/>
-          <w:bCs w:val="false"/>
-          <w:color w:val="auto"/>
-          <w:kern w:val="0"/>
-          <w:sz w:val="28"/>
-          <w:szCs w:val="28"/>
-          <w:lang w:val="en-US" w:eastAsia="zh-CN" w:bidi="ar-SA"/>
-        </w:rPr>
-      </w:pPr>
-      <w:r>
-        <w:rPr>
-          <w:rFonts w:ascii="仿宋" w:hAnsi="仿宋" w:cs="仿宋" w:eastAsia="仿宋"/>
-          <w:b w:val="false"/>
-          <w:bCs w:val="false"/>
-          <w:color w:val="auto"/>
-          <w:kern w:val="0"/>
-          <w:sz w:val="28"/>
-          <w:szCs w:val="28"/>
-          <w:lang w:val="en-US" w:eastAsia="zh-CN" w:bidi="ar-SA"/>
-        </w:rPr>
-        <w:t>本发明通过测试验证确保导航数据的正确性与性能指标。</w:t>
-      </w:r>
-    </w:p>
-    <w:p>
-      <w:pPr>
-        <w:pStyle w:val="Normal"/>
-        <w:snapToGrid w:val="false"/>
-        <w:spacing w:lineRule="auto" w:line="360"/>
-        <w:ind w:firstLine="562"/>
-        <w:jc w:val="both"/>
-        <w:rPr>
-          <w:rFonts w:ascii="仿宋" w:hAnsi="仿宋" w:eastAsia="仿宋" w:cs="仿宋"/>
-          <w:b w:val="false"/>
-          <w:b w:val="false"/>
-          <w:bCs w:val="false"/>
-          <w:color w:val="auto"/>
-          <w:kern w:val="0"/>
-          <w:sz w:val="28"/>
-          <w:szCs w:val="28"/>
-          <w:lang w:val="en-US" w:eastAsia="zh-CN" w:bidi="ar-SA"/>
-        </w:rPr>
-      </w:pPr>
-      <w:r>
-        <w:rPr>
-          <w:rFonts w:ascii="仿宋" w:hAnsi="仿宋" w:cs="仿宋" w:eastAsia="仿宋"/>
-          <w:b w:val="false"/>
-          <w:bCs w:val="false"/>
-          <w:color w:val="auto"/>
-          <w:kern w:val="0"/>
-          <w:sz w:val="28"/>
-          <w:szCs w:val="28"/>
-          <w:lang w:val="en-US" w:eastAsia="zh-CN" w:bidi="ar-SA"/>
+          <w:sz w:val="28"/>
+          <w:szCs w:val="28"/>
+          <w:lang w:val="en-US"/>
+        </w:rPr>
+      </w:pPr>
+      <w:r>
+        <w:rPr>
+          <w:rFonts w:ascii="仿宋" w:hAnsi="仿宋" w:cs="仿宋" w:eastAsia="仿宋"/>
+          <w:sz w:val="28"/>
+          <w:szCs w:val="28"/>
+          <w:lang w:val="en-US"/>
         </w:rPr>
         <w:t>第一步，进行功能测试，包括路径规划测试（在终端上选择起点终点，验证路径计算结果的正确性）、定位匹配测试（输入模拟定位坐标，验证逆地理编码结果）、网格加载测试（验证按需加载单个或多个网格数据的正确性）。第二步，进行性能测试，包括数据加载时间（目标</w:t>
       </w:r>
       <w:r>
         <w:rPr>
           <w:rFonts w:eastAsia="仿宋" w:cs="仿宋" w:ascii="仿宋" w:hAnsi="仿宋"/>
-          <w:b w:val="false"/>
-          <w:bCs w:val="false"/>
-          <w:color w:val="auto"/>
-          <w:kern w:val="0"/>
-          <w:sz w:val="28"/>
-          <w:szCs w:val="28"/>
-          <w:lang w:val="en-US" w:eastAsia="zh-CN" w:bidi="ar-SA"/>
+          <w:sz w:val="28"/>
+          <w:szCs w:val="28"/>
+          <w:lang w:val="en-US"/>
         </w:rPr>
         <w:t>&lt;3</w:t>
       </w:r>
       <w:r>
         <w:rPr>
           <w:rFonts w:ascii="仿宋" w:hAnsi="仿宋" w:cs="仿宋" w:eastAsia="仿宋"/>
-          <w:b w:val="false"/>
-          <w:bCs w:val="false"/>
-          <w:color w:val="auto"/>
-          <w:kern w:val="0"/>
-          <w:sz w:val="28"/>
-          <w:szCs w:val="28"/>
-          <w:lang w:val="en-US" w:eastAsia="zh-CN" w:bidi="ar-SA"/>
+          <w:sz w:val="28"/>
+          <w:szCs w:val="28"/>
+          <w:lang w:val="en-US"/>
         </w:rPr>
         <w:t>秒）、路径规划耗时（目标</w:t>
       </w:r>
       <w:r>
         <w:rPr>
           <w:rFonts w:eastAsia="仿宋" w:cs="仿宋" w:ascii="仿宋" w:hAnsi="仿宋"/>
-          <w:b w:val="false"/>
-          <w:bCs w:val="false"/>
-          <w:color w:val="auto"/>
-          <w:kern w:val="0"/>
-          <w:sz w:val="28"/>
-          <w:szCs w:val="28"/>
-          <w:lang w:val="en-US" w:eastAsia="zh-CN" w:bidi="ar-SA"/>
-        </w:rPr>
-        <w:t>&lt;</w:t>
-      </w:r>
-      <w:r>
-        <w:rPr>
-          <w:rFonts w:eastAsia="仿宋" w:cs="仿宋" w:ascii="仿宋" w:hAnsi="仿宋"/>
-          <w:b w:val="false"/>
-          <w:bCs w:val="false"/>
-          <w:color w:val="auto"/>
-          <w:kern w:val="0"/>
-          <w:sz w:val="28"/>
-          <w:szCs w:val="28"/>
-          <w:lang w:val="en-US" w:eastAsia="zh-CN" w:bidi="ar-SA"/>
-        </w:rPr>
-        <w:t>2</w:t>
-      </w:r>
-      <w:r>
-        <w:rPr>
-          <w:rFonts w:ascii="仿宋" w:hAnsi="仿宋" w:cs="仿宋" w:eastAsia="仿宋"/>
-          <w:b w:val="false"/>
-          <w:bCs w:val="false"/>
-          <w:color w:val="auto"/>
-          <w:kern w:val="0"/>
-          <w:sz w:val="28"/>
-          <w:szCs w:val="28"/>
-          <w:lang w:val="en-US" w:eastAsia="zh-CN" w:bidi="ar-SA"/>
+          <w:sz w:val="28"/>
+          <w:szCs w:val="28"/>
+          <w:lang w:val="en-US"/>
+        </w:rPr>
+        <w:t>&lt;2</w:t>
+      </w:r>
+      <w:r>
+        <w:rPr>
+          <w:rFonts w:ascii="仿宋" w:hAnsi="仿宋" w:cs="仿宋" w:eastAsia="仿宋"/>
+          <w:sz w:val="28"/>
+          <w:szCs w:val="28"/>
+          <w:lang w:val="en-US"/>
         </w:rPr>
         <w:t>秒）、内存占用（目标</w:t>
       </w:r>
       <w:r>
         <w:rPr>
           <w:rFonts w:eastAsia="仿宋" w:cs="仿宋" w:ascii="仿宋" w:hAnsi="仿宋"/>
-          <w:b w:val="false"/>
-          <w:bCs w:val="false"/>
-          <w:color w:val="auto"/>
-          <w:kern w:val="0"/>
-          <w:sz w:val="28"/>
-          <w:szCs w:val="28"/>
-          <w:lang w:val="en-US" w:eastAsia="zh-CN" w:bidi="ar-SA"/>
-        </w:rPr>
-        <w:t>&lt;100MB</w:t>
-      </w:r>
-      <w:r>
-        <w:rPr>
-          <w:rFonts w:ascii="仿宋" w:hAnsi="仿宋" w:cs="仿宋" w:eastAsia="仿宋"/>
-          <w:b w:val="false"/>
-          <w:bCs w:val="false"/>
-          <w:color w:val="auto"/>
-          <w:kern w:val="0"/>
-          <w:sz w:val="28"/>
-          <w:szCs w:val="28"/>
-          <w:lang w:val="en-US" w:eastAsia="zh-CN" w:bidi="ar-SA"/>
+          <w:sz w:val="28"/>
+          <w:szCs w:val="28"/>
+          <w:lang w:val="en-US"/>
+        </w:rPr>
+        <w:t>&lt;1000MB</w:t>
+      </w:r>
+      <w:r>
+        <w:rPr>
+          <w:rFonts w:ascii="仿宋" w:hAnsi="仿宋" w:cs="仿宋" w:eastAsia="仿宋"/>
+          <w:sz w:val="28"/>
+          <w:szCs w:val="28"/>
+          <w:lang w:val="en-US"/>
         </w:rPr>
         <w:t>）。第三步，进行兼容性测试，包括在不同规格终端上验证数据加载的正确性、验证增量更新在不同传输方式下的可靠性（北斗短报文</w:t>
       </w:r>
       <w:r>
         <w:rPr>
           <w:rFonts w:eastAsia="仿宋" w:cs="仿宋" w:ascii="仿宋" w:hAnsi="仿宋"/>
-          <w:b w:val="false"/>
-          <w:bCs w:val="false"/>
-          <w:color w:val="auto"/>
-          <w:kern w:val="0"/>
-          <w:sz w:val="28"/>
-          <w:szCs w:val="28"/>
-          <w:lang w:val="en-US" w:eastAsia="zh-CN" w:bidi="ar-SA"/>
+          <w:sz w:val="28"/>
+          <w:szCs w:val="28"/>
+          <w:lang w:val="en-US"/>
         </w:rPr>
         <w:t>/</w:t>
       </w:r>
       <w:r>
         <w:rPr>
           <w:rFonts w:ascii="仿宋" w:hAnsi="仿宋" w:cs="仿宋" w:eastAsia="仿宋"/>
-          <w:b w:val="false"/>
-          <w:bCs w:val="false"/>
-          <w:color w:val="auto"/>
-          <w:kern w:val="0"/>
-          <w:sz w:val="28"/>
-          <w:szCs w:val="28"/>
-          <w:lang w:val="en-US" w:eastAsia="zh-CN" w:bidi="ar-SA"/>
+          <w:sz w:val="28"/>
+          <w:szCs w:val="28"/>
+          <w:lang w:val="en-US"/>
         </w:rPr>
         <w:t>数据口</w:t>
       </w:r>
       <w:r>
         <w:rPr>
           <w:rFonts w:eastAsia="仿宋" w:cs="仿宋" w:ascii="仿宋" w:hAnsi="仿宋"/>
-          <w:b w:val="false"/>
-          <w:bCs w:val="false"/>
-          <w:color w:val="auto"/>
-          <w:kern w:val="0"/>
-          <w:sz w:val="28"/>
-          <w:szCs w:val="28"/>
-          <w:lang w:val="en-US" w:eastAsia="zh-CN" w:bidi="ar-SA"/>
+          <w:sz w:val="28"/>
+          <w:szCs w:val="28"/>
+          <w:lang w:val="en-US"/>
         </w:rPr>
         <w:t>/</w:t>
       </w:r>
       <w:r>
         <w:rPr>
           <w:rFonts w:ascii="仿宋" w:hAnsi="仿宋" w:cs="仿宋" w:eastAsia="仿宋"/>
-          <w:b w:val="false"/>
-          <w:bCs w:val="false"/>
-          <w:color w:val="auto"/>
-          <w:kern w:val="0"/>
-          <w:sz w:val="28"/>
-          <w:szCs w:val="28"/>
-          <w:lang w:val="en-US" w:eastAsia="zh-CN" w:bidi="ar-SA"/>
+          <w:sz w:val="28"/>
+          <w:szCs w:val="28"/>
+          <w:lang w:val="en-US"/>
         </w:rPr>
         <w:t>存储介质）。</w:t>
       </w:r>
@@ -5747,11 +4943,8 @@
         <w:rPr>
           <w:rFonts w:ascii="仿宋" w:hAnsi="仿宋" w:cs="仿宋" w:eastAsia="仿宋"/>
           <w:b/>
-          <w:color w:val="auto"/>
-          <w:kern w:val="0"/>
-          <w:sz w:val="28"/>
-          <w:szCs w:val="28"/>
-          <w:lang w:val="en-AU" w:eastAsia="zh-CN" w:bidi="ar-SA"/>
+          <w:sz w:val="28"/>
+          <w:szCs w:val="28"/>
         </w:rPr>
         <w:t>有益效果</w:t>
       </w:r>
@@ -5765,338 +4958,224 @@
         <w:jc w:val="both"/>
         <w:rPr>
           <w:rFonts w:ascii="仿宋" w:hAnsi="仿宋" w:eastAsia="仿宋" w:cs="仿宋"/>
-          <w:b w:val="false"/>
-          <w:b w:val="false"/>
-          <w:bCs w:val="false"/>
-          <w:color w:val="auto"/>
-          <w:kern w:val="0"/>
-          <w:sz w:val="28"/>
-          <w:szCs w:val="28"/>
-          <w:lang w:val="en-US" w:eastAsia="zh-CN" w:bidi="ar-SA"/>
-        </w:rPr>
-      </w:pPr>
-      <w:r>
-        <w:rPr>
-          <w:rFonts w:ascii="仿宋" w:hAnsi="仿宋" w:cs="仿宋" w:eastAsia="仿宋"/>
-          <w:b w:val="false"/>
-          <w:bCs w:val="false"/>
-          <w:color w:val="auto"/>
-          <w:kern w:val="0"/>
-          <w:sz w:val="28"/>
-          <w:szCs w:val="28"/>
-          <w:lang w:val="en-US" w:eastAsia="zh-CN" w:bidi="ar-SA"/>
-        </w:rPr>
-        <w:t>本发明针对北斗三号特种终端面临的通信带宽有限（短报文仅</w:t>
-      </w:r>
-      <w:r>
-        <w:rPr>
-          <w:rFonts w:eastAsia="仿宋" w:cs="仿宋" w:ascii="仿宋" w:hAnsi="仿宋"/>
-          <w:b w:val="false"/>
-          <w:bCs w:val="false"/>
-          <w:color w:val="auto"/>
-          <w:kern w:val="0"/>
-          <w:sz w:val="28"/>
-          <w:szCs w:val="28"/>
-          <w:lang w:val="en-US" w:eastAsia="zh-CN" w:bidi="ar-SA"/>
-        </w:rPr>
-        <w:t>560</w:t>
-      </w:r>
-      <w:r>
-        <w:rPr>
-          <w:rFonts w:ascii="仿宋" w:hAnsi="仿宋" w:cs="仿宋" w:eastAsia="仿宋"/>
-          <w:b w:val="false"/>
-          <w:bCs w:val="false"/>
-          <w:color w:val="auto"/>
-          <w:kern w:val="0"/>
-          <w:sz w:val="28"/>
-          <w:szCs w:val="28"/>
-          <w:lang w:val="en-US" w:eastAsia="zh-CN" w:bidi="ar-SA"/>
-        </w:rPr>
-        <w:t>比特）、通信时效成本</w:t>
-      </w:r>
-      <w:r>
-        <w:rPr>
-          <w:rFonts w:ascii="仿宋" w:hAnsi="仿宋" w:cs="仿宋" w:eastAsia="仿宋"/>
-          <w:b w:val="false"/>
-          <w:bCs w:val="false"/>
-          <w:color w:val="auto"/>
-          <w:kern w:val="0"/>
-          <w:sz w:val="28"/>
-          <w:szCs w:val="28"/>
-          <w:lang w:val="en-US" w:eastAsia="zh-CN" w:bidi="ar-SA"/>
-        </w:rPr>
-        <w:t>较高</w:t>
-      </w:r>
-      <w:r>
-        <w:rPr>
-          <w:rFonts w:ascii="仿宋" w:hAnsi="仿宋" w:cs="仿宋" w:eastAsia="仿宋"/>
-          <w:b w:val="false"/>
-          <w:bCs w:val="false"/>
-          <w:color w:val="auto"/>
-          <w:kern w:val="0"/>
-          <w:sz w:val="28"/>
-          <w:szCs w:val="28"/>
-          <w:lang w:val="en-US" w:eastAsia="zh-CN" w:bidi="ar-SA"/>
-        </w:rPr>
-        <w:t>、终端资源受限（存储空间、内存有限）等特殊环境限制，以及现有主流导航数据编译方法无法适配北斗三号通信导航系统离线、高效率、低带宽需求的问题，提供一种基于网格化数据组织与</w:t>
-      </w:r>
-      <w:r>
-        <w:rPr>
-          <w:rFonts w:eastAsia="仿宋" w:cs="仿宋" w:ascii="仿宋" w:hAnsi="仿宋"/>
-          <w:b w:val="false"/>
-          <w:bCs w:val="false"/>
-          <w:color w:val="auto"/>
-          <w:kern w:val="0"/>
-          <w:sz w:val="28"/>
-          <w:szCs w:val="28"/>
-          <w:lang w:val="en-US" w:eastAsia="zh-CN" w:bidi="ar-SA"/>
+          <w:sz w:val="28"/>
+          <w:szCs w:val="28"/>
+          <w:lang w:val="en-US"/>
+        </w:rPr>
+      </w:pPr>
+      <w:r>
+        <w:rPr>
+          <w:rFonts w:ascii="仿宋" w:hAnsi="仿宋" w:cs="仿宋" w:eastAsia="仿宋"/>
+          <w:sz w:val="28"/>
+          <w:szCs w:val="28"/>
+          <w:lang w:val="en-US"/>
+        </w:rPr>
+        <w:t>本发明针对北斗三号特种终端设备面临的通信带宽有限（短报文</w:t>
+      </w:r>
+      <w:r>
+        <w:rPr>
+          <w:rFonts w:ascii="仿宋" w:hAnsi="仿宋" w:cs="仿宋" w:eastAsia="仿宋"/>
+          <w:sz w:val="28"/>
+          <w:szCs w:val="28"/>
+          <w:lang w:val="en-US"/>
+        </w:rPr>
+        <w:t>单次最大值为</w:t>
+      </w:r>
+      <w:r>
+        <w:rPr>
+          <w:rFonts w:eastAsia="仿宋" w:cs="仿宋" w:ascii="仿宋" w:hAnsi="仿宋"/>
+          <w:sz w:val="28"/>
+          <w:szCs w:val="28"/>
+          <w:lang w:val="en-US"/>
+        </w:rPr>
+        <w:t>14000</w:t>
+      </w:r>
+      <w:r>
+        <w:rPr>
+          <w:rFonts w:ascii="仿宋" w:hAnsi="仿宋" w:cs="仿宋" w:eastAsia="仿宋"/>
+          <w:sz w:val="28"/>
+          <w:szCs w:val="28"/>
+          <w:lang w:val="en-US"/>
+        </w:rPr>
+        <w:t>比特）、通信时效成本较高、终端资源受限（存储空间、内存有限）等特殊环境限制，以及现有主流导航数据编译方法无法适配北斗三号通信导航系统离线、高效率、低带宽需求的问题，提供一种基于网格化数据组织与</w:t>
+      </w:r>
+      <w:r>
+        <w:rPr>
+          <w:rFonts w:eastAsia="仿宋" w:cs="仿宋" w:ascii="仿宋" w:hAnsi="仿宋"/>
+          <w:sz w:val="28"/>
+          <w:szCs w:val="28"/>
+          <w:lang w:val="en-US"/>
         </w:rPr>
         <w:t>SQLite</w:t>
       </w:r>
       <w:r>
         <w:rPr>
           <w:rFonts w:ascii="仿宋" w:hAnsi="仿宋" w:cs="仿宋" w:eastAsia="仿宋"/>
-          <w:b w:val="false"/>
-          <w:bCs w:val="false"/>
-          <w:color w:val="auto"/>
-          <w:kern w:val="0"/>
-          <w:sz w:val="28"/>
-          <w:szCs w:val="28"/>
-          <w:lang w:val="en-US" w:eastAsia="zh-CN" w:bidi="ar-SA"/>
+          <w:sz w:val="28"/>
+          <w:szCs w:val="28"/>
+          <w:lang w:val="en-US"/>
         </w:rPr>
         <w:t>轻量级存储的导航数据编译方法。与现有技术相比，本发明具有以下有益效果：通过两级网格体系与动态分裂规则（道路数量≥</w:t>
       </w:r>
       <w:r>
         <w:rPr>
           <w:rFonts w:eastAsia="仿宋" w:cs="仿宋" w:ascii="仿宋" w:hAnsi="仿宋"/>
-          <w:b w:val="false"/>
-          <w:bCs w:val="false"/>
-          <w:color w:val="auto"/>
-          <w:kern w:val="0"/>
-          <w:sz w:val="28"/>
-          <w:szCs w:val="28"/>
-          <w:lang w:val="en-US" w:eastAsia="zh-CN" w:bidi="ar-SA"/>
+          <w:sz w:val="28"/>
+          <w:szCs w:val="28"/>
+          <w:lang w:val="en-US"/>
         </w:rPr>
         <w:t>2048</w:t>
       </w:r>
       <w:r>
         <w:rPr>
           <w:rFonts w:ascii="仿宋" w:hAnsi="仿宋" w:cs="仿宋" w:eastAsia="仿宋"/>
-          <w:b w:val="false"/>
-          <w:bCs w:val="false"/>
-          <w:color w:val="auto"/>
-          <w:kern w:val="0"/>
-          <w:sz w:val="28"/>
-          <w:szCs w:val="28"/>
-          <w:lang w:val="en-US" w:eastAsia="zh-CN" w:bidi="ar-SA"/>
+          <w:sz w:val="28"/>
+          <w:szCs w:val="28"/>
+          <w:lang w:val="en-US"/>
         </w:rPr>
         <w:t>自动触发二次网格划分），实现数据分块存储与负载均衡；通过正规化坐标表示与差分编码</w:t>
       </w:r>
       <w:r>
         <w:rPr>
           <w:rFonts w:eastAsia="仿宋" w:cs="仿宋" w:ascii="仿宋" w:hAnsi="仿宋"/>
-          <w:b w:val="false"/>
-          <w:bCs w:val="false"/>
-          <w:color w:val="auto"/>
-          <w:kern w:val="0"/>
-          <w:sz w:val="28"/>
-          <w:szCs w:val="28"/>
-          <w:lang w:val="en-US" w:eastAsia="zh-CN" w:bidi="ar-SA"/>
+          <w:sz w:val="28"/>
+          <w:szCs w:val="28"/>
+          <w:lang w:val="en-US"/>
         </w:rPr>
         <w:t>+RLE</w:t>
       </w:r>
       <w:r>
         <w:rPr>
           <w:rFonts w:ascii="仿宋" w:hAnsi="仿宋" w:cs="仿宋" w:eastAsia="仿宋"/>
-          <w:b w:val="false"/>
-          <w:bCs w:val="false"/>
-          <w:color w:val="auto"/>
-          <w:kern w:val="0"/>
-          <w:sz w:val="28"/>
-          <w:szCs w:val="28"/>
-          <w:lang w:val="en-US" w:eastAsia="zh-CN" w:bidi="ar-SA"/>
+          <w:sz w:val="28"/>
+          <w:szCs w:val="28"/>
+          <w:lang w:val="en-US"/>
         </w:rPr>
         <w:t>混合压缩（压缩比</w:t>
       </w:r>
       <w:r>
         <w:rPr>
           <w:rFonts w:eastAsia="仿宋" w:cs="仿宋" w:ascii="仿宋" w:hAnsi="仿宋"/>
-          <w:b w:val="false"/>
-          <w:bCs w:val="false"/>
-          <w:color w:val="auto"/>
-          <w:kern w:val="0"/>
-          <w:sz w:val="28"/>
-          <w:szCs w:val="28"/>
-          <w:lang w:val="en-US" w:eastAsia="zh-CN" w:bidi="ar-SA"/>
+          <w:sz w:val="28"/>
+          <w:szCs w:val="28"/>
+          <w:lang w:val="en-US"/>
         </w:rPr>
         <w:t>3:1~5:1</w:t>
       </w:r>
       <w:r>
         <w:rPr>
           <w:rFonts w:ascii="仿宋" w:hAnsi="仿宋" w:cs="仿宋" w:eastAsia="仿宋"/>
-          <w:b w:val="false"/>
-          <w:bCs w:val="false"/>
-          <w:color w:val="auto"/>
-          <w:kern w:val="0"/>
-          <w:sz w:val="28"/>
-          <w:szCs w:val="28"/>
-          <w:lang w:val="en-US" w:eastAsia="zh-CN" w:bidi="ar-SA"/>
+          <w:sz w:val="28"/>
+          <w:szCs w:val="28"/>
+          <w:lang w:val="en-US"/>
         </w:rPr>
         <w:t>），存储空间减少约</w:t>
       </w:r>
       <w:r>
         <w:rPr>
           <w:rFonts w:eastAsia="仿宋" w:cs="仿宋" w:ascii="仿宋" w:hAnsi="仿宋"/>
-          <w:b w:val="false"/>
-          <w:bCs w:val="false"/>
-          <w:color w:val="auto"/>
-          <w:kern w:val="0"/>
-          <w:sz w:val="28"/>
-          <w:szCs w:val="28"/>
-          <w:lang w:val="en-US" w:eastAsia="zh-CN" w:bidi="ar-SA"/>
+          <w:sz w:val="28"/>
+          <w:szCs w:val="28"/>
+          <w:lang w:val="en-US"/>
         </w:rPr>
         <w:t>40%~60%</w:t>
       </w:r>
       <w:r>
         <w:rPr>
           <w:rFonts w:ascii="仿宋" w:hAnsi="仿宋" w:cs="仿宋" w:eastAsia="仿宋"/>
-          <w:b w:val="false"/>
-          <w:bCs w:val="false"/>
-          <w:color w:val="auto"/>
-          <w:kern w:val="0"/>
-          <w:sz w:val="28"/>
-          <w:szCs w:val="28"/>
-          <w:lang w:val="en-US" w:eastAsia="zh-CN" w:bidi="ar-SA"/>
+          <w:sz w:val="28"/>
+          <w:szCs w:val="28"/>
+          <w:lang w:val="en-US"/>
         </w:rPr>
         <w:t>，单个</w:t>
       </w:r>
       <w:r>
         <w:rPr>
           <w:rFonts w:eastAsia="仿宋" w:cs="仿宋" w:ascii="仿宋" w:hAnsi="仿宋"/>
-          <w:b w:val="false"/>
-          <w:bCs w:val="false"/>
-          <w:color w:val="auto"/>
-          <w:kern w:val="0"/>
-          <w:sz w:val="28"/>
-          <w:szCs w:val="28"/>
-          <w:lang w:val="en-US" w:eastAsia="zh-CN" w:bidi="ar-SA"/>
+          <w:sz w:val="28"/>
+          <w:szCs w:val="28"/>
+          <w:lang w:val="en-US"/>
         </w:rPr>
         <w:t>SQLite</w:t>
       </w:r>
       <w:r>
         <w:rPr>
           <w:rFonts w:ascii="仿宋" w:hAnsi="仿宋" w:cs="仿宋" w:eastAsia="仿宋"/>
-          <w:b w:val="false"/>
-          <w:bCs w:val="false"/>
-          <w:color w:val="auto"/>
-          <w:kern w:val="0"/>
-          <w:sz w:val="28"/>
-          <w:szCs w:val="28"/>
-          <w:lang w:val="en-US" w:eastAsia="zh-CN" w:bidi="ar-SA"/>
+          <w:sz w:val="28"/>
+          <w:szCs w:val="28"/>
+          <w:lang w:val="en-US"/>
         </w:rPr>
         <w:t>数据库文件仅需数百</w:t>
       </w:r>
       <w:r>
         <w:rPr>
           <w:rFonts w:eastAsia="仿宋" w:cs="仿宋" w:ascii="仿宋" w:hAnsi="仿宋"/>
-          <w:b w:val="false"/>
-          <w:bCs w:val="false"/>
-          <w:color w:val="auto"/>
-          <w:kern w:val="0"/>
-          <w:sz w:val="28"/>
-          <w:szCs w:val="28"/>
-          <w:lang w:val="en-US" w:eastAsia="zh-CN" w:bidi="ar-SA"/>
+          <w:sz w:val="28"/>
+          <w:szCs w:val="28"/>
+          <w:lang w:val="en-US"/>
         </w:rPr>
         <w:t>KB</w:t>
       </w:r>
       <w:r>
         <w:rPr>
           <w:rFonts w:ascii="仿宋" w:hAnsi="仿宋" w:cs="仿宋" w:eastAsia="仿宋"/>
-          <w:b w:val="false"/>
-          <w:bCs w:val="false"/>
-          <w:color w:val="auto"/>
-          <w:kern w:val="0"/>
-          <w:sz w:val="28"/>
-          <w:szCs w:val="28"/>
-          <w:lang w:val="en-US" w:eastAsia="zh-CN" w:bidi="ar-SA"/>
+          <w:sz w:val="28"/>
+          <w:szCs w:val="28"/>
+          <w:lang w:val="en-US"/>
         </w:rPr>
         <w:t>即可启动；通过网格编号直接定位实现</w:t>
       </w:r>
       <w:r>
         <w:rPr>
           <w:rFonts w:eastAsia="仿宋" w:cs="仿宋" w:ascii="仿宋" w:hAnsi="仿宋"/>
-          <w:b w:val="false"/>
-          <w:bCs w:val="false"/>
-          <w:color w:val="auto"/>
-          <w:kern w:val="0"/>
-          <w:sz w:val="28"/>
-          <w:szCs w:val="28"/>
-          <w:lang w:val="en-US" w:eastAsia="zh-CN" w:bidi="ar-SA"/>
+          <w:sz w:val="28"/>
+          <w:szCs w:val="28"/>
+          <w:lang w:val="en-US"/>
         </w:rPr>
         <w:t>O(1)</w:t>
       </w:r>
       <w:r>
         <w:rPr>
           <w:rFonts w:ascii="仿宋" w:hAnsi="仿宋" w:cs="仿宋" w:eastAsia="仿宋"/>
-          <w:b w:val="false"/>
-          <w:bCs w:val="false"/>
-          <w:color w:val="auto"/>
-          <w:kern w:val="0"/>
-          <w:sz w:val="28"/>
-          <w:szCs w:val="28"/>
-          <w:lang w:val="en-US" w:eastAsia="zh-CN" w:bidi="ar-SA"/>
+          <w:sz w:val="28"/>
+          <w:szCs w:val="28"/>
+          <w:lang w:val="en-US"/>
         </w:rPr>
         <w:t>时间复杂度空间查询，配合空间索引进一步加速检索；通过以网格为最小更新单元的增量更新策略，数据更新量减少</w:t>
       </w:r>
       <w:r>
         <w:rPr>
           <w:rFonts w:eastAsia="仿宋" w:cs="仿宋" w:ascii="仿宋" w:hAnsi="仿宋"/>
-          <w:b w:val="false"/>
-          <w:bCs w:val="false"/>
-          <w:color w:val="auto"/>
-          <w:kern w:val="0"/>
-          <w:sz w:val="28"/>
-          <w:szCs w:val="28"/>
-          <w:lang w:val="en-US" w:eastAsia="zh-CN" w:bidi="ar-SA"/>
+          <w:sz w:val="28"/>
+          <w:szCs w:val="28"/>
+          <w:lang w:val="en-US"/>
         </w:rPr>
         <w:t>70%</w:t>
       </w:r>
       <w:r>
         <w:rPr>
           <w:rFonts w:ascii="仿宋" w:hAnsi="仿宋" w:cs="仿宋" w:eastAsia="仿宋"/>
-          <w:b w:val="false"/>
-          <w:bCs w:val="false"/>
-          <w:color w:val="auto"/>
-          <w:kern w:val="0"/>
-          <w:sz w:val="28"/>
-          <w:szCs w:val="28"/>
-          <w:lang w:val="en-US" w:eastAsia="zh-CN" w:bidi="ar-SA"/>
+          <w:sz w:val="28"/>
+          <w:szCs w:val="28"/>
+          <w:lang w:val="en-US"/>
         </w:rPr>
         <w:t>以上，支持北斗短报文、数据口、存储介质等多种传输方式，充分适应北斗三号低带宽通信环境；通过建立网格边界拓扑关系与跨网格邻接记录，有效解决跨区域路径规划复杂的问题。通过采用</w:t>
       </w:r>
       <w:r>
         <w:rPr>
           <w:rFonts w:eastAsia="仿宋" w:cs="仿宋" w:ascii="仿宋" w:hAnsi="仿宋"/>
-          <w:b w:val="false"/>
-          <w:bCs w:val="false"/>
-          <w:color w:val="auto"/>
-          <w:kern w:val="0"/>
-          <w:sz w:val="28"/>
-          <w:szCs w:val="28"/>
-          <w:lang w:val="en-US" w:eastAsia="zh-CN" w:bidi="ar-SA"/>
+          <w:sz w:val="28"/>
+          <w:szCs w:val="28"/>
+          <w:lang w:val="en-US"/>
         </w:rPr>
         <w:t>SQLite</w:t>
       </w:r>
       <w:r>
         <w:rPr>
           <w:rFonts w:ascii="仿宋" w:hAnsi="仿宋" w:cs="仿宋" w:eastAsia="仿宋"/>
-          <w:b w:val="false"/>
-          <w:bCs w:val="false"/>
-          <w:color w:val="auto"/>
-          <w:kern w:val="0"/>
-          <w:sz w:val="28"/>
-          <w:szCs w:val="28"/>
-          <w:lang w:val="en-US" w:eastAsia="zh-CN" w:bidi="ar-SA"/>
+          <w:sz w:val="28"/>
+          <w:szCs w:val="28"/>
+          <w:lang w:val="en-US"/>
         </w:rPr>
         <w:t>数据库替代传统二进制数据块加文件索引的编译方式，大幅降低了导航数据编译工作的技术门槛，使中小型团队也能独立完成导航数据的编译与维护，降低了对专业开发人员的依赖。</w:t>
       </w:r>
@@ -6110,26 +5189,17 @@
         <w:jc w:val="both"/>
         <w:rPr>
           <w:rFonts w:ascii="仿宋" w:hAnsi="仿宋" w:eastAsia="仿宋" w:cs="仿宋"/>
-          <w:b w:val="false"/>
-          <w:b w:val="false"/>
-          <w:bCs w:val="false"/>
-          <w:color w:val="auto"/>
-          <w:kern w:val="0"/>
-          <w:sz w:val="28"/>
-          <w:szCs w:val="28"/>
-          <w:lang w:val="en-US" w:eastAsia="zh-CN" w:bidi="ar-SA"/>
-        </w:rPr>
-      </w:pPr>
-      <w:r>
-        <w:rPr>
-          <w:rFonts w:ascii="仿宋" w:hAnsi="仿宋" w:cs="仿宋" w:eastAsia="仿宋"/>
-          <w:b w:val="false"/>
-          <w:bCs w:val="false"/>
-          <w:color w:val="auto"/>
-          <w:kern w:val="0"/>
-          <w:sz w:val="28"/>
-          <w:szCs w:val="28"/>
-          <w:lang w:val="en-US" w:eastAsia="zh-CN" w:bidi="ar-SA"/>
+          <w:sz w:val="28"/>
+          <w:szCs w:val="28"/>
+          <w:lang w:val="en-US"/>
+        </w:rPr>
+      </w:pPr>
+      <w:r>
+        <w:rPr>
+          <w:rFonts w:ascii="仿宋" w:hAnsi="仿宋" w:cs="仿宋" w:eastAsia="仿宋"/>
+          <w:sz w:val="28"/>
+          <w:szCs w:val="28"/>
+          <w:lang w:val="en-US"/>
         </w:rPr>
         <w:t>综上所述，本发明实现了导航数据的高效存储、快速检索与增量更新，满足北斗三号特种终端设备对离线导航数据的严苛要求。</w:t>
       </w:r>
@@ -6138,29 +5208,18 @@
       <w:pPr>
         <w:pStyle w:val="Normal"/>
         <w:widowControl w:val="false"/>
-        <w:numPr>
-          <w:ilvl w:val="0"/>
-          <w:numId w:val="0"/>
-        </w:numPr>
         <w:tabs>
           <w:tab w:val="clear" w:pos="420"/>
           <w:tab w:val="left" w:pos="1260" w:leader="none"/>
         </w:tabs>
         <w:snapToGrid w:val="false"/>
         <w:spacing w:lineRule="auto" w:line="360"/>
-        <w:ind w:left="0" w:hanging="0"/>
         <w:jc w:val="both"/>
-        <w:rPr>
-          <w:b w:val="false"/>
-          <w:b w:val="false"/>
-          <w:bCs w:val="false"/>
-        </w:rPr>
-      </w:pPr>
-      <w:r>
-        <w:rPr>
-          <w:rFonts w:ascii="仿宋" w:hAnsi="仿宋" w:cs="仿宋" w:eastAsia="仿宋"/>
-          <w:b w:val="false"/>
-          <w:bCs w:val="false"/>
+        <w:rPr/>
+      </w:pPr>
+      <w:r>
+        <w:rPr>
+          <w:rFonts w:ascii="仿宋" w:hAnsi="仿宋" w:cs="仿宋" w:eastAsia="仿宋"/>
           <w:sz w:val="28"/>
           <w:szCs w:val="28"/>
           <w:lang w:val="en-US"/>
@@ -6172,75 +5231,46 @@
       <w:pPr>
         <w:pStyle w:val="Normal"/>
         <w:widowControl w:val="false"/>
-        <w:numPr>
-          <w:ilvl w:val="0"/>
-          <w:numId w:val="0"/>
-        </w:numPr>
         <w:tabs>
           <w:tab w:val="clear" w:pos="420"/>
           <w:tab w:val="left" w:pos="1260" w:leader="none"/>
         </w:tabs>
         <w:snapToGrid w:val="false"/>
         <w:spacing w:lineRule="auto" w:line="360"/>
-        <w:ind w:left="0" w:hanging="0"/>
         <w:jc w:val="both"/>
-        <w:rPr>
-          <w:b w:val="false"/>
-          <w:b w:val="false"/>
-          <w:bCs w:val="false"/>
-        </w:rPr>
-      </w:pPr>
-      <w:r>
-        <w:rPr>
-          <w:b w:val="false"/>
-          <w:bCs w:val="false"/>
-        </w:rPr>
+        <w:rPr/>
+      </w:pPr>
+      <w:r>
+        <w:rPr/>
       </w:r>
     </w:p>
     <w:p>
       <w:pPr>
         <w:pStyle w:val="Normal"/>
         <w:widowControl w:val="false"/>
-        <w:numPr>
-          <w:ilvl w:val="0"/>
-          <w:numId w:val="0"/>
-        </w:numPr>
         <w:tabs>
           <w:tab w:val="clear" w:pos="420"/>
           <w:tab w:val="left" w:pos="1260" w:leader="none"/>
         </w:tabs>
         <w:snapToGrid w:val="false"/>
         <w:spacing w:lineRule="auto" w:line="360"/>
-        <w:ind w:left="0" w:hanging="0"/>
         <w:jc w:val="both"/>
-        <w:rPr>
-          <w:b w:val="false"/>
-          <w:b w:val="false"/>
-          <w:bCs w:val="false"/>
-        </w:rPr>
-      </w:pPr>
-      <w:r>
-        <w:rPr>
-          <w:b w:val="false"/>
-          <w:bCs w:val="false"/>
-        </w:rPr>
+        <w:rPr/>
+      </w:pPr>
+      <w:r>
+        <w:rPr/>
       </w:r>
     </w:p>
     <w:p>
       <w:pPr>
         <w:pStyle w:val="3"/>
         <w:widowControl w:val="false"/>
-        <w:numPr>
-          <w:ilvl w:val="0"/>
-          <w:numId w:val="0"/>
-        </w:numPr>
         <w:tabs>
           <w:tab w:val="clear" w:pos="420"/>
           <w:tab w:val="left" w:pos="1260" w:leader="none"/>
         </w:tabs>
         <w:snapToGrid w:val="false"/>
         <w:spacing w:lineRule="auto" w:line="360" w:before="140" w:after="120"/>
-        <w:ind w:left="0" w:hanging="0"/>
         <w:jc w:val="both"/>
         <w:rPr>
           <w:b w:val="false"/>
@@ -6259,7 +5289,7 @@
       <w:pgNumType w:fmt="decimal"/>
       <w:formProt w:val="false"/>
       <w:textDirection w:val="lrTb"/>
-      <w:docGrid w:type="lines" w:linePitch="312" w:charSpace="8192"/>
+      <w:docGrid w:type="lines" w:linePitch="312" w:charSpace="16384"/>
     </w:sectPr>
   </w:body>
 </w:document>
@@ -6532,7 +5562,7 @@
       </w:pPr>
     </w:pPrDefault>
   </w:docDefaults>
-  <w:latentStyles w:defLockedState="0" w:defUIPriority="99" w:defSemiHidden="0" w:defUnhideWhenUsed="0" w:defQFormat="0" w:count="376">
+  <w:latentStyles w:defLockedState="0" w:defUIPriority="99" w:defSemiHidden="0" w:defUnhideWhenUsed="0" w:defQFormat="0" w:count="371">
     <w:lsdException w:name="Normal" w:uiPriority="0" w:qFormat="1"/>
     <w:lsdException w:name="heading 1" w:uiPriority="9" w:qFormat="1"/>
     <w:lsdException w:name="heading 2" w:uiPriority="9" w:semiHidden="1" w:unhideWhenUsed="1" w:qFormat="1"/>
@@ -6904,11 +5934,6 @@
     <w:lsdException w:name="List Table 5 Dark Accent 6" w:uiPriority="50"/>
     <w:lsdException w:name="List Table 6 Colorful Accent 6" w:uiPriority="51"/>
     <w:lsdException w:name="List Table 7 Colorful Accent 6" w:uiPriority="52"/>
-    <w:lsdException w:name="Mention" w:semiHidden="1" w:unhideWhenUsed="1"/>
-    <w:lsdException w:name="Smart Hyperlink" w:semiHidden="1" w:unhideWhenUsed="1"/>
-    <w:lsdException w:name="Hashtag" w:semiHidden="1" w:unhideWhenUsed="1"/>
-    <w:lsdException w:name="Unresolved Mention" w:semiHidden="1" w:unhideWhenUsed="1"/>
-    <w:lsdException w:name="Smart Link" w:semiHidden="1" w:unhideWhenUsed="1"/>
   </w:latentStyles>
   <w:style w:type="paragraph" w:styleId="Normal" w:default="1">
     <w:name w:val="Normal"/>
@@ -6931,32 +5956,30 @@
   </w:style>
   <w:style w:type="paragraph" w:styleId="3">
     <w:name w:val="Heading 3"/>
-    <w:basedOn w:val="Style20"/>
-    <w:next w:val="Style21"/>
+    <w:basedOn w:val="Style16"/>
+    <w:next w:val="Style17"/>
     <w:qFormat/>
     <w:pPr>
       <w:spacing w:before="140" w:after="120"/>
       <w:outlineLvl w:val="2"/>
     </w:pPr>
     <w:rPr>
-      <w:rFonts w:ascii="Liberation Serif" w:hAnsi="Liberation Serif" w:eastAsia="Noto Serif CJK SC" w:cs="Noto Sans CJK SC"/>
+      <w:rFonts w:ascii="Liberation Serif" w:hAnsi="Liberation Serif" w:eastAsia="Noto Serif CJK SC"/>
       <w:b/>
       <w:bCs/>
-      <w:sz w:val="28"/>
-      <w:szCs w:val="28"/>
     </w:rPr>
   </w:style>
   <w:style w:type="paragraph" w:styleId="4">
     <w:name w:val="Heading 4"/>
-    <w:basedOn w:val="Style20"/>
-    <w:next w:val="Style21"/>
+    <w:basedOn w:val="Style16"/>
+    <w:next w:val="Style17"/>
     <w:qFormat/>
     <w:pPr>
       <w:spacing w:before="120" w:after="120"/>
       <w:outlineLvl w:val="3"/>
     </w:pPr>
     <w:rPr>
-      <w:rFonts w:ascii="Liberation Serif" w:hAnsi="Liberation Serif" w:eastAsia="Noto Serif CJK SC" w:cs="Noto Sans CJK SC"/>
+      <w:rFonts w:ascii="Liberation Serif" w:hAnsi="Liberation Serif" w:eastAsia="Noto Serif CJK SC"/>
       <w:b/>
       <w:bCs/>
       <w:sz w:val="24"/>
@@ -6981,8 +6004,8 @@
       <w:color w:val="808080"/>
     </w:rPr>
   </w:style>
-  <w:style w:type="character" w:styleId="Style12" w:customStyle="1">
-    <w:name w:val="页眉 字符"/>
+  <w:style w:type="character" w:styleId="Char" w:customStyle="1">
+    <w:name w:val="页眉 Char"/>
     <w:basedOn w:val="DefaultParagraphFont"/>
     <w:uiPriority w:val="99"/>
     <w:qFormat/>
@@ -6994,8 +6017,8 @@
       <w:lang w:val="en-AU"/>
     </w:rPr>
   </w:style>
-  <w:style w:type="character" w:styleId="Style13" w:customStyle="1">
-    <w:name w:val="页脚 字符"/>
+  <w:style w:type="character" w:styleId="Char1" w:customStyle="1">
+    <w:name w:val="页脚 Char"/>
     <w:basedOn w:val="DefaultParagraphFont"/>
     <w:uiPriority w:val="99"/>
     <w:qFormat/>
@@ -7020,8 +6043,8 @@
       <w:szCs w:val="21"/>
     </w:rPr>
   </w:style>
-  <w:style w:type="character" w:styleId="Style14" w:customStyle="1">
-    <w:name w:val="批注文字 字符"/>
+  <w:style w:type="character" w:styleId="Char2" w:customStyle="1">
+    <w:name w:val="批注文字 Char"/>
     <w:basedOn w:val="DefaultParagraphFont"/>
     <w:link w:val="Annotationtext"/>
     <w:uiPriority w:val="99"/>
@@ -7032,9 +6055,9 @@
       <w:lang w:val="en-AU"/>
     </w:rPr>
   </w:style>
-  <w:style w:type="character" w:styleId="Style15" w:customStyle="1">
-    <w:name w:val="批注主题 字符"/>
-    <w:basedOn w:val="Style14"/>
+  <w:style w:type="character" w:styleId="Char3" w:customStyle="1">
+    <w:name w:val="批注主题 Char"/>
+    <w:basedOn w:val="Char2"/>
     <w:link w:val="Annotationsubject"/>
     <w:uiPriority w:val="99"/>
     <w:semiHidden/>
@@ -7046,12 +6069,12 @@
       <w:lang w:val="en-AU"/>
     </w:rPr>
   </w:style>
-  <w:style w:type="character" w:styleId="Style16">
+  <w:style w:type="character" w:styleId="Style12" w:customStyle="1">
     <w:name w:val="编号符号"/>
     <w:qFormat/>
     <w:rPr/>
   </w:style>
-  <w:style w:type="character" w:styleId="Style17">
+  <w:style w:type="character" w:styleId="Style13" w:customStyle="1">
     <w:name w:val="特别强调"/>
     <w:qFormat/>
     <w:rPr>
@@ -7059,24 +6082,24 @@
       <w:bCs/>
     </w:rPr>
   </w:style>
-  <w:style w:type="character" w:styleId="Style18">
+  <w:style w:type="character" w:styleId="Style14" w:customStyle="1">
     <w:name w:val="项目符号"/>
     <w:qFormat/>
     <w:rPr>
       <w:rFonts w:ascii="OpenSymbol" w:hAnsi="OpenSymbol" w:eastAsia="OpenSymbol" w:cs="OpenSymbol"/>
     </w:rPr>
   </w:style>
-  <w:style w:type="character" w:styleId="Style19">
+  <w:style w:type="character" w:styleId="Style15" w:customStyle="1">
     <w:name w:val="源文本"/>
     <w:qFormat/>
     <w:rPr>
       <w:rFonts w:ascii="Liberation Mono" w:hAnsi="Liberation Mono" w:eastAsia="Noto Sans Mono CJK SC" w:cs="Liberation Mono"/>
     </w:rPr>
   </w:style>
-  <w:style w:type="paragraph" w:styleId="Style20">
+  <w:style w:type="paragraph" w:styleId="Style16" w:customStyle="1">
     <w:name w:val="标题样式"/>
     <w:basedOn w:val="Normal"/>
-    <w:next w:val="Style21"/>
+    <w:next w:val="Style17"/>
     <w:qFormat/>
     <w:pPr>
       <w:keepNext w:val="true"/>
@@ -7088,7 +6111,7 @@
       <w:szCs w:val="28"/>
     </w:rPr>
   </w:style>
-  <w:style w:type="paragraph" w:styleId="Style21">
+  <w:style w:type="paragraph" w:styleId="Style17">
     <w:name w:val="Body Text"/>
     <w:basedOn w:val="Normal"/>
     <w:pPr>
@@ -7096,15 +6119,15 @@
     </w:pPr>
     <w:rPr/>
   </w:style>
-  <w:style w:type="paragraph" w:styleId="Style22">
+  <w:style w:type="paragraph" w:styleId="Style18">
     <w:name w:val="List"/>
-    <w:basedOn w:val="Style21"/>
+    <w:basedOn w:val="Style17"/>
     <w:pPr/>
     <w:rPr>
       <w:rFonts w:cs="Noto Sans CJK SC"/>
     </w:rPr>
   </w:style>
-  <w:style w:type="paragraph" w:styleId="Style23">
+  <w:style w:type="paragraph" w:styleId="Style19">
     <w:name w:val="Caption"/>
     <w:basedOn w:val="Normal"/>
     <w:qFormat/>
@@ -7120,7 +6143,7 @@
       <w:szCs w:val="24"/>
     </w:rPr>
   </w:style>
-  <w:style w:type="paragraph" w:styleId="Style24">
+  <w:style w:type="paragraph" w:styleId="Style20" w:customStyle="1">
     <w:name w:val="索引"/>
     <w:basedOn w:val="Normal"/>
     <w:qFormat/>
@@ -7131,10 +6154,26 @@
       <w:rFonts w:cs="Noto Sans CJK SC"/>
     </w:rPr>
   </w:style>
+  <w:style w:type="paragraph" w:styleId="Caption">
+    <w:name w:val="caption"/>
+    <w:basedOn w:val="Normal"/>
+    <w:qFormat/>
+    <w:pPr>
+      <w:suppressLineNumbers/>
+      <w:spacing w:before="120" w:after="120"/>
+    </w:pPr>
+    <w:rPr>
+      <w:rFonts w:cs="Noto Sans CJK SC"/>
+      <w:i/>
+      <w:iCs/>
+      <w:sz w:val="24"/>
+      <w:szCs w:val="24"/>
+    </w:rPr>
+  </w:style>
   <w:style w:type="paragraph" w:styleId="Annotationtext">
     <w:name w:val="annotation text"/>
     <w:basedOn w:val="Normal"/>
-    <w:link w:val="Style14"/>
+    <w:link w:val="Char2"/>
     <w:uiPriority w:val="99"/>
     <w:semiHidden/>
     <w:unhideWhenUsed/>
@@ -7142,17 +6181,17 @@
     <w:pPr/>
     <w:rPr/>
   </w:style>
-  <w:style w:type="paragraph" w:styleId="Style25">
+  <w:style w:type="paragraph" w:styleId="Style21" w:customStyle="1">
     <w:name w:val="页眉与页脚"/>
     <w:basedOn w:val="Normal"/>
     <w:qFormat/>
     <w:pPr/>
     <w:rPr/>
   </w:style>
-  <w:style w:type="paragraph" w:styleId="Style26">
+  <w:style w:type="paragraph" w:styleId="Style22">
     <w:name w:val="Footer"/>
     <w:basedOn w:val="Normal"/>
-    <w:link w:val="Style13"/>
+    <w:link w:val="Char1"/>
     <w:uiPriority w:val="99"/>
     <w:unhideWhenUsed/>
     <w:qFormat/>
@@ -7169,10 +6208,10 @@
       <w:szCs w:val="18"/>
     </w:rPr>
   </w:style>
-  <w:style w:type="paragraph" w:styleId="Style27">
+  <w:style w:type="paragraph" w:styleId="Style23">
     <w:name w:val="Header"/>
     <w:basedOn w:val="Normal"/>
-    <w:link w:val="Style12"/>
+    <w:link w:val="Char"/>
     <w:uiPriority w:val="99"/>
     <w:unhideWhenUsed/>
     <w:qFormat/>
@@ -7242,7 +6281,7 @@
     <w:name w:val="annotation subject"/>
     <w:basedOn w:val="Annotationtext"/>
     <w:next w:val="Annotationtext"/>
-    <w:link w:val="Style15"/>
+    <w:link w:val="Char3"/>
     <w:uiPriority w:val="99"/>
     <w:semiHidden/>
     <w:unhideWhenUsed/>
@@ -7254,17 +6293,13 @@
       <w:bCs/>
     </w:rPr>
   </w:style>
-  <w:style w:type="paragraph" w:styleId="Style28">
+  <w:style w:type="paragraph" w:styleId="Style24" w:customStyle="1">
     <w:name w:val="预设定格式的文本"/>
     <w:basedOn w:val="Normal"/>
     <w:qFormat/>
-    <w:pPr>
-      <w:spacing w:before="0" w:after="0"/>
-    </w:pPr>
+    <w:pPr/>
     <w:rPr>
       <w:rFonts w:ascii="Liberation Mono" w:hAnsi="Liberation Mono" w:eastAsia="Noto Sans Mono CJK SC" w:cs="Liberation Mono"/>
-      <w:sz w:val="20"/>
-      <w:szCs w:val="20"/>
     </w:rPr>
   </w:style>
   <w:style w:type="numbering" w:styleId="NoList" w:default="1">
@@ -7274,7 +6309,7 @@
     <w:unhideWhenUsed/>
     <w:qFormat/>
   </w:style>
-  <w:style w:type="table" w:default="1" w:styleId="a1">
+  <w:style w:type="table" w:default="1" w:styleId="a3">
     <w:name w:val="Normal Table"/>
     <w:uiPriority w:val="99"/>
     <w:semiHidden/>
